--- a/apostila/Apostila-4o-periodo-candidato.docx
+++ b/apostila/Apostila-4o-periodo-candidato.docx
@@ -1405,7 +1405,7 @@
       <w:r>
         <w:drawing>
           <wp:inline distT="0" distB="0" distL="0" distR="0">
-            <wp:extent cx="4476750" cy="1228725"/>
+            <wp:extent cx="4476750" cy="1066800"/>
             <wp:effectExtent t="0" r="0" b="0" l="0"/>
             <wp:docPr id="1" name="" descr="" title=""/>
             <wp:cNvGraphicFramePr>
@@ -1430,7 +1430,7 @@
                   <pic:spPr bwMode="auto">
                     <a:xfrm>
                       <a:off x="0" y="0"/>
-                      <a:ext cx="4476750" cy="1228725"/>
+                      <a:ext cx="4476750" cy="1066800"/>
                     </a:xfrm>
                     <a:prstGeom prst="rect">
                       <a:avLst/>
@@ -3278,7 +3278,7 @@
       <w:r>
         <w:drawing>
           <wp:inline distT="0" distB="0" distL="0" distR="0">
-            <wp:extent cx="4476750" cy="2066925"/>
+            <wp:extent cx="4476750" cy="1819275"/>
             <wp:effectExtent t="0" r="0" b="0" l="0"/>
             <wp:docPr id="1" name="" descr="" title=""/>
             <wp:cNvGraphicFramePr>
@@ -3303,7 +3303,7 @@
                   <pic:spPr bwMode="auto">
                     <a:xfrm>
                       <a:off x="0" y="0"/>
-                      <a:ext cx="4476750" cy="2066925"/>
+                      <a:ext cx="4476750" cy="1819275"/>
                     </a:xfrm>
                     <a:prstGeom prst="rect">
                       <a:avLst/>
@@ -5229,7 +5229,7 @@
       <w:r>
         <w:drawing>
           <wp:inline distT="0" distB="0" distL="0" distR="0">
-            <wp:extent cx="4476750" cy="2438400"/>
+            <wp:extent cx="4476750" cy="2047875"/>
             <wp:effectExtent t="0" r="0" b="0" l="0"/>
             <wp:docPr id="1" name="" descr="" title=""/>
             <wp:cNvGraphicFramePr>
@@ -5254,7 +5254,7 @@
                   <pic:spPr bwMode="auto">
                     <a:xfrm>
                       <a:off x="0" y="0"/>
-                      <a:ext cx="4476750" cy="2438400"/>
+                      <a:ext cx="4476750" cy="2047875"/>
                     </a:xfrm>
                     <a:prstGeom prst="rect">
                       <a:avLst/>

--- a/apostila/Apostila-4o-periodo-candidato.docx
+++ b/apostila/Apostila-4o-periodo-candidato.docx
@@ -1405,7 +1405,7 @@
       <w:r>
         <w:drawing>
           <wp:inline distT="0" distB="0" distL="0" distR="0">
-            <wp:extent cx="4476750" cy="1066800"/>
+            <wp:extent cx="5848350" cy="2171700"/>
             <wp:effectExtent t="0" r="0" b="0" l="0"/>
             <wp:docPr id="1" name="" descr="" title=""/>
             <wp:cNvGraphicFramePr>
@@ -1430,7 +1430,7 @@
                   <pic:spPr bwMode="auto">
                     <a:xfrm>
                       <a:off x="0" y="0"/>
-                      <a:ext cx="4476750" cy="1066800"/>
+                      <a:ext cx="5848350" cy="2171700"/>
                     </a:xfrm>
                     <a:prstGeom prst="rect">
                       <a:avLst/>
@@ -3278,7 +3278,7 @@
       <w:r>
         <w:drawing>
           <wp:inline distT="0" distB="0" distL="0" distR="0">
-            <wp:extent cx="4476750" cy="1819275"/>
+            <wp:extent cx="5848350" cy="3714750"/>
             <wp:effectExtent t="0" r="0" b="0" l="0"/>
             <wp:docPr id="1" name="" descr="" title=""/>
             <wp:cNvGraphicFramePr>
@@ -3303,7 +3303,7 @@
                   <pic:spPr bwMode="auto">
                     <a:xfrm>
                       <a:off x="0" y="0"/>
-                      <a:ext cx="4476750" cy="1819275"/>
+                      <a:ext cx="5848350" cy="3714750"/>
                     </a:xfrm>
                     <a:prstGeom prst="rect">
                       <a:avLst/>
@@ -5229,7 +5229,7 @@
       <w:r>
         <w:drawing>
           <wp:inline distT="0" distB="0" distL="0" distR="0">
-            <wp:extent cx="4476750" cy="2047875"/>
+            <wp:extent cx="5848350" cy="4181475"/>
             <wp:effectExtent t="0" r="0" b="0" l="0"/>
             <wp:docPr id="1" name="" descr="" title=""/>
             <wp:cNvGraphicFramePr>
@@ -5254,7 +5254,7 @@
                   <pic:spPr bwMode="auto">
                     <a:xfrm>
                       <a:off x="0" y="0"/>
-                      <a:ext cx="4476750" cy="2047875"/>
+                      <a:ext cx="5848350" cy="4181475"/>
                     </a:xfrm>
                     <a:prstGeom prst="rect">
                       <a:avLst/>

--- a/apostila/Apostila-4o-periodo-candidato.docx
+++ b/apostila/Apostila-4o-periodo-candidato.docx
@@ -11583,7 +11583,7 @@
           <w:sz w:val="17"/>
           <w:szCs w:val="17"/>
         </w:rPr>
-        <w:t xml:space="preserve">MSA · continuação da aula anterior</w:t>
+        <w:t xml:space="preserve">MSA · tópicos 10.1 a 16.3</w:t>
       </w:r>
     </w:p>
     <w:p>
@@ -12034,121 +12034,6 @@
                 <w:szCs w:val="20"/>
               </w:rPr>
               <w:t xml:space="preserve">Escreva, em meia página, o que você leva do MSA para o ensaio que não levava antes. Serve de registro para você e para o instrutor.</w:t>
-            </w:r>
-          </w:p>
-        </w:tc>
-      </w:tr>
-    </w:tbl>
-    <w:p>
-      <w:r>
-        <w:br w:type="page"/>
-      </w:r>
-    </w:p>
-    <w:p>
-      <w:pPr>
-        <w:pStyle w:val="Heading1"/>
-        <w:spacing w:after="50"/>
-      </w:pPr>
-      <w:r>
-        <w:rPr>
-          <w:rFonts w:ascii="Cambria" w:cs="Cambria" w:eastAsia="Cambria" w:hAnsi="Cambria"/>
-          <w:b/>
-          <w:bCs/>
-          <w:color w:val="1F5673"/>
-          <w:sz w:val="30"/>
-          <w:szCs w:val="30"/>
-        </w:rPr>
-        <w:t xml:space="preserve">Aula 16</w:t>
-      </w:r>
-    </w:p>
-    <w:p>
-      <w:pPr>
-        <w:pBdr>
-          <w:bottom w:val="single" w:color="D6DCDA" w:sz="6" w:space="6"/>
-        </w:pBdr>
-        <w:spacing w:after="90"/>
-      </w:pPr>
-      <w:r>
-        <w:rPr>
-          <w:rFonts w:ascii="Cambria" w:cs="Cambria" w:eastAsia="Cambria" w:hAnsi="Cambria"/>
-          <w:color w:val="16212A"/>
-          <w:sz w:val="26"/>
-          <w:szCs w:val="26"/>
-        </w:rPr>
-        <w:t xml:space="preserve">Avaliação do 4º Período</w:t>
-      </w:r>
-    </w:p>
-    <w:p>
-      <w:pPr>
-        <w:spacing w:after="220" w:line="300"/>
-      </w:pPr>
-      <w:r>
-        <w:rPr>
-          <w:rFonts w:ascii="Calibri" w:cs="Calibri" w:eastAsia="Calibri" w:hAnsi="Calibri"/>
-          <w:caps/>
-          <w:color w:val="5C6B75"/>
-          <w:spacing w:val="16"/>
-          <w:sz w:val="17"/>
-          <w:szCs w:val="17"/>
-        </w:rPr>
-        <w:t xml:space="preserve">MSA · tópicos 10.1 a 16.3</w:t>
-      </w:r>
-    </w:p>
-    <w:tbl>
-      <w:tblPr>
-        <w:tblW w:type="dxa" w:w="9350"/>
-        <w:tblBorders>
-          <w:top w:val="single" w:color="D6DCDA" w:sz="2"/>
-          <w:left w:val="single" w:color="1F5673" w:sz="18"/>
-          <w:bottom w:val="single" w:color="D6DCDA" w:sz="2"/>
-          <w:right w:val="single" w:color="D6DCDA" w:sz="2"/>
-          <w:insideH w:val="none" w:color="FFFFFF" w:sz="0"/>
-          <w:insideV w:val="none" w:color="FFFFFF" w:sz="0"/>
-        </w:tblBorders>
-      </w:tblPr>
-      <w:tblGrid>
-        <w:gridCol w:w="9350"/>
-      </w:tblGrid>
-      <w:tr>
-        <w:tc>
-          <w:tcPr>
-            <w:tcW w:type="dxa" w:w="9350"/>
-            <w:shd w:fill="F2F4F3" w:val="clear"/>
-            <w:tcMar>
-              <w:top w:type="dxa" w:w="140"/>
-              <w:left w:type="dxa" w:w="200"/>
-              <w:bottom w:type="dxa" w:w="140"/>
-              <w:right w:type="dxa" w:w="200"/>
-            </w:tcMar>
-          </w:tcPr>
-          <w:p>
-            <w:pPr>
-              <w:spacing w:after="70" w:line="300"/>
-            </w:pPr>
-            <w:r>
-              <w:rPr>
-                <w:rFonts w:ascii="Calibri" w:cs="Calibri" w:eastAsia="Calibri" w:hAnsi="Calibri"/>
-                <w:b/>
-                <w:bCs/>
-                <w:color w:val="16212A"/>
-                <w:sz w:val="21"/>
-                <w:szCs w:val="21"/>
-              </w:rPr>
-              <w:t xml:space="preserve">Conclusão dos exercícios individuais</w:t>
-            </w:r>
-          </w:p>
-          <w:p>
-            <w:pPr>
-              <w:spacing w:after="0" w:line="300"/>
-            </w:pPr>
-            <w:r>
-              <w:rPr>
-                <w:rFonts w:ascii="Calibri" w:cs="Calibri" w:eastAsia="Calibri" w:hAnsi="Calibri"/>
-                <w:color w:val="16212A"/>
-                <w:sz w:val="21"/>
-                <w:szCs w:val="21"/>
-              </w:rPr>
-              <w:t xml:space="preserve">Aula reservada às apresentações pendentes do período. Confira nas páginas anteriores os exercícios de prática ainda sem o visto do instrutor.</w:t>
             </w:r>
           </w:p>
         </w:tc>

--- a/apostila/Apostila-4o-periodo-candidato.docx
+++ b/apostila/Apostila-4o-periodo-candidato.docx
@@ -11469,6 +11469,209 @@
         <w:t xml:space="preserve">Apresentado ao instrutor em ____ / ____ / ______        Visto: ______________</w:t>
       </w:r>
     </w:p>
+    <w:tbl>
+      <w:tblPr>
+        <w:tblW w:type="dxa" w:w="9350"/>
+        <w:tblBorders>
+          <w:top w:val="single" w:color="D6DCDA" w:sz="2"/>
+          <w:left w:val="single" w:color="8A5A2B" w:sz="18"/>
+          <w:bottom w:val="single" w:color="D6DCDA" w:sz="2"/>
+          <w:right w:val="single" w:color="D6DCDA" w:sz="2"/>
+          <w:insideH w:val="none" w:color="FFFFFF" w:sz="0"/>
+          <w:insideV w:val="none" w:color="FFFFFF" w:sz="0"/>
+        </w:tblBorders>
+      </w:tblPr>
+      <w:tblGrid>
+        <w:gridCol w:w="9350"/>
+      </w:tblGrid>
+      <w:tr>
+        <w:tc>
+          <w:tcPr>
+            <w:tcW w:type="dxa" w:w="9350"/>
+            <w:shd w:fill="F7F1E8" w:val="clear"/>
+            <w:tcMar>
+              <w:top w:type="dxa" w:w="140"/>
+              <w:left w:type="dxa" w:w="200"/>
+              <w:bottom w:type="dxa" w:w="140"/>
+              <w:right w:type="dxa" w:w="200"/>
+            </w:tcMar>
+          </w:tcPr>
+          <w:p>
+            <w:pPr>
+              <w:spacing w:after="50" w:line="300"/>
+            </w:pPr>
+            <w:r>
+              <w:rPr>
+                <w:rFonts w:ascii="Cambria" w:cs="Cambria" w:eastAsia="Cambria" w:hAnsi="Cambria"/>
+                <w:b/>
+                <w:bCs/>
+                <w:color w:val="16212A"/>
+                <w:sz w:val="23"/>
+                <w:szCs w:val="23"/>
+              </w:rPr>
+              <w:t xml:space="preserve">O hino da aula</w:t>
+            </w:r>
+          </w:p>
+          <w:p>
+            <w:pPr>
+              <w:spacing w:after="130" w:line="300"/>
+            </w:pPr>
+            <w:r>
+              <w:rPr>
+                <w:rFonts w:ascii="Calibri" w:cs="Calibri" w:eastAsia="Calibri" w:hAnsi="Calibri"/>
+                <w:i/>
+                <w:iCs/>
+                <w:color w:val="5C6B75"/>
+                <w:sz w:val="19"/>
+                <w:szCs w:val="19"/>
+              </w:rPr>
+              <w:t xml:space="preserve">Hinos 135, 367 e 390 — hinos que trazem indicação interpretativa impressa.</w:t>
+            </w:r>
+          </w:p>
+          <w:p>
+            <w:pPr>
+              <w:spacing w:after="35" w:before="70" w:line="300"/>
+            </w:pPr>
+            <w:r>
+              <w:rPr>
+                <w:rFonts w:ascii="Calibri" w:cs="Calibri" w:eastAsia="Calibri" w:hAnsi="Calibri"/>
+                <w:b/>
+                <w:bCs/>
+                <w:color w:val="16212A"/>
+                <w:sz w:val="19"/>
+                <w:szCs w:val="19"/>
+              </w:rPr>
+              <w:t xml:space="preserve">Hino 135 — Fá maior · Majestoso</w:t>
+            </w:r>
+          </w:p>
+          <w:p>
+            <w:pPr>
+              <w:spacing w:after="25" w:line="280"/>
+              <w:ind w:left="200"/>
+            </w:pPr>
+            <w:r>
+              <w:rPr>
+                <w:rFonts w:ascii="Calibri" w:cs="Calibri" w:eastAsia="Calibri" w:hAnsi="Calibri"/>
+                <w:color w:val="16212A"/>
+                <w:sz w:val="19"/>
+                <w:szCs w:val="19"/>
+              </w:rPr>
+              <w:t xml:space="preserve">· O hino 135 traz a indicação “Majestoso”. O que muda na sua execução?</w:t>
+            </w:r>
+          </w:p>
+          <w:p>
+            <w:pPr>
+              <w:pBdr>
+                <w:bottom w:val="dotted" w:color="AFBAC0" w:sz="6" w:space="2"/>
+              </w:pBdr>
+              <w:spacing w:after="0" w:before="200"/>
+              <w:ind w:left="340"/>
+            </w:pPr>
+            <w:r>
+              <w:rPr>
+                <w:sz w:val="20"/>
+                <w:szCs w:val="20"/>
+              </w:rPr>
+              <w:t xml:space="preserve"/>
+            </w:r>
+          </w:p>
+          <w:p>
+            <w:pPr>
+              <w:spacing w:after="35" w:before="70" w:line="300"/>
+            </w:pPr>
+            <w:r>
+              <w:rPr>
+                <w:rFonts w:ascii="Calibri" w:cs="Calibri" w:eastAsia="Calibri" w:hAnsi="Calibri"/>
+                <w:b/>
+                <w:bCs/>
+                <w:color w:val="16212A"/>
+                <w:sz w:val="19"/>
+                <w:szCs w:val="19"/>
+              </w:rPr>
+              <w:t xml:space="preserve">Hino 367 — Ré maior · Majestoso</w:t>
+            </w:r>
+          </w:p>
+          <w:p>
+            <w:pPr>
+              <w:spacing w:after="25" w:line="280"/>
+              <w:ind w:left="200"/>
+            </w:pPr>
+            <w:r>
+              <w:rPr>
+                <w:rFonts w:ascii="Calibri" w:cs="Calibri" w:eastAsia="Calibri" w:hAnsi="Calibri"/>
+                <w:color w:val="16212A"/>
+                <w:sz w:val="19"/>
+                <w:szCs w:val="19"/>
+              </w:rPr>
+              <w:t xml:space="preserve">· O hino 367 traz a indicação “Majestoso”. O que muda na sua execução?</w:t>
+            </w:r>
+          </w:p>
+          <w:p>
+            <w:pPr>
+              <w:pBdr>
+                <w:bottom w:val="dotted" w:color="AFBAC0" w:sz="6" w:space="2"/>
+              </w:pBdr>
+              <w:spacing w:after="0" w:before="200"/>
+              <w:ind w:left="340"/>
+            </w:pPr>
+            <w:r>
+              <w:rPr>
+                <w:sz w:val="20"/>
+                <w:szCs w:val="20"/>
+              </w:rPr>
+              <w:t xml:space="preserve"/>
+            </w:r>
+          </w:p>
+          <w:p>
+            <w:pPr>
+              <w:spacing w:after="35" w:before="70" w:line="300"/>
+            </w:pPr>
+            <w:r>
+              <w:rPr>
+                <w:rFonts w:ascii="Calibri" w:cs="Calibri" w:eastAsia="Calibri" w:hAnsi="Calibri"/>
+                <w:b/>
+                <w:bCs/>
+                <w:color w:val="16212A"/>
+                <w:sz w:val="19"/>
+                <w:szCs w:val="19"/>
+              </w:rPr>
+              <w:t xml:space="preserve">Hino 390 — Dó maior · Majestoso</w:t>
+            </w:r>
+          </w:p>
+          <w:p>
+            <w:pPr>
+              <w:spacing w:after="25" w:line="280"/>
+              <w:ind w:left="200"/>
+            </w:pPr>
+            <w:r>
+              <w:rPr>
+                <w:rFonts w:ascii="Calibri" w:cs="Calibri" w:eastAsia="Calibri" w:hAnsi="Calibri"/>
+                <w:color w:val="16212A"/>
+                <w:sz w:val="19"/>
+                <w:szCs w:val="19"/>
+              </w:rPr>
+              <w:t xml:space="preserve">· O hino 390 traz a indicação “Majestoso”. O que muda na sua execução?</w:t>
+            </w:r>
+          </w:p>
+          <w:p>
+            <w:pPr>
+              <w:pBdr>
+                <w:bottom w:val="dotted" w:color="AFBAC0" w:sz="6" w:space="2"/>
+              </w:pBdr>
+              <w:spacing w:after="0" w:before="200"/>
+              <w:ind w:left="340"/>
+            </w:pPr>
+            <w:r>
+              <w:rPr>
+                <w:sz w:val="20"/>
+                <w:szCs w:val="20"/>
+              </w:rPr>
+              <w:t xml:space="preserve"/>
+            </w:r>
+          </w:p>
+        </w:tc>
+      </w:tr>
+    </w:tbl>
     <w:tbl>
       <w:tblPr>
         <w:tblW w:type="dxa" w:w="9350"/>

--- a/apostila/Apostila-4o-periodo-candidato.docx
+++ b/apostila/Apostila-4o-periodo-candidato.docx
@@ -11525,7 +11525,7 @@
                 <w:sz w:val="19"/>
                 <w:szCs w:val="19"/>
               </w:rPr>
-              <w:t xml:space="preserve">Hinos 135, 367 e 390 — hinos que trazem indicação interpretativa impressa.</w:t>
+              <w:t xml:space="preserve">Hinos 135, 464 e 367 — hinos que trazem indicação interpretativa impressa.</w:t>
             </w:r>
           </w:p>
           <w:p>
@@ -11588,7 +11588,7 @@
                 <w:sz w:val="19"/>
                 <w:szCs w:val="19"/>
               </w:rPr>
-              <w:t xml:space="preserve">Hino 367 — Ré maior · Majestoso</w:t>
+              <w:t xml:space="preserve">Hino 464 — Mi♭ maior · Solene</w:t>
             </w:r>
           </w:p>
           <w:p>
@@ -11603,7 +11603,7 @@
                 <w:sz w:val="19"/>
                 <w:szCs w:val="19"/>
               </w:rPr>
-              <w:t xml:space="preserve">· O hino 367 traz a indicação “Majestoso”. O que muda na sua execução?</w:t>
+              <w:t xml:space="preserve">· O hino 464 traz a indicação “Solene”. O que muda na sua execução?</w:t>
             </w:r>
           </w:p>
           <w:p>
@@ -11635,7 +11635,7 @@
                 <w:sz w:val="19"/>
                 <w:szCs w:val="19"/>
               </w:rPr>
-              <w:t xml:space="preserve">Hino 390 — Dó maior · Majestoso</w:t>
+              <w:t xml:space="preserve">Hino 367 — Ré maior · Majestoso</w:t>
             </w:r>
           </w:p>
           <w:p>
@@ -11650,7 +11650,7 @@
                 <w:sz w:val="19"/>
                 <w:szCs w:val="19"/>
               </w:rPr>
-              <w:t xml:space="preserve">· O hino 390 traz a indicação “Majestoso”. O que muda na sua execução?</w:t>
+              <w:t xml:space="preserve">· O hino 367 traz a indicação “Majestoso”. O que muda na sua execução?</w:t>
             </w:r>
           </w:p>
           <w:p>

--- a/apostila/Apostila-4o-periodo-candidato.docx
+++ b/apostila/Apostila-4o-periodo-candidato.docx
@@ -11525,7 +11525,7 @@
                 <w:sz w:val="19"/>
                 <w:szCs w:val="19"/>
               </w:rPr>
-              <w:t xml:space="preserve">Hinos 135, 464 e 367 — hinos que trazem indicação interpretativa impressa.</w:t>
+              <w:t xml:space="preserve">Hinos 135, 147 e 464 — hinos que trazem indicação interpretativa impressa.</w:t>
             </w:r>
           </w:p>
           <w:p>
@@ -11588,7 +11588,7 @@
                 <w:sz w:val="19"/>
                 <w:szCs w:val="19"/>
               </w:rPr>
-              <w:t xml:space="preserve">Hino 464 — Mi♭ maior · Solene</w:t>
+              <w:t xml:space="preserve">Hino 147 — Lá♭ maior · em 6 · ♩ = 72-88 · Com júbilo</w:t>
             </w:r>
           </w:p>
           <w:p>
@@ -11603,7 +11603,7 @@
                 <w:sz w:val="19"/>
                 <w:szCs w:val="19"/>
               </w:rPr>
-              <w:t xml:space="preserve">· O hino 464 traz a indicação “Solene”. O que muda na sua execução?</w:t>
+              <w:t xml:space="preserve">· O hino 147 traz a indicação “Com júbilo”. O que muda na sua execução?</w:t>
             </w:r>
           </w:p>
           <w:p>
@@ -11635,7 +11635,7 @@
                 <w:sz w:val="19"/>
                 <w:szCs w:val="19"/>
               </w:rPr>
-              <w:t xml:space="preserve">Hino 367 — Ré maior · Majestoso</w:t>
+              <w:t xml:space="preserve">Hino 464 — Mi♭ maior · Solene</w:t>
             </w:r>
           </w:p>
           <w:p>
@@ -11650,7 +11650,7 @@
                 <w:sz w:val="19"/>
                 <w:szCs w:val="19"/>
               </w:rPr>
-              <w:t xml:space="preserve">· O hino 367 traz a indicação “Majestoso”. O que muda na sua execução?</w:t>
+              <w:t xml:space="preserve">· O hino 464 traz a indicação “Solene”. O que muda na sua execução?</w:t>
             </w:r>
           </w:p>
           <w:p>

--- a/apostila/Apostila-4o-periodo-candidato.docx
+++ b/apostila/Apostila-4o-periodo-candidato.docx
@@ -3994,7 +3994,7 @@
                 <w:sz w:val="16"/>
                 <w:szCs w:val="16"/>
               </w:rPr>
-              <w:t xml:space="preserve">No caderno, síncopa e contratempo vêm em duas colunas lado a lado; a leitura automática do PDF separou as colunas pela numeração crescente. Conferir no impresso antes de usar em prova.</w:t>
+              <w:t xml:space="preserve">O caderno fecha a lista com o Coro 2, que não entra aqui por não ter número de hino.</w:t>
             </w:r>
           </w:p>
           <w:p>
@@ -4040,7 +4040,7 @@
                 <w:sz w:val="16"/>
                 <w:szCs w:val="16"/>
               </w:rPr>
-              <w:t xml:space="preserve">Mesma ressalva da lista de síncopa.</w:t>
+              <w:t xml:space="preserve">Seis hinos estão nas duas listas — 208, 236, 255, 381, 410 e 434 —, e isso é do caderno: o mesmo hino traz as duas figuras.</w:t>
             </w:r>
           </w:p>
           <w:p>
@@ -4851,7 +4851,7 @@
                 <w:sz w:val="16"/>
                 <w:szCs w:val="16"/>
               </w:rPr>
-              <w:t xml:space="preserve">No caderno, síncopa e contratempo vêm em duas colunas lado a lado; a leitura automática do PDF separou as colunas pela numeração crescente. Conferir no impresso antes de usar em prova.</w:t>
+              <w:t xml:space="preserve">O caderno fecha a lista com o Coro 2, que não entra aqui por não ter número de hino.</w:t>
             </w:r>
           </w:p>
           <w:p>
@@ -4897,7 +4897,7 @@
                 <w:sz w:val="16"/>
                 <w:szCs w:val="16"/>
               </w:rPr>
-              <w:t xml:space="preserve">Mesma ressalva da lista de síncopa.</w:t>
+              <w:t xml:space="preserve">Seis hinos estão nas duas listas — 208, 236, 255, 381, 410 e 434 —, e isso é do caderno: o mesmo hino traz as duas figuras.</w:t>
             </w:r>
           </w:p>
           <w:p>

--- a/apostila/Apostila-4o-periodo-candidato.docx
+++ b/apostila/Apostila-4o-periodo-candidato.docx
@@ -4166,7 +4166,7 @@
                 <w:sz w:val="19"/>
                 <w:szCs w:val="19"/>
               </w:rPr>
-              <w:t xml:space="preserve">Hino 298 — Mi♭ maior</w:t>
+              <w:t xml:space="preserve">Hino 326 — Fá maior</w:t>
             </w:r>
           </w:p>
           <w:p>
@@ -4181,7 +4181,7 @@
                 <w:sz w:val="19"/>
                 <w:szCs w:val="19"/>
               </w:rPr>
-              <w:t xml:space="preserve">· O hino 298 está na lista do GEM para esta aula. Localize nele o que a aula estudou e mostre onde está.</w:t>
+              <w:t xml:space="preserve">· O hino 326 está na lista do GEM para esta aula. Localize nele o que a aula estudou e mostre onde está.</w:t>
             </w:r>
           </w:p>
           <w:p>
@@ -5023,7 +5023,7 @@
                 <w:sz w:val="19"/>
                 <w:szCs w:val="19"/>
               </w:rPr>
-              <w:t xml:space="preserve">Hino 298 — Mi♭ maior</w:t>
+              <w:t xml:space="preserve">Hino 326 — Fá maior</w:t>
             </w:r>
           </w:p>
           <w:p>
@@ -5038,7 +5038,7 @@
                 <w:sz w:val="19"/>
                 <w:szCs w:val="19"/>
               </w:rPr>
-              <w:t xml:space="preserve">· O hino 298 está na lista do GEM para esta aula. Localize nele o que a aula estudou e mostre onde está.</w:t>
+              <w:t xml:space="preserve">· O hino 326 está na lista do GEM para esta aula. Localize nele o que a aula estudou e mostre onde está.</w:t>
             </w:r>
           </w:p>
           <w:p>
@@ -9067,6 +9067,53 @@
                 <w:sz w:val="19"/>
                 <w:szCs w:val="19"/>
               </w:rPr>
+              <w:t xml:space="preserve">Hino 15 — Si♭ maior · em 4</w:t>
+            </w:r>
+          </w:p>
+          <w:p>
+            <w:pPr>
+              <w:spacing w:after="25" w:line="280"/>
+              <w:ind w:left="200"/>
+            </w:pPr>
+            <w:r>
+              <w:rPr>
+                <w:rFonts w:ascii="Calibri" w:cs="Calibri" w:eastAsia="Calibri" w:hAnsi="Calibri"/>
+                <w:color w:val="16212A"/>
+                <w:sz w:val="19"/>
+                <w:szCs w:val="19"/>
+              </w:rPr>
+              <w:t xml:space="preserve">· O hino 15 está na lista do GEM para esta aula. Localize nele o que a aula estudou e mostre onde está.</w:t>
+            </w:r>
+          </w:p>
+          <w:p>
+            <w:pPr>
+              <w:pBdr>
+                <w:bottom w:val="dotted" w:color="AFBAC0" w:sz="6" w:space="2"/>
+              </w:pBdr>
+              <w:spacing w:after="0" w:before="200"/>
+              <w:ind w:left="340"/>
+            </w:pPr>
+            <w:r>
+              <w:rPr>
+                <w:sz w:val="20"/>
+                <w:szCs w:val="20"/>
+              </w:rPr>
+              <w:t xml:space="preserve"/>
+            </w:r>
+          </w:p>
+          <w:p>
+            <w:pPr>
+              <w:spacing w:after="35" w:before="70" w:line="300"/>
+            </w:pPr>
+            <w:r>
+              <w:rPr>
+                <w:rFonts w:ascii="Calibri" w:cs="Calibri" w:eastAsia="Calibri" w:hAnsi="Calibri"/>
+                <w:b/>
+                <w:bCs/>
+                <w:color w:val="16212A"/>
+                <w:sz w:val="19"/>
+                <w:szCs w:val="19"/>
+              </w:rPr>
               <w:t xml:space="preserve">Hino 157 — Lá♭ maior</w:t>
             </w:r>
           </w:p>
@@ -11525,7 +11572,7 @@
                 <w:sz w:val="19"/>
                 <w:szCs w:val="19"/>
               </w:rPr>
-              <w:t xml:space="preserve">Hinos 135, 147 e 464 — hinos que trazem indicação interpretativa impressa.</w:t>
+              <w:t xml:space="preserve">Hinos 96, 135 e 147 — hinos que trazem indicação interpretativa impressa.</w:t>
             </w:r>
           </w:p>
           <w:p>
@@ -11541,7 +11588,7 @@
                 <w:sz w:val="19"/>
                 <w:szCs w:val="19"/>
               </w:rPr>
-              <w:t xml:space="preserve">Hino 135 — Fá maior · Majestoso</w:t>
+              <w:t xml:space="preserve">Hino 96 — Sol maior · Solene</w:t>
             </w:r>
           </w:p>
           <w:p>
@@ -11556,7 +11603,7 @@
                 <w:sz w:val="19"/>
                 <w:szCs w:val="19"/>
               </w:rPr>
-              <w:t xml:space="preserve">· O hino 135 traz a indicação “Majestoso”. O que muda na sua execução?</w:t>
+              <w:t xml:space="preserve">· O hino 96 traz a indicação “Solene”. O que muda na sua execução?</w:t>
             </w:r>
           </w:p>
           <w:p>
@@ -11588,7 +11635,7 @@
                 <w:sz w:val="19"/>
                 <w:szCs w:val="19"/>
               </w:rPr>
-              <w:t xml:space="preserve">Hino 147 — Lá♭ maior · em 6 · ♩ = 72-88 · Com júbilo</w:t>
+              <w:t xml:space="preserve">Hino 135 — Fá maior · Majestoso</w:t>
             </w:r>
           </w:p>
           <w:p>
@@ -11603,7 +11650,7 @@
                 <w:sz w:val="19"/>
                 <w:szCs w:val="19"/>
               </w:rPr>
-              <w:t xml:space="preserve">· O hino 147 traz a indicação “Com júbilo”. O que muda na sua execução?</w:t>
+              <w:t xml:space="preserve">· O hino 135 traz a indicação “Majestoso”. O que muda na sua execução?</w:t>
             </w:r>
           </w:p>
           <w:p>
@@ -11635,7 +11682,7 @@
                 <w:sz w:val="19"/>
                 <w:szCs w:val="19"/>
               </w:rPr>
-              <w:t xml:space="preserve">Hino 464 — Mi♭ maior · Solene</w:t>
+              <w:t xml:space="preserve">Hino 147 — Lá♭ maior · em 6 · ♩ = 72-88 · Com júbilo</w:t>
             </w:r>
           </w:p>
           <w:p>
@@ -11650,7 +11697,7 @@
                 <w:sz w:val="19"/>
                 <w:szCs w:val="19"/>
               </w:rPr>
-              <w:t xml:space="preserve">· O hino 464 traz a indicação “Solene”. O que muda na sua execução?</w:t>
+              <w:t xml:space="preserve">· O hino 147 traz a indicação “Com júbilo”. O que muda na sua execução?</w:t>
             </w:r>
           </w:p>
           <w:p>

--- a/apostila/Apostila-4o-periodo-candidato.docx
+++ b/apostila/Apostila-4o-periodo-candidato.docx
@@ -6169,6 +6169,37 @@
           </w:p>
           <w:p>
             <w:pPr>
+              <w:spacing w:after="25" w:line="280"/>
+              <w:ind w:left="200"/>
+            </w:pPr>
+            <w:r>
+              <w:rPr>
+                <w:rFonts w:ascii="Calibri" w:cs="Calibri" w:eastAsia="Calibri" w:hAnsi="Calibri"/>
+                <w:color w:val="16212A"/>
+                <w:sz w:val="19"/>
+                <w:szCs w:val="19"/>
+              </w:rPr>
+              <w:t xml:space="preserve">· Violino: com que arco começa o hino 2, segundo a arcada impressa? Por que esse arco?</w:t>
+            </w:r>
+          </w:p>
+          <w:p>
+            <w:pPr>
+              <w:pBdr>
+                <w:bottom w:val="dotted" w:color="AFBAC0" w:sz="6" w:space="2"/>
+              </w:pBdr>
+              <w:spacing w:after="0" w:before="200"/>
+              <w:ind w:left="340"/>
+            </w:pPr>
+            <w:r>
+              <w:rPr>
+                <w:sz w:val="20"/>
+                <w:szCs w:val="20"/>
+              </w:rPr>
+              <w:t xml:space="preserve"/>
+            </w:r>
+          </w:p>
+          <w:p>
+            <w:pPr>
               <w:spacing w:after="35" w:before="70" w:line="300"/>
             </w:pPr>
             <w:r>
@@ -6247,6 +6278,37 @@
           </w:p>
           <w:p>
             <w:pPr>
+              <w:spacing w:after="25" w:line="280"/>
+              <w:ind w:left="200"/>
+            </w:pPr>
+            <w:r>
+              <w:rPr>
+                <w:rFonts w:ascii="Calibri" w:cs="Calibri" w:eastAsia="Calibri" w:hAnsi="Calibri"/>
+                <w:color w:val="16212A"/>
+                <w:sz w:val="19"/>
+                <w:szCs w:val="19"/>
+              </w:rPr>
+              <w:t xml:space="preserve">· Violino: com que arco começa o hino 1, segundo a arcada impressa? Por que esse arco?</w:t>
+            </w:r>
+          </w:p>
+          <w:p>
+            <w:pPr>
+              <w:pBdr>
+                <w:bottom w:val="dotted" w:color="AFBAC0" w:sz="6" w:space="2"/>
+              </w:pBdr>
+              <w:spacing w:after="0" w:before="200"/>
+              <w:ind w:left="340"/>
+            </w:pPr>
+            <w:r>
+              <w:rPr>
+                <w:sz w:val="20"/>
+                <w:szCs w:val="20"/>
+              </w:rPr>
+              <w:t xml:space="preserve"/>
+            </w:r>
+          </w:p>
+          <w:p>
+            <w:pPr>
               <w:spacing w:after="35" w:before="70" w:line="300"/>
             </w:pPr>
             <w:r>
@@ -6305,6 +6367,37 @@
                 <w:szCs w:val="19"/>
               </w:rPr>
               <w:t xml:space="preserve">· Toque os dois primeiros compassos do hino 262 marcando os tempos. Em que tempo você entrou?</w:t>
+            </w:r>
+          </w:p>
+          <w:p>
+            <w:pPr>
+              <w:pBdr>
+                <w:bottom w:val="dotted" w:color="AFBAC0" w:sz="6" w:space="2"/>
+              </w:pBdr>
+              <w:spacing w:after="0" w:before="200"/>
+              <w:ind w:left="340"/>
+            </w:pPr>
+            <w:r>
+              <w:rPr>
+                <w:sz w:val="20"/>
+                <w:szCs w:val="20"/>
+              </w:rPr>
+              <w:t xml:space="preserve"/>
+            </w:r>
+          </w:p>
+          <w:p>
+            <w:pPr>
+              <w:spacing w:after="25" w:line="280"/>
+              <w:ind w:left="200"/>
+            </w:pPr>
+            <w:r>
+              <w:rPr>
+                <w:rFonts w:ascii="Calibri" w:cs="Calibri" w:eastAsia="Calibri" w:hAnsi="Calibri"/>
+                <w:color w:val="16212A"/>
+                <w:sz w:val="19"/>
+                <w:szCs w:val="19"/>
+              </w:rPr>
+              <w:t xml:space="preserve">· Violino: com que arco começa o hino 262, segundo a arcada impressa? Por que esse arco?</w:t>
             </w:r>
           </w:p>
           <w:p>
@@ -7127,6 +7220,37 @@
           </w:p>
           <w:p>
             <w:pPr>
+              <w:spacing w:after="25" w:line="280"/>
+              <w:ind w:left="200"/>
+            </w:pPr>
+            <w:r>
+              <w:rPr>
+                <w:rFonts w:ascii="Calibri" w:cs="Calibri" w:eastAsia="Calibri" w:hAnsi="Calibri"/>
+                <w:color w:val="16212A"/>
+                <w:sz w:val="19"/>
+                <w:szCs w:val="19"/>
+              </w:rPr>
+              <w:t xml:space="preserve">· Violino: com que arco começa o hino 227, segundo a arcada impressa? Por que esse arco?</w:t>
+            </w:r>
+          </w:p>
+          <w:p>
+            <w:pPr>
+              <w:pBdr>
+                <w:bottom w:val="dotted" w:color="AFBAC0" w:sz="6" w:space="2"/>
+              </w:pBdr>
+              <w:spacing w:after="0" w:before="200"/>
+              <w:ind w:left="340"/>
+            </w:pPr>
+            <w:r>
+              <w:rPr>
+                <w:sz w:val="20"/>
+                <w:szCs w:val="20"/>
+              </w:rPr>
+              <w:t xml:space="preserve"/>
+            </w:r>
+          </w:p>
+          <w:p>
+            <w:pPr>
               <w:spacing w:after="35" w:before="70" w:line="300"/>
             </w:pPr>
             <w:r>
@@ -7205,6 +7329,37 @@
           </w:p>
           <w:p>
             <w:pPr>
+              <w:spacing w:after="25" w:line="280"/>
+              <w:ind w:left="200"/>
+            </w:pPr>
+            <w:r>
+              <w:rPr>
+                <w:rFonts w:ascii="Calibri" w:cs="Calibri" w:eastAsia="Calibri" w:hAnsi="Calibri"/>
+                <w:color w:val="16212A"/>
+                <w:sz w:val="19"/>
+                <w:szCs w:val="19"/>
+              </w:rPr>
+              <w:t xml:space="preserve">· Violino: com que arco começa o hino 377, segundo a arcada impressa? Por que esse arco?</w:t>
+            </w:r>
+          </w:p>
+          <w:p>
+            <w:pPr>
+              <w:pBdr>
+                <w:bottom w:val="dotted" w:color="AFBAC0" w:sz="6" w:space="2"/>
+              </w:pBdr>
+              <w:spacing w:after="0" w:before="200"/>
+              <w:ind w:left="340"/>
+            </w:pPr>
+            <w:r>
+              <w:rPr>
+                <w:sz w:val="20"/>
+                <w:szCs w:val="20"/>
+              </w:rPr>
+              <w:t xml:space="preserve"/>
+            </w:r>
+          </w:p>
+          <w:p>
+            <w:pPr>
               <w:spacing w:after="35" w:before="70" w:line="300"/>
             </w:pPr>
             <w:r>
@@ -7263,6 +7418,37 @@
                 <w:szCs w:val="19"/>
               </w:rPr>
               <w:t xml:space="preserve">· Entre no hino 9 sem que ninguém conte antes. O que é preciso sentir para acertar a entrada?</w:t>
+            </w:r>
+          </w:p>
+          <w:p>
+            <w:pPr>
+              <w:pBdr>
+                <w:bottom w:val="dotted" w:color="AFBAC0" w:sz="6" w:space="2"/>
+              </w:pBdr>
+              <w:spacing w:after="0" w:before="200"/>
+              <w:ind w:left="340"/>
+            </w:pPr>
+            <w:r>
+              <w:rPr>
+                <w:sz w:val="20"/>
+                <w:szCs w:val="20"/>
+              </w:rPr>
+              <w:t xml:space="preserve"/>
+            </w:r>
+          </w:p>
+          <w:p>
+            <w:pPr>
+              <w:spacing w:after="25" w:line="280"/>
+              <w:ind w:left="200"/>
+            </w:pPr>
+            <w:r>
+              <w:rPr>
+                <w:rFonts w:ascii="Calibri" w:cs="Calibri" w:eastAsia="Calibri" w:hAnsi="Calibri"/>
+                <w:color w:val="16212A"/>
+                <w:sz w:val="19"/>
+                <w:szCs w:val="19"/>
+              </w:rPr>
+              <w:t xml:space="preserve">· Violino: com que arco começa o hino 9, segundo a arcada impressa? Por que esse arco?</w:t>
             </w:r>
           </w:p>
           <w:p>

--- a/apostila/Apostila-4o-periodo-candidato.docx
+++ b/apostila/Apostila-4o-periodo-candidato.docx
@@ -1302,6 +1302,777 @@
       <w:r>
         <w:br w:type="page"/>
       </w:r>
+    </w:p>
+    <w:p>
+      <w:r>
+        <w:br w:type="page"/>
+      </w:r>
+    </w:p>
+    <w:p>
+      <w:pPr>
+        <w:spacing w:after="60" w:line="300"/>
+      </w:pPr>
+      <w:r>
+        <w:rPr>
+          <w:rFonts w:ascii="Calibri" w:cs="Calibri" w:eastAsia="Calibri" w:hAnsi="Calibri"/>
+          <w:caps/>
+          <w:color w:val="5C6B75"/>
+          <w:spacing w:val="16"/>
+          <w:sz w:val="16"/>
+          <w:szCs w:val="16"/>
+        </w:rPr>
+        <w:t xml:space="preserve">Fim da fase 10 · análise de hinos</w:t>
+      </w:r>
+    </w:p>
+    <w:p>
+      <w:pPr>
+        <w:spacing w:after="100"/>
+      </w:pPr>
+      <w:r>
+        <w:rPr>
+          <w:rFonts w:ascii="Cambria" w:cs="Cambria" w:eastAsia="Cambria" w:hAnsi="Cambria"/>
+          <w:b/>
+          <w:bCs/>
+          <w:color w:val="4A6B3F"/>
+          <w:sz w:val="32"/>
+          <w:szCs w:val="32"/>
+        </w:rPr>
+        <w:t xml:space="preserve">Com o hinário em mãos</w:t>
+      </w:r>
+    </w:p>
+    <w:p>
+      <w:pPr>
+        <w:spacing w:after="160" w:line="300"/>
+      </w:pPr>
+      <w:r>
+        <w:rPr>
+          <w:rFonts w:ascii="Calibri" w:cs="Calibri" w:eastAsia="Calibri" w:hAnsi="Calibri"/>
+          <w:color w:val="3F4C55"/>
+          <w:sz w:val="19"/>
+          <w:szCs w:val="19"/>
+        </w:rPr>
+        <w:t xml:space="preserve">Fase 10 — dinâmica. As perguntas cobrem só o que foi estudado até aqui: as marcadas “novo” são desta fase; as outras revisam as anteriores.</w:t>
+      </w:r>
+    </w:p>
+    <w:tbl>
+      <w:tblPr>
+        <w:tblW w:type="dxa" w:w="9350"/>
+        <w:tblBorders>
+          <w:top w:val="single" w:color="D6DCDA" w:sz="2"/>
+          <w:left w:val="single" w:color="4A6B3F" w:sz="18"/>
+          <w:bottom w:val="single" w:color="D6DCDA" w:sz="2"/>
+          <w:right w:val="single" w:color="D6DCDA" w:sz="2"/>
+          <w:insideH w:val="none" w:color="FFFFFF" w:sz="0"/>
+          <w:insideV w:val="none" w:color="FFFFFF" w:sz="0"/>
+        </w:tblBorders>
+      </w:tblPr>
+      <w:tblGrid>
+        <w:gridCol w:w="9350"/>
+      </w:tblGrid>
+      <w:tr>
+        <w:tc>
+          <w:tcPr>
+            <w:tcW w:type="dxa" w:w="9350"/>
+            <w:shd w:fill="F4F7F2" w:val="clear"/>
+            <w:tcMar>
+              <w:top w:type="dxa" w:w="140"/>
+              <w:left w:type="dxa" w:w="200"/>
+              <w:bottom w:type="dxa" w:w="140"/>
+              <w:right w:type="dxa" w:w="200"/>
+            </w:tcMar>
+          </w:tcPr>
+          <w:p>
+            <w:pPr>
+              <w:spacing w:after="80"/>
+            </w:pPr>
+            <w:r>
+              <w:rPr>
+                <w:rFonts w:ascii="Cambria" w:cs="Cambria" w:eastAsia="Cambria" w:hAnsi="Cambria"/>
+                <w:b/>
+                <w:bCs/>
+                <w:color w:val="16212A"/>
+                <w:sz w:val="23"/>
+                <w:szCs w:val="23"/>
+              </w:rPr>
+              <w:t xml:space="preserve">Hino 103  </w:t>
+            </w:r>
+            <w:r>
+              <w:rPr>
+                <w:rFonts w:ascii="Cambria" w:cs="Cambria" w:eastAsia="Cambria" w:hAnsi="Cambria"/>
+                <w:i/>
+                <w:iCs/>
+                <w:color w:val="5C6B75"/>
+                <w:sz w:val="18"/>
+                <w:szCs w:val="18"/>
+              </w:rPr>
+              <w:t xml:space="preserve">Dó maior · 4/4 · em 2 · ♩ = 72-88</w:t>
+            </w:r>
+          </w:p>
+          <w:p>
+            <w:pPr>
+              <w:spacing w:after="20" w:before="60"/>
+            </w:pPr>
+            <w:r>
+              <w:rPr>
+                <w:rFonts w:ascii="Calibri" w:cs="Calibri" w:eastAsia="Calibri" w:hAnsi="Calibri"/>
+                <w:b/>
+                <w:bCs/>
+                <w:color w:val="16212A"/>
+                <w:sz w:val="19"/>
+                <w:szCs w:val="19"/>
+              </w:rPr>
+              <w:t xml:space="preserve">1. </w:t>
+            </w:r>
+            <w:r>
+              <w:rPr>
+                <w:rFonts w:ascii="Calibri" w:cs="Calibri" w:eastAsia="Calibri" w:hAnsi="Calibri"/>
+                <w:b/>
+                <w:bCs/>
+                <w:color w:val="4A6B3F"/>
+                <w:sz w:val="14"/>
+                <w:szCs w:val="14"/>
+              </w:rPr>
+              <w:t xml:space="preserve">NOVO  </w:t>
+            </w:r>
+            <w:r>
+              <w:rPr>
+                <w:rFonts w:ascii="Calibri" w:cs="Calibri" w:eastAsia="Calibri" w:hAnsi="Calibri"/>
+                <w:color w:val="16212A"/>
+                <w:sz w:val="19"/>
+                <w:szCs w:val="19"/>
+              </w:rPr>
+              <w:t xml:space="preserve">No hino 103, nas retomadas depois da respiração, o som volta forte ou fraco?</w:t>
+            </w:r>
+          </w:p>
+          <w:p>
+            <w:pPr>
+              <w:pBdr>
+                <w:bottom w:val="dotted" w:color="AFBAC0" w:sz="6" w:space="2"/>
+              </w:pBdr>
+              <w:spacing w:after="0" w:before="200"/>
+              <w:ind w:left="340"/>
+            </w:pPr>
+            <w:r>
+              <w:rPr>
+                <w:sz w:val="20"/>
+                <w:szCs w:val="20"/>
+              </w:rPr>
+              <w:t xml:space="preserve"/>
+            </w:r>
+          </w:p>
+          <w:p>
+            <w:pPr>
+              <w:spacing w:after="20" w:before="60"/>
+            </w:pPr>
+            <w:r>
+              <w:rPr>
+                <w:rFonts w:ascii="Calibri" w:cs="Calibri" w:eastAsia="Calibri" w:hAnsi="Calibri"/>
+                <w:b/>
+                <w:bCs/>
+                <w:color w:val="16212A"/>
+                <w:sz w:val="19"/>
+                <w:szCs w:val="19"/>
+              </w:rPr>
+              <w:t xml:space="preserve">2. </w:t>
+            </w:r>
+            <w:r>
+              <w:rPr>
+                <w:rFonts w:ascii="Calibri" w:cs="Calibri" w:eastAsia="Calibri" w:hAnsi="Calibri"/>
+                <w:color w:val="16212A"/>
+                <w:sz w:val="19"/>
+                <w:szCs w:val="19"/>
+              </w:rPr>
+              <w:t xml:space="preserve">O hino 103 tem barras de repetição (ritornelo)?</w:t>
+            </w:r>
+          </w:p>
+          <w:p>
+            <w:pPr>
+              <w:pBdr>
+                <w:bottom w:val="dotted" w:color="AFBAC0" w:sz="6" w:space="2"/>
+              </w:pBdr>
+              <w:spacing w:after="0" w:before="200"/>
+              <w:ind w:left="340"/>
+            </w:pPr>
+            <w:r>
+              <w:rPr>
+                <w:sz w:val="20"/>
+                <w:szCs w:val="20"/>
+              </w:rPr>
+              <w:t xml:space="preserve"/>
+            </w:r>
+          </w:p>
+          <w:p>
+            <w:pPr>
+              <w:spacing w:after="20" w:before="60"/>
+            </w:pPr>
+            <w:r>
+              <w:rPr>
+                <w:rFonts w:ascii="Calibri" w:cs="Calibri" w:eastAsia="Calibri" w:hAnsi="Calibri"/>
+                <w:b/>
+                <w:bCs/>
+                <w:color w:val="16212A"/>
+                <w:sz w:val="19"/>
+                <w:szCs w:val="19"/>
+              </w:rPr>
+              <w:t xml:space="preserve">3. </w:t>
+            </w:r>
+            <w:r>
+              <w:rPr>
+                <w:rFonts w:ascii="Calibri" w:cs="Calibri" w:eastAsia="Calibri" w:hAnsi="Calibri"/>
+                <w:color w:val="16212A"/>
+                <w:sz w:val="19"/>
+                <w:szCs w:val="19"/>
+              </w:rPr>
+              <w:t xml:space="preserve">Qual é a relativa menor da tonalidade do hino 103?</w:t>
+            </w:r>
+          </w:p>
+          <w:p>
+            <w:pPr>
+              <w:pBdr>
+                <w:bottom w:val="dotted" w:color="AFBAC0" w:sz="6" w:space="2"/>
+              </w:pBdr>
+              <w:spacing w:after="0" w:before="200"/>
+              <w:ind w:left="340"/>
+            </w:pPr>
+            <w:r>
+              <w:rPr>
+                <w:sz w:val="20"/>
+                <w:szCs w:val="20"/>
+              </w:rPr>
+              <w:t xml:space="preserve"/>
+            </w:r>
+          </w:p>
+          <w:p>
+            <w:pPr>
+              <w:spacing w:after="20" w:before="60"/>
+            </w:pPr>
+            <w:r>
+              <w:rPr>
+                <w:rFonts w:ascii="Calibri" w:cs="Calibri" w:eastAsia="Calibri" w:hAnsi="Calibri"/>
+                <w:b/>
+                <w:bCs/>
+                <w:color w:val="16212A"/>
+                <w:sz w:val="19"/>
+                <w:szCs w:val="19"/>
+              </w:rPr>
+              <w:t xml:space="preserve">4. </w:t>
+            </w:r>
+            <w:r>
+              <w:rPr>
+                <w:rFonts w:ascii="Calibri" w:cs="Calibri" w:eastAsia="Calibri" w:hAnsi="Calibri"/>
+                <w:color w:val="16212A"/>
+                <w:sz w:val="19"/>
+                <w:szCs w:val="19"/>
+              </w:rPr>
+              <w:t xml:space="preserve">Quais são os acidentes fixos (a armadura) do hino 103, em ordem?</w:t>
+            </w:r>
+          </w:p>
+          <w:p>
+            <w:pPr>
+              <w:pBdr>
+                <w:bottom w:val="dotted" w:color="AFBAC0" w:sz="6" w:space="2"/>
+              </w:pBdr>
+              <w:spacing w:after="0" w:before="200"/>
+              <w:ind w:left="340"/>
+            </w:pPr>
+            <w:r>
+              <w:rPr>
+                <w:sz w:val="20"/>
+                <w:szCs w:val="20"/>
+              </w:rPr>
+              <w:t xml:space="preserve"/>
+            </w:r>
+          </w:p>
+          <w:p>
+            <w:pPr>
+              <w:spacing w:after="20" w:before="60"/>
+            </w:pPr>
+            <w:r>
+              <w:rPr>
+                <w:rFonts w:ascii="Calibri" w:cs="Calibri" w:eastAsia="Calibri" w:hAnsi="Calibri"/>
+                <w:b/>
+                <w:bCs/>
+                <w:color w:val="16212A"/>
+                <w:sz w:val="19"/>
+                <w:szCs w:val="19"/>
+              </w:rPr>
+              <w:t xml:space="preserve">5. </w:t>
+            </w:r>
+            <w:r>
+              <w:rPr>
+                <w:rFonts w:ascii="Calibri" w:cs="Calibri" w:eastAsia="Calibri" w:hAnsi="Calibri"/>
+                <w:color w:val="16212A"/>
+                <w:sz w:val="19"/>
+                <w:szCs w:val="19"/>
+              </w:rPr>
+              <w:t xml:space="preserve">Toque a escala maior na tonalidade do hino 103.</w:t>
+            </w:r>
+          </w:p>
+          <w:p>
+            <w:pPr>
+              <w:pBdr>
+                <w:bottom w:val="dotted" w:color="AFBAC0" w:sz="6" w:space="2"/>
+              </w:pBdr>
+              <w:spacing w:after="0" w:before="200"/>
+              <w:ind w:left="340"/>
+            </w:pPr>
+            <w:r>
+              <w:rPr>
+                <w:sz w:val="20"/>
+                <w:szCs w:val="20"/>
+              </w:rPr>
+              <w:t xml:space="preserve"/>
+            </w:r>
+          </w:p>
+          <w:p>
+            <w:pPr>
+              <w:spacing w:after="20" w:before="60"/>
+            </w:pPr>
+            <w:r>
+              <w:rPr>
+                <w:rFonts w:ascii="Calibri" w:cs="Calibri" w:eastAsia="Calibri" w:hAnsi="Calibri"/>
+                <w:b/>
+                <w:bCs/>
+                <w:color w:val="16212A"/>
+                <w:sz w:val="19"/>
+                <w:szCs w:val="19"/>
+              </w:rPr>
+              <w:t xml:space="preserve">6. </w:t>
+            </w:r>
+            <w:r>
+              <w:rPr>
+                <w:rFonts w:ascii="Calibri" w:cs="Calibri" w:eastAsia="Calibri" w:hAnsi="Calibri"/>
+                <w:color w:val="16212A"/>
+                <w:sz w:val="19"/>
+                <w:szCs w:val="19"/>
+              </w:rPr>
+              <w:t xml:space="preserve">O hino 103 tem fermata? Se tiver, como ela se executa?</w:t>
+            </w:r>
+          </w:p>
+          <w:p>
+            <w:pPr>
+              <w:pBdr>
+                <w:bottom w:val="dotted" w:color="AFBAC0" w:sz="6" w:space="2"/>
+              </w:pBdr>
+              <w:spacing w:after="0" w:before="200"/>
+              <w:ind w:left="340"/>
+            </w:pPr>
+            <w:r>
+              <w:rPr>
+                <w:sz w:val="20"/>
+                <w:szCs w:val="20"/>
+              </w:rPr>
+              <w:t xml:space="preserve"/>
+            </w:r>
+          </w:p>
+          <w:p>
+            <w:pPr>
+              <w:spacing w:after="20" w:before="60"/>
+            </w:pPr>
+            <w:r>
+              <w:rPr>
+                <w:rFonts w:ascii="Calibri" w:cs="Calibri" w:eastAsia="Calibri" w:hAnsi="Calibri"/>
+                <w:b/>
+                <w:bCs/>
+                <w:color w:val="16212A"/>
+                <w:sz w:val="19"/>
+                <w:szCs w:val="19"/>
+              </w:rPr>
+              <w:t xml:space="preserve">7. </w:t>
+            </w:r>
+            <w:r>
+              <w:rPr>
+                <w:rFonts w:ascii="Calibri" w:cs="Calibri" w:eastAsia="Calibri" w:hAnsi="Calibri"/>
+                <w:color w:val="16212A"/>
+                <w:sz w:val="19"/>
+                <w:szCs w:val="19"/>
+              </w:rPr>
+              <w:t xml:space="preserve">O hino 103 tem nota pontuada? Se tiver, mostre uma.</w:t>
+            </w:r>
+          </w:p>
+          <w:p>
+            <w:pPr>
+              <w:pBdr>
+                <w:bottom w:val="dotted" w:color="AFBAC0" w:sz="6" w:space="2"/>
+              </w:pBdr>
+              <w:spacing w:after="0" w:before="200"/>
+              <w:ind w:left="340"/>
+            </w:pPr>
+            <w:r>
+              <w:rPr>
+                <w:sz w:val="20"/>
+                <w:szCs w:val="20"/>
+              </w:rPr>
+              <w:t xml:space="preserve"/>
+            </w:r>
+          </w:p>
+        </w:tc>
+      </w:tr>
+    </w:tbl>
+    <w:p>
+      <w:pPr>
+        <w:spacing w:after="160"/>
+      </w:pPr>
+    </w:p>
+    <w:tbl>
+      <w:tblPr>
+        <w:tblW w:type="dxa" w:w="9350"/>
+        <w:tblBorders>
+          <w:top w:val="single" w:color="D6DCDA" w:sz="2"/>
+          <w:left w:val="single" w:color="4A6B3F" w:sz="18"/>
+          <w:bottom w:val="single" w:color="D6DCDA" w:sz="2"/>
+          <w:right w:val="single" w:color="D6DCDA" w:sz="2"/>
+          <w:insideH w:val="none" w:color="FFFFFF" w:sz="0"/>
+          <w:insideV w:val="none" w:color="FFFFFF" w:sz="0"/>
+        </w:tblBorders>
+      </w:tblPr>
+      <w:tblGrid>
+        <w:gridCol w:w="9350"/>
+      </w:tblGrid>
+      <w:tr>
+        <w:tc>
+          <w:tcPr>
+            <w:tcW w:type="dxa" w:w="9350"/>
+            <w:shd w:fill="F4F7F2" w:val="clear"/>
+            <w:tcMar>
+              <w:top w:type="dxa" w:w="140"/>
+              <w:left w:type="dxa" w:w="200"/>
+              <w:bottom w:type="dxa" w:w="140"/>
+              <w:right w:type="dxa" w:w="200"/>
+            </w:tcMar>
+          </w:tcPr>
+          <w:p>
+            <w:pPr>
+              <w:spacing w:after="80"/>
+            </w:pPr>
+            <w:r>
+              <w:rPr>
+                <w:rFonts w:ascii="Cambria" w:cs="Cambria" w:eastAsia="Cambria" w:hAnsi="Cambria"/>
+                <w:b/>
+                <w:bCs/>
+                <w:color w:val="16212A"/>
+                <w:sz w:val="23"/>
+                <w:szCs w:val="23"/>
+              </w:rPr>
+              <w:t xml:space="preserve">Hino 451  </w:t>
+            </w:r>
+            <w:r>
+              <w:rPr>
+                <w:rFonts w:ascii="Cambria" w:cs="Cambria" w:eastAsia="Cambria" w:hAnsi="Cambria"/>
+                <w:i/>
+                <w:iCs/>
+                <w:color w:val="5C6B75"/>
+                <w:sz w:val="18"/>
+                <w:szCs w:val="18"/>
+              </w:rPr>
+              <w:t xml:space="preserve">Si♭ maior · 6/8 · em 6 · ♩ = 104-132</w:t>
+            </w:r>
+          </w:p>
+          <w:p>
+            <w:pPr>
+              <w:spacing w:after="20" w:before="60"/>
+            </w:pPr>
+            <w:r>
+              <w:rPr>
+                <w:rFonts w:ascii="Calibri" w:cs="Calibri" w:eastAsia="Calibri" w:hAnsi="Calibri"/>
+                <w:b/>
+                <w:bCs/>
+                <w:color w:val="16212A"/>
+                <w:sz w:val="19"/>
+                <w:szCs w:val="19"/>
+              </w:rPr>
+              <w:t xml:space="preserve">1. </w:t>
+            </w:r>
+            <w:r>
+              <w:rPr>
+                <w:rFonts w:ascii="Calibri" w:cs="Calibri" w:eastAsia="Calibri" w:hAnsi="Calibri"/>
+                <w:b/>
+                <w:bCs/>
+                <w:color w:val="4A6B3F"/>
+                <w:sz w:val="14"/>
+                <w:szCs w:val="14"/>
+              </w:rPr>
+              <w:t xml:space="preserve">NOVO  </w:t>
+            </w:r>
+            <w:r>
+              <w:rPr>
+                <w:rFonts w:ascii="Calibri" w:cs="Calibri" w:eastAsia="Calibri" w:hAnsi="Calibri"/>
+                <w:color w:val="16212A"/>
+                <w:sz w:val="19"/>
+                <w:szCs w:val="19"/>
+              </w:rPr>
+              <w:t xml:space="preserve">No hino 451, nas retomadas depois da respiração, o som volta forte ou fraco?</w:t>
+            </w:r>
+          </w:p>
+          <w:p>
+            <w:pPr>
+              <w:pBdr>
+                <w:bottom w:val="dotted" w:color="AFBAC0" w:sz="6" w:space="2"/>
+              </w:pBdr>
+              <w:spacing w:after="0" w:before="200"/>
+              <w:ind w:left="340"/>
+            </w:pPr>
+            <w:r>
+              <w:rPr>
+                <w:sz w:val="20"/>
+                <w:szCs w:val="20"/>
+              </w:rPr>
+              <w:t xml:space="preserve"/>
+            </w:r>
+          </w:p>
+          <w:p>
+            <w:pPr>
+              <w:spacing w:after="20" w:before="60"/>
+            </w:pPr>
+            <w:r>
+              <w:rPr>
+                <w:rFonts w:ascii="Calibri" w:cs="Calibri" w:eastAsia="Calibri" w:hAnsi="Calibri"/>
+                <w:b/>
+                <w:bCs/>
+                <w:color w:val="16212A"/>
+                <w:sz w:val="19"/>
+                <w:szCs w:val="19"/>
+              </w:rPr>
+              <w:t xml:space="preserve">2. </w:t>
+            </w:r>
+            <w:r>
+              <w:rPr>
+                <w:rFonts w:ascii="Calibri" w:cs="Calibri" w:eastAsia="Calibri" w:hAnsi="Calibri"/>
+                <w:color w:val="16212A"/>
+                <w:sz w:val="19"/>
+                <w:szCs w:val="19"/>
+              </w:rPr>
+              <w:t xml:space="preserve">O hino 451 tem barras de repetição (ritornelo)?</w:t>
+            </w:r>
+          </w:p>
+          <w:p>
+            <w:pPr>
+              <w:pBdr>
+                <w:bottom w:val="dotted" w:color="AFBAC0" w:sz="6" w:space="2"/>
+              </w:pBdr>
+              <w:spacing w:after="0" w:before="200"/>
+              <w:ind w:left="340"/>
+            </w:pPr>
+            <w:r>
+              <w:rPr>
+                <w:sz w:val="20"/>
+                <w:szCs w:val="20"/>
+              </w:rPr>
+              <w:t xml:space="preserve"/>
+            </w:r>
+          </w:p>
+          <w:p>
+            <w:pPr>
+              <w:spacing w:after="20" w:before="60"/>
+            </w:pPr>
+            <w:r>
+              <w:rPr>
+                <w:rFonts w:ascii="Calibri" w:cs="Calibri" w:eastAsia="Calibri" w:hAnsi="Calibri"/>
+                <w:b/>
+                <w:bCs/>
+                <w:color w:val="16212A"/>
+                <w:sz w:val="19"/>
+                <w:szCs w:val="19"/>
+              </w:rPr>
+              <w:t xml:space="preserve">3. </w:t>
+            </w:r>
+            <w:r>
+              <w:rPr>
+                <w:rFonts w:ascii="Calibri" w:cs="Calibri" w:eastAsia="Calibri" w:hAnsi="Calibri"/>
+                <w:color w:val="16212A"/>
+                <w:sz w:val="19"/>
+                <w:szCs w:val="19"/>
+              </w:rPr>
+              <w:t xml:space="preserve">Qual é a relativa menor da tonalidade do hino 451?</w:t>
+            </w:r>
+          </w:p>
+          <w:p>
+            <w:pPr>
+              <w:pBdr>
+                <w:bottom w:val="dotted" w:color="AFBAC0" w:sz="6" w:space="2"/>
+              </w:pBdr>
+              <w:spacing w:after="0" w:before="200"/>
+              <w:ind w:left="340"/>
+            </w:pPr>
+            <w:r>
+              <w:rPr>
+                <w:sz w:val="20"/>
+                <w:szCs w:val="20"/>
+              </w:rPr>
+              <w:t xml:space="preserve"/>
+            </w:r>
+          </w:p>
+          <w:p>
+            <w:pPr>
+              <w:spacing w:after="20" w:before="60"/>
+            </w:pPr>
+            <w:r>
+              <w:rPr>
+                <w:rFonts w:ascii="Calibri" w:cs="Calibri" w:eastAsia="Calibri" w:hAnsi="Calibri"/>
+                <w:b/>
+                <w:bCs/>
+                <w:color w:val="16212A"/>
+                <w:sz w:val="19"/>
+                <w:szCs w:val="19"/>
+              </w:rPr>
+              <w:t xml:space="preserve">4. </w:t>
+            </w:r>
+            <w:r>
+              <w:rPr>
+                <w:rFonts w:ascii="Calibri" w:cs="Calibri" w:eastAsia="Calibri" w:hAnsi="Calibri"/>
+                <w:color w:val="16212A"/>
+                <w:sz w:val="19"/>
+                <w:szCs w:val="19"/>
+              </w:rPr>
+              <w:t xml:space="preserve">Quais são os acidentes fixos (a armadura) do hino 451, em ordem?</w:t>
+            </w:r>
+          </w:p>
+          <w:p>
+            <w:pPr>
+              <w:pBdr>
+                <w:bottom w:val="dotted" w:color="AFBAC0" w:sz="6" w:space="2"/>
+              </w:pBdr>
+              <w:spacing w:after="0" w:before="200"/>
+              <w:ind w:left="340"/>
+            </w:pPr>
+            <w:r>
+              <w:rPr>
+                <w:sz w:val="20"/>
+                <w:szCs w:val="20"/>
+              </w:rPr>
+              <w:t xml:space="preserve"/>
+            </w:r>
+          </w:p>
+          <w:p>
+            <w:pPr>
+              <w:spacing w:after="20" w:before="60"/>
+            </w:pPr>
+            <w:r>
+              <w:rPr>
+                <w:rFonts w:ascii="Calibri" w:cs="Calibri" w:eastAsia="Calibri" w:hAnsi="Calibri"/>
+                <w:b/>
+                <w:bCs/>
+                <w:color w:val="16212A"/>
+                <w:sz w:val="19"/>
+                <w:szCs w:val="19"/>
+              </w:rPr>
+              <w:t xml:space="preserve">5. </w:t>
+            </w:r>
+            <w:r>
+              <w:rPr>
+                <w:rFonts w:ascii="Calibri" w:cs="Calibri" w:eastAsia="Calibri" w:hAnsi="Calibri"/>
+                <w:color w:val="16212A"/>
+                <w:sz w:val="19"/>
+                <w:szCs w:val="19"/>
+              </w:rPr>
+              <w:t xml:space="preserve">Qual é o efeito do bemol que aparece no começo das pautas do hino 451?</w:t>
+            </w:r>
+          </w:p>
+          <w:p>
+            <w:pPr>
+              <w:pBdr>
+                <w:bottom w:val="dotted" w:color="AFBAC0" w:sz="6" w:space="2"/>
+              </w:pBdr>
+              <w:spacing w:after="0" w:before="200"/>
+              <w:ind w:left="340"/>
+            </w:pPr>
+            <w:r>
+              <w:rPr>
+                <w:sz w:val="20"/>
+                <w:szCs w:val="20"/>
+              </w:rPr>
+              <w:t xml:space="preserve"/>
+            </w:r>
+          </w:p>
+          <w:p>
+            <w:pPr>
+              <w:spacing w:after="20" w:before="60"/>
+            </w:pPr>
+            <w:r>
+              <w:rPr>
+                <w:rFonts w:ascii="Calibri" w:cs="Calibri" w:eastAsia="Calibri" w:hAnsi="Calibri"/>
+                <w:b/>
+                <w:bCs/>
+                <w:color w:val="16212A"/>
+                <w:sz w:val="19"/>
+                <w:szCs w:val="19"/>
+              </w:rPr>
+              <w:t xml:space="preserve">6. </w:t>
+            </w:r>
+            <w:r>
+              <w:rPr>
+                <w:rFonts w:ascii="Calibri" w:cs="Calibri" w:eastAsia="Calibri" w:hAnsi="Calibri"/>
+                <w:color w:val="16212A"/>
+                <w:sz w:val="19"/>
+                <w:szCs w:val="19"/>
+              </w:rPr>
+              <w:t xml:space="preserve">No hino 451, em 6/8, qual é a unidade de movimento?</w:t>
+            </w:r>
+          </w:p>
+          <w:p>
+            <w:pPr>
+              <w:pBdr>
+                <w:bottom w:val="dotted" w:color="AFBAC0" w:sz="6" w:space="2"/>
+              </w:pBdr>
+              <w:spacing w:after="0" w:before="200"/>
+              <w:ind w:left="340"/>
+            </w:pPr>
+            <w:r>
+              <w:rPr>
+                <w:sz w:val="20"/>
+                <w:szCs w:val="20"/>
+              </w:rPr>
+              <w:t xml:space="preserve"/>
+            </w:r>
+          </w:p>
+          <w:p>
+            <w:pPr>
+              <w:spacing w:after="20" w:before="60"/>
+            </w:pPr>
+            <w:r>
+              <w:rPr>
+                <w:rFonts w:ascii="Calibri" w:cs="Calibri" w:eastAsia="Calibri" w:hAnsi="Calibri"/>
+                <w:b/>
+                <w:bCs/>
+                <w:color w:val="16212A"/>
+                <w:sz w:val="19"/>
+                <w:szCs w:val="19"/>
+              </w:rPr>
+              <w:t xml:space="preserve">7. </w:t>
+            </w:r>
+            <w:r>
+              <w:rPr>
+                <w:rFonts w:ascii="Calibri" w:cs="Calibri" w:eastAsia="Calibri" w:hAnsi="Calibri"/>
+                <w:color w:val="16212A"/>
+                <w:sz w:val="19"/>
+                <w:szCs w:val="19"/>
+              </w:rPr>
+              <w:t xml:space="preserve">O hino 451 tem nota pontuada? Se tiver, mostre uma.</w:t>
+            </w:r>
+          </w:p>
+          <w:p>
+            <w:pPr>
+              <w:pBdr>
+                <w:bottom w:val="dotted" w:color="AFBAC0" w:sz="6" w:space="2"/>
+              </w:pBdr>
+              <w:spacing w:after="0" w:before="200"/>
+              <w:ind w:left="340"/>
+            </w:pPr>
+            <w:r>
+              <w:rPr>
+                <w:sz w:val="20"/>
+                <w:szCs w:val="20"/>
+              </w:rPr>
+              <w:t xml:space="preserve"/>
+            </w:r>
+          </w:p>
+        </w:tc>
+      </w:tr>
+    </w:tbl>
+    <w:p>
+      <w:pPr>
+        <w:spacing w:after="160"/>
+      </w:pPr>
     </w:p>
     <w:p>
       <w:pPr>
@@ -3395,6 +4166,1181 @@
       </w:r>
     </w:p>
     <w:p>
+      <w:r>
+        <w:br w:type="page"/>
+      </w:r>
+    </w:p>
+    <w:p>
+      <w:pPr>
+        <w:spacing w:after="60" w:line="300"/>
+      </w:pPr>
+      <w:r>
+        <w:rPr>
+          <w:rFonts w:ascii="Calibri" w:cs="Calibri" w:eastAsia="Calibri" w:hAnsi="Calibri"/>
+          <w:caps/>
+          <w:color w:val="5C6B75"/>
+          <w:spacing w:val="16"/>
+          <w:sz w:val="16"/>
+          <w:szCs w:val="16"/>
+        </w:rPr>
+        <w:t xml:space="preserve">Fim da fase 11 · análise de hinos</w:t>
+      </w:r>
+    </w:p>
+    <w:p>
+      <w:pPr>
+        <w:spacing w:after="100"/>
+      </w:pPr>
+      <w:r>
+        <w:rPr>
+          <w:rFonts w:ascii="Cambria" w:cs="Cambria" w:eastAsia="Cambria" w:hAnsi="Cambria"/>
+          <w:b/>
+          <w:bCs/>
+          <w:color w:val="4A6B3F"/>
+          <w:sz w:val="32"/>
+          <w:szCs w:val="32"/>
+        </w:rPr>
+        <w:t xml:space="preserve">Com o hinário em mãos</w:t>
+      </w:r>
+    </w:p>
+    <w:p>
+      <w:pPr>
+        <w:spacing w:after="160" w:line="300"/>
+      </w:pPr>
+      <w:r>
+        <w:rPr>
+          <w:rFonts w:ascii="Calibri" w:cs="Calibri" w:eastAsia="Calibri" w:hAnsi="Calibri"/>
+          <w:color w:val="3F4C55"/>
+          <w:sz w:val="19"/>
+          <w:szCs w:val="19"/>
+        </w:rPr>
+        <w:t xml:space="preserve">Fase 11 — acento métrico e tipos de compasso. As perguntas cobrem só o que foi estudado até aqui: as marcadas “novo” são desta fase; as outras revisam as anteriores.</w:t>
+      </w:r>
+    </w:p>
+    <w:tbl>
+      <w:tblPr>
+        <w:tblW w:type="dxa" w:w="9350"/>
+        <w:tblBorders>
+          <w:top w:val="single" w:color="D6DCDA" w:sz="2"/>
+          <w:left w:val="single" w:color="4A6B3F" w:sz="18"/>
+          <w:bottom w:val="single" w:color="D6DCDA" w:sz="2"/>
+          <w:right w:val="single" w:color="D6DCDA" w:sz="2"/>
+          <w:insideH w:val="none" w:color="FFFFFF" w:sz="0"/>
+          <w:insideV w:val="none" w:color="FFFFFF" w:sz="0"/>
+        </w:tblBorders>
+      </w:tblPr>
+      <w:tblGrid>
+        <w:gridCol w:w="9350"/>
+      </w:tblGrid>
+      <w:tr>
+        <w:tc>
+          <w:tcPr>
+            <w:tcW w:type="dxa" w:w="9350"/>
+            <w:shd w:fill="F4F7F2" w:val="clear"/>
+            <w:tcMar>
+              <w:top w:type="dxa" w:w="140"/>
+              <w:left w:type="dxa" w:w="200"/>
+              <w:bottom w:type="dxa" w:w="140"/>
+              <w:right w:type="dxa" w:w="200"/>
+            </w:tcMar>
+          </w:tcPr>
+          <w:p>
+            <w:pPr>
+              <w:spacing w:after="80"/>
+            </w:pPr>
+            <w:r>
+              <w:rPr>
+                <w:rFonts w:ascii="Cambria" w:cs="Cambria" w:eastAsia="Cambria" w:hAnsi="Cambria"/>
+                <w:b/>
+                <w:bCs/>
+                <w:color w:val="16212A"/>
+                <w:sz w:val="23"/>
+                <w:szCs w:val="23"/>
+              </w:rPr>
+              <w:t xml:space="preserve">Hino 296  </w:t>
+            </w:r>
+            <w:r>
+              <w:rPr>
+                <w:rFonts w:ascii="Cambria" w:cs="Cambria" w:eastAsia="Cambria" w:hAnsi="Cambria"/>
+                <w:i/>
+                <w:iCs/>
+                <w:color w:val="5C6B75"/>
+                <w:sz w:val="18"/>
+                <w:szCs w:val="18"/>
+              </w:rPr>
+              <w:t xml:space="preserve">Si♭ maior · 3/4 → 4/4</w:t>
+            </w:r>
+          </w:p>
+          <w:p>
+            <w:pPr>
+              <w:spacing w:after="20" w:before="60"/>
+            </w:pPr>
+            <w:r>
+              <w:rPr>
+                <w:rFonts w:ascii="Calibri" w:cs="Calibri" w:eastAsia="Calibri" w:hAnsi="Calibri"/>
+                <w:b/>
+                <w:bCs/>
+                <w:color w:val="16212A"/>
+                <w:sz w:val="19"/>
+                <w:szCs w:val="19"/>
+              </w:rPr>
+              <w:t xml:space="preserve">1. </w:t>
+            </w:r>
+            <w:r>
+              <w:rPr>
+                <w:rFonts w:ascii="Calibri" w:cs="Calibri" w:eastAsia="Calibri" w:hAnsi="Calibri"/>
+                <w:b/>
+                <w:bCs/>
+                <w:color w:val="4A6B3F"/>
+                <w:sz w:val="14"/>
+                <w:szCs w:val="14"/>
+              </w:rPr>
+              <w:t xml:space="preserve">NOVO  </w:t>
+            </w:r>
+            <w:r>
+              <w:rPr>
+                <w:rFonts w:ascii="Calibri" w:cs="Calibri" w:eastAsia="Calibri" w:hAnsi="Calibri"/>
+                <w:color w:val="16212A"/>
+                <w:sz w:val="19"/>
+                <w:szCs w:val="19"/>
+              </w:rPr>
+              <w:t xml:space="preserve">Qual é a acentuação métrica do compasso do hino 296?</w:t>
+            </w:r>
+          </w:p>
+          <w:p>
+            <w:pPr>
+              <w:pBdr>
+                <w:bottom w:val="dotted" w:color="AFBAC0" w:sz="6" w:space="2"/>
+              </w:pBdr>
+              <w:spacing w:after="0" w:before="200"/>
+              <w:ind w:left="340"/>
+            </w:pPr>
+            <w:r>
+              <w:rPr>
+                <w:sz w:val="20"/>
+                <w:szCs w:val="20"/>
+              </w:rPr>
+              <w:t xml:space="preserve"/>
+            </w:r>
+          </w:p>
+          <w:p>
+            <w:pPr>
+              <w:spacing w:after="20" w:before="60"/>
+            </w:pPr>
+            <w:r>
+              <w:rPr>
+                <w:rFonts w:ascii="Calibri" w:cs="Calibri" w:eastAsia="Calibri" w:hAnsi="Calibri"/>
+                <w:b/>
+                <w:bCs/>
+                <w:color w:val="16212A"/>
+                <w:sz w:val="19"/>
+                <w:szCs w:val="19"/>
+              </w:rPr>
+              <w:t xml:space="preserve">2. </w:t>
+            </w:r>
+            <w:r>
+              <w:rPr>
+                <w:rFonts w:ascii="Calibri" w:cs="Calibri" w:eastAsia="Calibri" w:hAnsi="Calibri"/>
+                <w:b/>
+                <w:bCs/>
+                <w:color w:val="4A6B3F"/>
+                <w:sz w:val="14"/>
+                <w:szCs w:val="14"/>
+              </w:rPr>
+              <w:t xml:space="preserve">NOVO  </w:t>
+            </w:r>
+            <w:r>
+              <w:rPr>
+                <w:rFonts w:ascii="Calibri" w:cs="Calibri" w:eastAsia="Calibri" w:hAnsi="Calibri"/>
+                <w:color w:val="16212A"/>
+                <w:sz w:val="19"/>
+                <w:szCs w:val="19"/>
+              </w:rPr>
+              <w:t xml:space="preserve">O compasso do hino 296 é simples ou composto?</w:t>
+            </w:r>
+          </w:p>
+          <w:p>
+            <w:pPr>
+              <w:pBdr>
+                <w:bottom w:val="dotted" w:color="AFBAC0" w:sz="6" w:space="2"/>
+              </w:pBdr>
+              <w:spacing w:after="0" w:before="200"/>
+              <w:ind w:left="340"/>
+            </w:pPr>
+            <w:r>
+              <w:rPr>
+                <w:sz w:val="20"/>
+                <w:szCs w:val="20"/>
+              </w:rPr>
+              <w:t xml:space="preserve"/>
+            </w:r>
+          </w:p>
+          <w:p>
+            <w:pPr>
+              <w:spacing w:after="20" w:before="60"/>
+            </w:pPr>
+            <w:r>
+              <w:rPr>
+                <w:rFonts w:ascii="Calibri" w:cs="Calibri" w:eastAsia="Calibri" w:hAnsi="Calibri"/>
+                <w:b/>
+                <w:bCs/>
+                <w:color w:val="16212A"/>
+                <w:sz w:val="19"/>
+                <w:szCs w:val="19"/>
+              </w:rPr>
+              <w:t xml:space="preserve">3. </w:t>
+            </w:r>
+            <w:r>
+              <w:rPr>
+                <w:rFonts w:ascii="Calibri" w:cs="Calibri" w:eastAsia="Calibri" w:hAnsi="Calibri"/>
+                <w:b/>
+                <w:bCs/>
+                <w:color w:val="4A6B3F"/>
+                <w:sz w:val="14"/>
+                <w:szCs w:val="14"/>
+              </w:rPr>
+              <w:t xml:space="preserve">NOVO  </w:t>
+            </w:r>
+            <w:r>
+              <w:rPr>
+                <w:rFonts w:ascii="Calibri" w:cs="Calibri" w:eastAsia="Calibri" w:hAnsi="Calibri"/>
+                <w:color w:val="16212A"/>
+                <w:sz w:val="19"/>
+                <w:szCs w:val="19"/>
+              </w:rPr>
+              <w:t xml:space="preserve">O hino 296 muda de fórmula de compasso. Quais são, e na ordem em que aparecem?</w:t>
+            </w:r>
+          </w:p>
+          <w:p>
+            <w:pPr>
+              <w:pBdr>
+                <w:bottom w:val="dotted" w:color="AFBAC0" w:sz="6" w:space="2"/>
+              </w:pBdr>
+              <w:spacing w:after="0" w:before="200"/>
+              <w:ind w:left="340"/>
+            </w:pPr>
+            <w:r>
+              <w:rPr>
+                <w:sz w:val="20"/>
+                <w:szCs w:val="20"/>
+              </w:rPr>
+              <w:t xml:space="preserve"/>
+            </w:r>
+          </w:p>
+          <w:p>
+            <w:pPr>
+              <w:spacing w:after="20" w:before="60"/>
+            </w:pPr>
+            <w:r>
+              <w:rPr>
+                <w:rFonts w:ascii="Calibri" w:cs="Calibri" w:eastAsia="Calibri" w:hAnsi="Calibri"/>
+                <w:b/>
+                <w:bCs/>
+                <w:color w:val="16212A"/>
+                <w:sz w:val="19"/>
+                <w:szCs w:val="19"/>
+              </w:rPr>
+              <w:t xml:space="preserve">4. </w:t>
+            </w:r>
+            <w:r>
+              <w:rPr>
+                <w:rFonts w:ascii="Calibri" w:cs="Calibri" w:eastAsia="Calibri" w:hAnsi="Calibri"/>
+                <w:color w:val="16212A"/>
+                <w:sz w:val="19"/>
+                <w:szCs w:val="19"/>
+              </w:rPr>
+              <w:t xml:space="preserve">No hino 296, nas retomadas depois da respiração, o som volta forte ou fraco?</w:t>
+            </w:r>
+          </w:p>
+          <w:p>
+            <w:pPr>
+              <w:pBdr>
+                <w:bottom w:val="dotted" w:color="AFBAC0" w:sz="6" w:space="2"/>
+              </w:pBdr>
+              <w:spacing w:after="0" w:before="200"/>
+              <w:ind w:left="340"/>
+            </w:pPr>
+            <w:r>
+              <w:rPr>
+                <w:sz w:val="20"/>
+                <w:szCs w:val="20"/>
+              </w:rPr>
+              <w:t xml:space="preserve"/>
+            </w:r>
+          </w:p>
+          <w:p>
+            <w:pPr>
+              <w:spacing w:after="20" w:before="60"/>
+            </w:pPr>
+            <w:r>
+              <w:rPr>
+                <w:rFonts w:ascii="Calibri" w:cs="Calibri" w:eastAsia="Calibri" w:hAnsi="Calibri"/>
+                <w:b/>
+                <w:bCs/>
+                <w:color w:val="16212A"/>
+                <w:sz w:val="19"/>
+                <w:szCs w:val="19"/>
+              </w:rPr>
+              <w:t xml:space="preserve">5. </w:t>
+            </w:r>
+            <w:r>
+              <w:rPr>
+                <w:rFonts w:ascii="Calibri" w:cs="Calibri" w:eastAsia="Calibri" w:hAnsi="Calibri"/>
+                <w:color w:val="16212A"/>
+                <w:sz w:val="19"/>
+                <w:szCs w:val="19"/>
+              </w:rPr>
+              <w:t xml:space="preserve">O hino 296 tem barras de repetição (ritornelo)?</w:t>
+            </w:r>
+          </w:p>
+          <w:p>
+            <w:pPr>
+              <w:pBdr>
+                <w:bottom w:val="dotted" w:color="AFBAC0" w:sz="6" w:space="2"/>
+              </w:pBdr>
+              <w:spacing w:after="0" w:before="200"/>
+              <w:ind w:left="340"/>
+            </w:pPr>
+            <w:r>
+              <w:rPr>
+                <w:sz w:val="20"/>
+                <w:szCs w:val="20"/>
+              </w:rPr>
+              <w:t xml:space="preserve"/>
+            </w:r>
+          </w:p>
+          <w:p>
+            <w:pPr>
+              <w:spacing w:after="20" w:before="60"/>
+            </w:pPr>
+            <w:r>
+              <w:rPr>
+                <w:rFonts w:ascii="Calibri" w:cs="Calibri" w:eastAsia="Calibri" w:hAnsi="Calibri"/>
+                <w:b/>
+                <w:bCs/>
+                <w:color w:val="16212A"/>
+                <w:sz w:val="19"/>
+                <w:szCs w:val="19"/>
+              </w:rPr>
+              <w:t xml:space="preserve">6. </w:t>
+            </w:r>
+            <w:r>
+              <w:rPr>
+                <w:rFonts w:ascii="Calibri" w:cs="Calibri" w:eastAsia="Calibri" w:hAnsi="Calibri"/>
+                <w:color w:val="16212A"/>
+                <w:sz w:val="19"/>
+                <w:szCs w:val="19"/>
+              </w:rPr>
+              <w:t xml:space="preserve">Qual é a tonalidade do hino 296? Escrita e de execução, no seu instrumento.</w:t>
+            </w:r>
+          </w:p>
+          <w:p>
+            <w:pPr>
+              <w:pBdr>
+                <w:bottom w:val="dotted" w:color="AFBAC0" w:sz="6" w:space="2"/>
+              </w:pBdr>
+              <w:spacing w:after="0" w:before="200"/>
+              <w:ind w:left="340"/>
+            </w:pPr>
+            <w:r>
+              <w:rPr>
+                <w:sz w:val="20"/>
+                <w:szCs w:val="20"/>
+              </w:rPr>
+              <w:t xml:space="preserve"/>
+            </w:r>
+          </w:p>
+          <w:p>
+            <w:pPr>
+              <w:spacing w:after="20" w:before="60"/>
+            </w:pPr>
+            <w:r>
+              <w:rPr>
+                <w:rFonts w:ascii="Calibri" w:cs="Calibri" w:eastAsia="Calibri" w:hAnsi="Calibri"/>
+                <w:b/>
+                <w:bCs/>
+                <w:color w:val="16212A"/>
+                <w:sz w:val="19"/>
+                <w:szCs w:val="19"/>
+              </w:rPr>
+              <w:t xml:space="preserve">7. </w:t>
+            </w:r>
+            <w:r>
+              <w:rPr>
+                <w:rFonts w:ascii="Calibri" w:cs="Calibri" w:eastAsia="Calibri" w:hAnsi="Calibri"/>
+                <w:color w:val="16212A"/>
+                <w:sz w:val="19"/>
+                <w:szCs w:val="19"/>
+              </w:rPr>
+              <w:t xml:space="preserve">Quais são os acidentes fixos (a armadura) do hino 296, em ordem?</w:t>
+            </w:r>
+          </w:p>
+          <w:p>
+            <w:pPr>
+              <w:pBdr>
+                <w:bottom w:val="dotted" w:color="AFBAC0" w:sz="6" w:space="2"/>
+              </w:pBdr>
+              <w:spacing w:after="0" w:before="200"/>
+              <w:ind w:left="340"/>
+            </w:pPr>
+            <w:r>
+              <w:rPr>
+                <w:sz w:val="20"/>
+                <w:szCs w:val="20"/>
+              </w:rPr>
+              <w:t xml:space="preserve"/>
+            </w:r>
+          </w:p>
+        </w:tc>
+      </w:tr>
+    </w:tbl>
+    <w:p>
+      <w:pPr>
+        <w:spacing w:after="160"/>
+      </w:pPr>
+    </w:p>
+    <w:tbl>
+      <w:tblPr>
+        <w:tblW w:type="dxa" w:w="9350"/>
+        <w:tblBorders>
+          <w:top w:val="single" w:color="D6DCDA" w:sz="2"/>
+          <w:left w:val="single" w:color="4A6B3F" w:sz="18"/>
+          <w:bottom w:val="single" w:color="D6DCDA" w:sz="2"/>
+          <w:right w:val="single" w:color="D6DCDA" w:sz="2"/>
+          <w:insideH w:val="none" w:color="FFFFFF" w:sz="0"/>
+          <w:insideV w:val="none" w:color="FFFFFF" w:sz="0"/>
+        </w:tblBorders>
+      </w:tblPr>
+      <w:tblGrid>
+        <w:gridCol w:w="9350"/>
+      </w:tblGrid>
+      <w:tr>
+        <w:tc>
+          <w:tcPr>
+            <w:tcW w:type="dxa" w:w="9350"/>
+            <w:shd w:fill="F4F7F2" w:val="clear"/>
+            <w:tcMar>
+              <w:top w:type="dxa" w:w="140"/>
+              <w:left w:type="dxa" w:w="200"/>
+              <w:bottom w:type="dxa" w:w="140"/>
+              <w:right w:type="dxa" w:w="200"/>
+            </w:tcMar>
+          </w:tcPr>
+          <w:p>
+            <w:pPr>
+              <w:spacing w:after="80"/>
+            </w:pPr>
+            <w:r>
+              <w:rPr>
+                <w:rFonts w:ascii="Cambria" w:cs="Cambria" w:eastAsia="Cambria" w:hAnsi="Cambria"/>
+                <w:b/>
+                <w:bCs/>
+                <w:color w:val="16212A"/>
+                <w:sz w:val="23"/>
+                <w:szCs w:val="23"/>
+              </w:rPr>
+              <w:t xml:space="preserve">Hino 52  </w:t>
+            </w:r>
+            <w:r>
+              <w:rPr>
+                <w:rFonts w:ascii="Cambria" w:cs="Cambria" w:eastAsia="Cambria" w:hAnsi="Cambria"/>
+                <w:i/>
+                <w:iCs/>
+                <w:color w:val="5C6B75"/>
+                <w:sz w:val="18"/>
+                <w:szCs w:val="18"/>
+              </w:rPr>
+              <w:t xml:space="preserve">Dó maior · 6/8</w:t>
+            </w:r>
+          </w:p>
+          <w:p>
+            <w:pPr>
+              <w:spacing w:after="20" w:before="60"/>
+            </w:pPr>
+            <w:r>
+              <w:rPr>
+                <w:rFonts w:ascii="Calibri" w:cs="Calibri" w:eastAsia="Calibri" w:hAnsi="Calibri"/>
+                <w:b/>
+                <w:bCs/>
+                <w:color w:val="16212A"/>
+                <w:sz w:val="19"/>
+                <w:szCs w:val="19"/>
+              </w:rPr>
+              <w:t xml:space="preserve">1. </w:t>
+            </w:r>
+            <w:r>
+              <w:rPr>
+                <w:rFonts w:ascii="Calibri" w:cs="Calibri" w:eastAsia="Calibri" w:hAnsi="Calibri"/>
+                <w:b/>
+                <w:bCs/>
+                <w:color w:val="4A6B3F"/>
+                <w:sz w:val="14"/>
+                <w:szCs w:val="14"/>
+              </w:rPr>
+              <w:t xml:space="preserve">NOVO  </w:t>
+            </w:r>
+            <w:r>
+              <w:rPr>
+                <w:rFonts w:ascii="Calibri" w:cs="Calibri" w:eastAsia="Calibri" w:hAnsi="Calibri"/>
+                <w:color w:val="16212A"/>
+                <w:sz w:val="19"/>
+                <w:szCs w:val="19"/>
+              </w:rPr>
+              <w:t xml:space="preserve">Qual é a acentuação métrica do compasso do hino 52?</w:t>
+            </w:r>
+          </w:p>
+          <w:p>
+            <w:pPr>
+              <w:pBdr>
+                <w:bottom w:val="dotted" w:color="AFBAC0" w:sz="6" w:space="2"/>
+              </w:pBdr>
+              <w:spacing w:after="0" w:before="200"/>
+              <w:ind w:left="340"/>
+            </w:pPr>
+            <w:r>
+              <w:rPr>
+                <w:sz w:val="20"/>
+                <w:szCs w:val="20"/>
+              </w:rPr>
+              <w:t xml:space="preserve"/>
+            </w:r>
+          </w:p>
+          <w:p>
+            <w:pPr>
+              <w:spacing w:after="20" w:before="60"/>
+            </w:pPr>
+            <w:r>
+              <w:rPr>
+                <w:rFonts w:ascii="Calibri" w:cs="Calibri" w:eastAsia="Calibri" w:hAnsi="Calibri"/>
+                <w:b/>
+                <w:bCs/>
+                <w:color w:val="16212A"/>
+                <w:sz w:val="19"/>
+                <w:szCs w:val="19"/>
+              </w:rPr>
+              <w:t xml:space="preserve">2. </w:t>
+            </w:r>
+            <w:r>
+              <w:rPr>
+                <w:rFonts w:ascii="Calibri" w:cs="Calibri" w:eastAsia="Calibri" w:hAnsi="Calibri"/>
+                <w:b/>
+                <w:bCs/>
+                <w:color w:val="4A6B3F"/>
+                <w:sz w:val="14"/>
+                <w:szCs w:val="14"/>
+              </w:rPr>
+              <w:t xml:space="preserve">NOVO  </w:t>
+            </w:r>
+            <w:r>
+              <w:rPr>
+                <w:rFonts w:ascii="Calibri" w:cs="Calibri" w:eastAsia="Calibri" w:hAnsi="Calibri"/>
+                <w:color w:val="16212A"/>
+                <w:sz w:val="19"/>
+                <w:szCs w:val="19"/>
+              </w:rPr>
+              <w:t xml:space="preserve">O compasso do hino 52 é simples ou composto?</w:t>
+            </w:r>
+          </w:p>
+          <w:p>
+            <w:pPr>
+              <w:pBdr>
+                <w:bottom w:val="dotted" w:color="AFBAC0" w:sz="6" w:space="2"/>
+              </w:pBdr>
+              <w:spacing w:after="0" w:before="200"/>
+              <w:ind w:left="340"/>
+            </w:pPr>
+            <w:r>
+              <w:rPr>
+                <w:sz w:val="20"/>
+                <w:szCs w:val="20"/>
+              </w:rPr>
+              <w:t xml:space="preserve"/>
+            </w:r>
+          </w:p>
+          <w:p>
+            <w:pPr>
+              <w:spacing w:after="20" w:before="60"/>
+            </w:pPr>
+            <w:r>
+              <w:rPr>
+                <w:rFonts w:ascii="Calibri" w:cs="Calibri" w:eastAsia="Calibri" w:hAnsi="Calibri"/>
+                <w:b/>
+                <w:bCs/>
+                <w:color w:val="16212A"/>
+                <w:sz w:val="19"/>
+                <w:szCs w:val="19"/>
+              </w:rPr>
+              <w:t xml:space="preserve">3. </w:t>
+            </w:r>
+            <w:r>
+              <w:rPr>
+                <w:rFonts w:ascii="Calibri" w:cs="Calibri" w:eastAsia="Calibri" w:hAnsi="Calibri"/>
+                <w:color w:val="16212A"/>
+                <w:sz w:val="19"/>
+                <w:szCs w:val="19"/>
+              </w:rPr>
+              <w:t xml:space="preserve">No hino 52, nas retomadas depois da respiração, o som volta forte ou fraco?</w:t>
+            </w:r>
+          </w:p>
+          <w:p>
+            <w:pPr>
+              <w:pBdr>
+                <w:bottom w:val="dotted" w:color="AFBAC0" w:sz="6" w:space="2"/>
+              </w:pBdr>
+              <w:spacing w:after="0" w:before="200"/>
+              <w:ind w:left="340"/>
+            </w:pPr>
+            <w:r>
+              <w:rPr>
+                <w:sz w:val="20"/>
+                <w:szCs w:val="20"/>
+              </w:rPr>
+              <w:t xml:space="preserve"/>
+            </w:r>
+          </w:p>
+          <w:p>
+            <w:pPr>
+              <w:spacing w:after="20" w:before="60"/>
+            </w:pPr>
+            <w:r>
+              <w:rPr>
+                <w:rFonts w:ascii="Calibri" w:cs="Calibri" w:eastAsia="Calibri" w:hAnsi="Calibri"/>
+                <w:b/>
+                <w:bCs/>
+                <w:color w:val="16212A"/>
+                <w:sz w:val="19"/>
+                <w:szCs w:val="19"/>
+              </w:rPr>
+              <w:t xml:space="preserve">4. </w:t>
+            </w:r>
+            <w:r>
+              <w:rPr>
+                <w:rFonts w:ascii="Calibri" w:cs="Calibri" w:eastAsia="Calibri" w:hAnsi="Calibri"/>
+                <w:color w:val="16212A"/>
+                <w:sz w:val="19"/>
+                <w:szCs w:val="19"/>
+              </w:rPr>
+              <w:t xml:space="preserve">O hino 52 tem barras de repetição (ritornelo)?</w:t>
+            </w:r>
+          </w:p>
+          <w:p>
+            <w:pPr>
+              <w:pBdr>
+                <w:bottom w:val="dotted" w:color="AFBAC0" w:sz="6" w:space="2"/>
+              </w:pBdr>
+              <w:spacing w:after="0" w:before="200"/>
+              <w:ind w:left="340"/>
+            </w:pPr>
+            <w:r>
+              <w:rPr>
+                <w:sz w:val="20"/>
+                <w:szCs w:val="20"/>
+              </w:rPr>
+              <w:t xml:space="preserve"/>
+            </w:r>
+          </w:p>
+          <w:p>
+            <w:pPr>
+              <w:spacing w:after="20" w:before="60"/>
+            </w:pPr>
+            <w:r>
+              <w:rPr>
+                <w:rFonts w:ascii="Calibri" w:cs="Calibri" w:eastAsia="Calibri" w:hAnsi="Calibri"/>
+                <w:b/>
+                <w:bCs/>
+                <w:color w:val="16212A"/>
+                <w:sz w:val="19"/>
+                <w:szCs w:val="19"/>
+              </w:rPr>
+              <w:t xml:space="preserve">5. </w:t>
+            </w:r>
+            <w:r>
+              <w:rPr>
+                <w:rFonts w:ascii="Calibri" w:cs="Calibri" w:eastAsia="Calibri" w:hAnsi="Calibri"/>
+                <w:color w:val="16212A"/>
+                <w:sz w:val="19"/>
+                <w:szCs w:val="19"/>
+              </w:rPr>
+              <w:t xml:space="preserve">Qual é a tonalidade do hino 52? Escrita e de execução, no seu instrumento.</w:t>
+            </w:r>
+          </w:p>
+          <w:p>
+            <w:pPr>
+              <w:pBdr>
+                <w:bottom w:val="dotted" w:color="AFBAC0" w:sz="6" w:space="2"/>
+              </w:pBdr>
+              <w:spacing w:after="0" w:before="200"/>
+              <w:ind w:left="340"/>
+            </w:pPr>
+            <w:r>
+              <w:rPr>
+                <w:sz w:val="20"/>
+                <w:szCs w:val="20"/>
+              </w:rPr>
+              <w:t xml:space="preserve"/>
+            </w:r>
+          </w:p>
+          <w:p>
+            <w:pPr>
+              <w:spacing w:after="20" w:before="60"/>
+            </w:pPr>
+            <w:r>
+              <w:rPr>
+                <w:rFonts w:ascii="Calibri" w:cs="Calibri" w:eastAsia="Calibri" w:hAnsi="Calibri"/>
+                <w:b/>
+                <w:bCs/>
+                <w:color w:val="16212A"/>
+                <w:sz w:val="19"/>
+                <w:szCs w:val="19"/>
+              </w:rPr>
+              <w:t xml:space="preserve">6. </w:t>
+            </w:r>
+            <w:r>
+              <w:rPr>
+                <w:rFonts w:ascii="Calibri" w:cs="Calibri" w:eastAsia="Calibri" w:hAnsi="Calibri"/>
+                <w:color w:val="16212A"/>
+                <w:sz w:val="19"/>
+                <w:szCs w:val="19"/>
+              </w:rPr>
+              <w:t xml:space="preserve">Quais são os acidentes fixos (a armadura) do hino 52, em ordem?</w:t>
+            </w:r>
+          </w:p>
+          <w:p>
+            <w:pPr>
+              <w:pBdr>
+                <w:bottom w:val="dotted" w:color="AFBAC0" w:sz="6" w:space="2"/>
+              </w:pBdr>
+              <w:spacing w:after="0" w:before="200"/>
+              <w:ind w:left="340"/>
+            </w:pPr>
+            <w:r>
+              <w:rPr>
+                <w:sz w:val="20"/>
+                <w:szCs w:val="20"/>
+              </w:rPr>
+              <w:t xml:space="preserve"/>
+            </w:r>
+          </w:p>
+          <w:p>
+            <w:pPr>
+              <w:spacing w:after="20" w:before="60"/>
+            </w:pPr>
+            <w:r>
+              <w:rPr>
+                <w:rFonts w:ascii="Calibri" w:cs="Calibri" w:eastAsia="Calibri" w:hAnsi="Calibri"/>
+                <w:b/>
+                <w:bCs/>
+                <w:color w:val="16212A"/>
+                <w:sz w:val="19"/>
+                <w:szCs w:val="19"/>
+              </w:rPr>
+              <w:t xml:space="preserve">7. </w:t>
+            </w:r>
+            <w:r>
+              <w:rPr>
+                <w:rFonts w:ascii="Calibri" w:cs="Calibri" w:eastAsia="Calibri" w:hAnsi="Calibri"/>
+                <w:color w:val="16212A"/>
+                <w:sz w:val="19"/>
+                <w:szCs w:val="19"/>
+              </w:rPr>
+              <w:t xml:space="preserve">Toque a escala maior na tonalidade do hino 52.</w:t>
+            </w:r>
+          </w:p>
+          <w:p>
+            <w:pPr>
+              <w:pBdr>
+                <w:bottom w:val="dotted" w:color="AFBAC0" w:sz="6" w:space="2"/>
+              </w:pBdr>
+              <w:spacing w:after="0" w:before="200"/>
+              <w:ind w:left="340"/>
+            </w:pPr>
+            <w:r>
+              <w:rPr>
+                <w:sz w:val="20"/>
+                <w:szCs w:val="20"/>
+              </w:rPr>
+              <w:t xml:space="preserve"/>
+            </w:r>
+          </w:p>
+        </w:tc>
+      </w:tr>
+    </w:tbl>
+    <w:p>
+      <w:pPr>
+        <w:spacing w:after="160"/>
+      </w:pPr>
+    </w:p>
+    <w:tbl>
+      <w:tblPr>
+        <w:tblW w:type="dxa" w:w="9350"/>
+        <w:tblBorders>
+          <w:top w:val="single" w:color="D6DCDA" w:sz="2"/>
+          <w:left w:val="single" w:color="4A6B3F" w:sz="18"/>
+          <w:bottom w:val="single" w:color="D6DCDA" w:sz="2"/>
+          <w:right w:val="single" w:color="D6DCDA" w:sz="2"/>
+          <w:insideH w:val="none" w:color="FFFFFF" w:sz="0"/>
+          <w:insideV w:val="none" w:color="FFFFFF" w:sz="0"/>
+        </w:tblBorders>
+      </w:tblPr>
+      <w:tblGrid>
+        <w:gridCol w:w="9350"/>
+      </w:tblGrid>
+      <w:tr>
+        <w:tc>
+          <w:tcPr>
+            <w:tcW w:type="dxa" w:w="9350"/>
+            <w:shd w:fill="F4F7F2" w:val="clear"/>
+            <w:tcMar>
+              <w:top w:type="dxa" w:w="140"/>
+              <w:left w:type="dxa" w:w="200"/>
+              <w:bottom w:type="dxa" w:w="140"/>
+              <w:right w:type="dxa" w:w="200"/>
+            </w:tcMar>
+          </w:tcPr>
+          <w:p>
+            <w:pPr>
+              <w:spacing w:after="80"/>
+            </w:pPr>
+            <w:r>
+              <w:rPr>
+                <w:rFonts w:ascii="Cambria" w:cs="Cambria" w:eastAsia="Cambria" w:hAnsi="Cambria"/>
+                <w:b/>
+                <w:bCs/>
+                <w:color w:val="16212A"/>
+                <w:sz w:val="23"/>
+                <w:szCs w:val="23"/>
+              </w:rPr>
+              <w:t xml:space="preserve">Hino 358  </w:t>
+            </w:r>
+            <w:r>
+              <w:rPr>
+                <w:rFonts w:ascii="Cambria" w:cs="Cambria" w:eastAsia="Cambria" w:hAnsi="Cambria"/>
+                <w:i/>
+                <w:iCs/>
+                <w:color w:val="5C6B75"/>
+                <w:sz w:val="18"/>
+                <w:szCs w:val="18"/>
+              </w:rPr>
+              <w:t xml:space="preserve">Dó maior · C (4/4)</w:t>
+            </w:r>
+          </w:p>
+          <w:p>
+            <w:pPr>
+              <w:spacing w:after="20" w:before="60"/>
+            </w:pPr>
+            <w:r>
+              <w:rPr>
+                <w:rFonts w:ascii="Calibri" w:cs="Calibri" w:eastAsia="Calibri" w:hAnsi="Calibri"/>
+                <w:b/>
+                <w:bCs/>
+                <w:color w:val="16212A"/>
+                <w:sz w:val="19"/>
+                <w:szCs w:val="19"/>
+              </w:rPr>
+              <w:t xml:space="preserve">1. </w:t>
+            </w:r>
+            <w:r>
+              <w:rPr>
+                <w:rFonts w:ascii="Calibri" w:cs="Calibri" w:eastAsia="Calibri" w:hAnsi="Calibri"/>
+                <w:b/>
+                <w:bCs/>
+                <w:color w:val="4A6B3F"/>
+                <w:sz w:val="14"/>
+                <w:szCs w:val="14"/>
+              </w:rPr>
+              <w:t xml:space="preserve">NOVO  </w:t>
+            </w:r>
+            <w:r>
+              <w:rPr>
+                <w:rFonts w:ascii="Calibri" w:cs="Calibri" w:eastAsia="Calibri" w:hAnsi="Calibri"/>
+                <w:color w:val="16212A"/>
+                <w:sz w:val="19"/>
+                <w:szCs w:val="19"/>
+              </w:rPr>
+              <w:t xml:space="preserve">Qual é a acentuação métrica do compasso do hino 358?</w:t>
+            </w:r>
+          </w:p>
+          <w:p>
+            <w:pPr>
+              <w:pBdr>
+                <w:bottom w:val="dotted" w:color="AFBAC0" w:sz="6" w:space="2"/>
+              </w:pBdr>
+              <w:spacing w:after="0" w:before="200"/>
+              <w:ind w:left="340"/>
+            </w:pPr>
+            <w:r>
+              <w:rPr>
+                <w:sz w:val="20"/>
+                <w:szCs w:val="20"/>
+              </w:rPr>
+              <w:t xml:space="preserve"/>
+            </w:r>
+          </w:p>
+          <w:p>
+            <w:pPr>
+              <w:spacing w:after="20" w:before="60"/>
+            </w:pPr>
+            <w:r>
+              <w:rPr>
+                <w:rFonts w:ascii="Calibri" w:cs="Calibri" w:eastAsia="Calibri" w:hAnsi="Calibri"/>
+                <w:b/>
+                <w:bCs/>
+                <w:color w:val="16212A"/>
+                <w:sz w:val="19"/>
+                <w:szCs w:val="19"/>
+              </w:rPr>
+              <w:t xml:space="preserve">2. </w:t>
+            </w:r>
+            <w:r>
+              <w:rPr>
+                <w:rFonts w:ascii="Calibri" w:cs="Calibri" w:eastAsia="Calibri" w:hAnsi="Calibri"/>
+                <w:b/>
+                <w:bCs/>
+                <w:color w:val="4A6B3F"/>
+                <w:sz w:val="14"/>
+                <w:szCs w:val="14"/>
+              </w:rPr>
+              <w:t xml:space="preserve">NOVO  </w:t>
+            </w:r>
+            <w:r>
+              <w:rPr>
+                <w:rFonts w:ascii="Calibri" w:cs="Calibri" w:eastAsia="Calibri" w:hAnsi="Calibri"/>
+                <w:color w:val="16212A"/>
+                <w:sz w:val="19"/>
+                <w:szCs w:val="19"/>
+              </w:rPr>
+              <w:t xml:space="preserve">O compasso do hino 358 é simples ou composto?</w:t>
+            </w:r>
+          </w:p>
+          <w:p>
+            <w:pPr>
+              <w:pBdr>
+                <w:bottom w:val="dotted" w:color="AFBAC0" w:sz="6" w:space="2"/>
+              </w:pBdr>
+              <w:spacing w:after="0" w:before="200"/>
+              <w:ind w:left="340"/>
+            </w:pPr>
+            <w:r>
+              <w:rPr>
+                <w:sz w:val="20"/>
+                <w:szCs w:val="20"/>
+              </w:rPr>
+              <w:t xml:space="preserve"/>
+            </w:r>
+          </w:p>
+          <w:p>
+            <w:pPr>
+              <w:spacing w:after="20" w:before="60"/>
+            </w:pPr>
+            <w:r>
+              <w:rPr>
+                <w:rFonts w:ascii="Calibri" w:cs="Calibri" w:eastAsia="Calibri" w:hAnsi="Calibri"/>
+                <w:b/>
+                <w:bCs/>
+                <w:color w:val="16212A"/>
+                <w:sz w:val="19"/>
+                <w:szCs w:val="19"/>
+              </w:rPr>
+              <w:t xml:space="preserve">3. </w:t>
+            </w:r>
+            <w:r>
+              <w:rPr>
+                <w:rFonts w:ascii="Calibri" w:cs="Calibri" w:eastAsia="Calibri" w:hAnsi="Calibri"/>
+                <w:color w:val="16212A"/>
+                <w:sz w:val="19"/>
+                <w:szCs w:val="19"/>
+              </w:rPr>
+              <w:t xml:space="preserve">No hino 358, nas retomadas depois da respiração, o som volta forte ou fraco?</w:t>
+            </w:r>
+          </w:p>
+          <w:p>
+            <w:pPr>
+              <w:pBdr>
+                <w:bottom w:val="dotted" w:color="AFBAC0" w:sz="6" w:space="2"/>
+              </w:pBdr>
+              <w:spacing w:after="0" w:before="200"/>
+              <w:ind w:left="340"/>
+            </w:pPr>
+            <w:r>
+              <w:rPr>
+                <w:sz w:val="20"/>
+                <w:szCs w:val="20"/>
+              </w:rPr>
+              <w:t xml:space="preserve"/>
+            </w:r>
+          </w:p>
+          <w:p>
+            <w:pPr>
+              <w:spacing w:after="20" w:before="60"/>
+            </w:pPr>
+            <w:r>
+              <w:rPr>
+                <w:rFonts w:ascii="Calibri" w:cs="Calibri" w:eastAsia="Calibri" w:hAnsi="Calibri"/>
+                <w:b/>
+                <w:bCs/>
+                <w:color w:val="16212A"/>
+                <w:sz w:val="19"/>
+                <w:szCs w:val="19"/>
+              </w:rPr>
+              <w:t xml:space="preserve">4. </w:t>
+            </w:r>
+            <w:r>
+              <w:rPr>
+                <w:rFonts w:ascii="Calibri" w:cs="Calibri" w:eastAsia="Calibri" w:hAnsi="Calibri"/>
+                <w:color w:val="16212A"/>
+                <w:sz w:val="19"/>
+                <w:szCs w:val="19"/>
+              </w:rPr>
+              <w:t xml:space="preserve">O hino 358 tem barras de repetição (ritornelo)?</w:t>
+            </w:r>
+          </w:p>
+          <w:p>
+            <w:pPr>
+              <w:pBdr>
+                <w:bottom w:val="dotted" w:color="AFBAC0" w:sz="6" w:space="2"/>
+              </w:pBdr>
+              <w:spacing w:after="0" w:before="200"/>
+              <w:ind w:left="340"/>
+            </w:pPr>
+            <w:r>
+              <w:rPr>
+                <w:sz w:val="20"/>
+                <w:szCs w:val="20"/>
+              </w:rPr>
+              <w:t xml:space="preserve"/>
+            </w:r>
+          </w:p>
+          <w:p>
+            <w:pPr>
+              <w:spacing w:after="20" w:before="60"/>
+            </w:pPr>
+            <w:r>
+              <w:rPr>
+                <w:rFonts w:ascii="Calibri" w:cs="Calibri" w:eastAsia="Calibri" w:hAnsi="Calibri"/>
+                <w:b/>
+                <w:bCs/>
+                <w:color w:val="16212A"/>
+                <w:sz w:val="19"/>
+                <w:szCs w:val="19"/>
+              </w:rPr>
+              <w:t xml:space="preserve">5. </w:t>
+            </w:r>
+            <w:r>
+              <w:rPr>
+                <w:rFonts w:ascii="Calibri" w:cs="Calibri" w:eastAsia="Calibri" w:hAnsi="Calibri"/>
+                <w:color w:val="16212A"/>
+                <w:sz w:val="19"/>
+                <w:szCs w:val="19"/>
+              </w:rPr>
+              <w:t xml:space="preserve">Qual é a tonalidade do hino 358? Escrita e de execução, no seu instrumento.</w:t>
+            </w:r>
+          </w:p>
+          <w:p>
+            <w:pPr>
+              <w:pBdr>
+                <w:bottom w:val="dotted" w:color="AFBAC0" w:sz="6" w:space="2"/>
+              </w:pBdr>
+              <w:spacing w:after="0" w:before="200"/>
+              <w:ind w:left="340"/>
+            </w:pPr>
+            <w:r>
+              <w:rPr>
+                <w:sz w:val="20"/>
+                <w:szCs w:val="20"/>
+              </w:rPr>
+              <w:t xml:space="preserve"/>
+            </w:r>
+          </w:p>
+          <w:p>
+            <w:pPr>
+              <w:spacing w:after="20" w:before="60"/>
+            </w:pPr>
+            <w:r>
+              <w:rPr>
+                <w:rFonts w:ascii="Calibri" w:cs="Calibri" w:eastAsia="Calibri" w:hAnsi="Calibri"/>
+                <w:b/>
+                <w:bCs/>
+                <w:color w:val="16212A"/>
+                <w:sz w:val="19"/>
+                <w:szCs w:val="19"/>
+              </w:rPr>
+              <w:t xml:space="preserve">6. </w:t>
+            </w:r>
+            <w:r>
+              <w:rPr>
+                <w:rFonts w:ascii="Calibri" w:cs="Calibri" w:eastAsia="Calibri" w:hAnsi="Calibri"/>
+                <w:color w:val="16212A"/>
+                <w:sz w:val="19"/>
+                <w:szCs w:val="19"/>
+              </w:rPr>
+              <w:t xml:space="preserve">Quais são os acidentes fixos (a armadura) do hino 358, em ordem?</w:t>
+            </w:r>
+          </w:p>
+          <w:p>
+            <w:pPr>
+              <w:pBdr>
+                <w:bottom w:val="dotted" w:color="AFBAC0" w:sz="6" w:space="2"/>
+              </w:pBdr>
+              <w:spacing w:after="0" w:before="200"/>
+              <w:ind w:left="340"/>
+            </w:pPr>
+            <w:r>
+              <w:rPr>
+                <w:sz w:val="20"/>
+                <w:szCs w:val="20"/>
+              </w:rPr>
+              <w:t xml:space="preserve"/>
+            </w:r>
+          </w:p>
+          <w:p>
+            <w:pPr>
+              <w:spacing w:after="20" w:before="60"/>
+            </w:pPr>
+            <w:r>
+              <w:rPr>
+                <w:rFonts w:ascii="Calibri" w:cs="Calibri" w:eastAsia="Calibri" w:hAnsi="Calibri"/>
+                <w:b/>
+                <w:bCs/>
+                <w:color w:val="16212A"/>
+                <w:sz w:val="19"/>
+                <w:szCs w:val="19"/>
+              </w:rPr>
+              <w:t xml:space="preserve">7. </w:t>
+            </w:r>
+            <w:r>
+              <w:rPr>
+                <w:rFonts w:ascii="Calibri" w:cs="Calibri" w:eastAsia="Calibri" w:hAnsi="Calibri"/>
+                <w:color w:val="16212A"/>
+                <w:sz w:val="19"/>
+                <w:szCs w:val="19"/>
+              </w:rPr>
+              <w:t xml:space="preserve">Toque a escala maior na tonalidade do hino 358.</w:t>
+            </w:r>
+          </w:p>
+          <w:p>
+            <w:pPr>
+              <w:pBdr>
+                <w:bottom w:val="dotted" w:color="AFBAC0" w:sz="6" w:space="2"/>
+              </w:pBdr>
+              <w:spacing w:after="0" w:before="200"/>
+              <w:ind w:left="340"/>
+            </w:pPr>
+            <w:r>
+              <w:rPr>
+                <w:sz w:val="20"/>
+                <w:szCs w:val="20"/>
+              </w:rPr>
+              <w:t xml:space="preserve"/>
+            </w:r>
+          </w:p>
+        </w:tc>
+      </w:tr>
+    </w:tbl>
+    <w:p>
+      <w:pPr>
+        <w:spacing w:after="160"/>
+      </w:pPr>
+    </w:p>
+    <w:p>
       <w:pPr>
         <w:pStyle w:val="Heading1"/>
         <w:spacing w:after="50"/>
@@ -5346,6 +7292,1137 @@
       </w:r>
     </w:p>
     <w:p>
+      <w:r>
+        <w:br w:type="page"/>
+      </w:r>
+    </w:p>
+    <w:p>
+      <w:pPr>
+        <w:spacing w:after="60" w:line="300"/>
+      </w:pPr>
+      <w:r>
+        <w:rPr>
+          <w:rFonts w:ascii="Calibri" w:cs="Calibri" w:eastAsia="Calibri" w:hAnsi="Calibri"/>
+          <w:caps/>
+          <w:color w:val="5C6B75"/>
+          <w:spacing w:val="16"/>
+          <w:sz w:val="16"/>
+          <w:szCs w:val="16"/>
+        </w:rPr>
+        <w:t xml:space="preserve">Fim da fase 12 · análise de hinos</w:t>
+      </w:r>
+    </w:p>
+    <w:p>
+      <w:pPr>
+        <w:spacing w:after="100"/>
+      </w:pPr>
+      <w:r>
+        <w:rPr>
+          <w:rFonts w:ascii="Cambria" w:cs="Cambria" w:eastAsia="Cambria" w:hAnsi="Cambria"/>
+          <w:b/>
+          <w:bCs/>
+          <w:color w:val="4A6B3F"/>
+          <w:sz w:val="32"/>
+          <w:szCs w:val="32"/>
+        </w:rPr>
+        <w:t xml:space="preserve">Com o hinário em mãos</w:t>
+      </w:r>
+    </w:p>
+    <w:p>
+      <w:pPr>
+        <w:spacing w:after="160" w:line="300"/>
+      </w:pPr>
+      <w:r>
+        <w:rPr>
+          <w:rFonts w:ascii="Calibri" w:cs="Calibri" w:eastAsia="Calibri" w:hAnsi="Calibri"/>
+          <w:color w:val="3F4C55"/>
+          <w:sz w:val="19"/>
+          <w:szCs w:val="19"/>
+        </w:rPr>
+        <w:t xml:space="preserve">Fase 12 — síncopa e contratempo. As perguntas cobrem só o que foi estudado até aqui: as marcadas “novo” são desta fase; as outras revisam as anteriores.</w:t>
+      </w:r>
+    </w:p>
+    <w:tbl>
+      <w:tblPr>
+        <w:tblW w:type="dxa" w:w="9350"/>
+        <w:tblBorders>
+          <w:top w:val="single" w:color="D6DCDA" w:sz="2"/>
+          <w:left w:val="single" w:color="4A6B3F" w:sz="18"/>
+          <w:bottom w:val="single" w:color="D6DCDA" w:sz="2"/>
+          <w:right w:val="single" w:color="D6DCDA" w:sz="2"/>
+          <w:insideH w:val="none" w:color="FFFFFF" w:sz="0"/>
+          <w:insideV w:val="none" w:color="FFFFFF" w:sz="0"/>
+        </w:tblBorders>
+      </w:tblPr>
+      <w:tblGrid>
+        <w:gridCol w:w="9350"/>
+      </w:tblGrid>
+      <w:tr>
+        <w:tc>
+          <w:tcPr>
+            <w:tcW w:type="dxa" w:w="9350"/>
+            <w:shd w:fill="F4F7F2" w:val="clear"/>
+            <w:tcMar>
+              <w:top w:type="dxa" w:w="140"/>
+              <w:left w:type="dxa" w:w="200"/>
+              <w:bottom w:type="dxa" w:w="140"/>
+              <w:right w:type="dxa" w:w="200"/>
+            </w:tcMar>
+          </w:tcPr>
+          <w:p>
+            <w:pPr>
+              <w:spacing w:after="80"/>
+            </w:pPr>
+            <w:r>
+              <w:rPr>
+                <w:rFonts w:ascii="Cambria" w:cs="Cambria" w:eastAsia="Cambria" w:hAnsi="Cambria"/>
+                <w:b/>
+                <w:bCs/>
+                <w:color w:val="16212A"/>
+                <w:sz w:val="23"/>
+                <w:szCs w:val="23"/>
+              </w:rPr>
+              <w:t xml:space="preserve">Hino 335  </w:t>
+            </w:r>
+            <w:r>
+              <w:rPr>
+                <w:rFonts w:ascii="Cambria" w:cs="Cambria" w:eastAsia="Cambria" w:hAnsi="Cambria"/>
+                <w:i/>
+                <w:iCs/>
+                <w:color w:val="5C6B75"/>
+                <w:sz w:val="18"/>
+                <w:szCs w:val="18"/>
+              </w:rPr>
+              <w:t xml:space="preserve">Mi♭ maior · 2/4</w:t>
+            </w:r>
+          </w:p>
+          <w:p>
+            <w:pPr>
+              <w:spacing w:after="20" w:before="60"/>
+            </w:pPr>
+            <w:r>
+              <w:rPr>
+                <w:rFonts w:ascii="Calibri" w:cs="Calibri" w:eastAsia="Calibri" w:hAnsi="Calibri"/>
+                <w:b/>
+                <w:bCs/>
+                <w:color w:val="16212A"/>
+                <w:sz w:val="19"/>
+                <w:szCs w:val="19"/>
+              </w:rPr>
+              <w:t xml:space="preserve">1. </w:t>
+            </w:r>
+            <w:r>
+              <w:rPr>
+                <w:rFonts w:ascii="Calibri" w:cs="Calibri" w:eastAsia="Calibri" w:hAnsi="Calibri"/>
+                <w:b/>
+                <w:bCs/>
+                <w:color w:val="4A6B3F"/>
+                <w:sz w:val="14"/>
+                <w:szCs w:val="14"/>
+              </w:rPr>
+              <w:t xml:space="preserve">NOVO  </w:t>
+            </w:r>
+            <w:r>
+              <w:rPr>
+                <w:rFonts w:ascii="Calibri" w:cs="Calibri" w:eastAsia="Calibri" w:hAnsi="Calibri"/>
+                <w:color w:val="16212A"/>
+                <w:sz w:val="19"/>
+                <w:szCs w:val="19"/>
+              </w:rPr>
+              <w:t xml:space="preserve">Localize uma síncopa no hino 335.</w:t>
+            </w:r>
+          </w:p>
+          <w:p>
+            <w:pPr>
+              <w:pBdr>
+                <w:bottom w:val="dotted" w:color="AFBAC0" w:sz="6" w:space="2"/>
+              </w:pBdr>
+              <w:spacing w:after="0" w:before="200"/>
+              <w:ind w:left="340"/>
+            </w:pPr>
+            <w:r>
+              <w:rPr>
+                <w:sz w:val="20"/>
+                <w:szCs w:val="20"/>
+              </w:rPr>
+              <w:t xml:space="preserve"/>
+            </w:r>
+          </w:p>
+          <w:p>
+            <w:pPr>
+              <w:spacing w:after="20" w:before="60"/>
+            </w:pPr>
+            <w:r>
+              <w:rPr>
+                <w:rFonts w:ascii="Calibri" w:cs="Calibri" w:eastAsia="Calibri" w:hAnsi="Calibri"/>
+                <w:b/>
+                <w:bCs/>
+                <w:color w:val="16212A"/>
+                <w:sz w:val="19"/>
+                <w:szCs w:val="19"/>
+              </w:rPr>
+              <w:t xml:space="preserve">2. </w:t>
+            </w:r>
+            <w:r>
+              <w:rPr>
+                <w:rFonts w:ascii="Calibri" w:cs="Calibri" w:eastAsia="Calibri" w:hAnsi="Calibri"/>
+                <w:color w:val="16212A"/>
+                <w:sz w:val="19"/>
+                <w:szCs w:val="19"/>
+              </w:rPr>
+              <w:t xml:space="preserve">O compasso do hino 335 é simples ou composto?</w:t>
+            </w:r>
+          </w:p>
+          <w:p>
+            <w:pPr>
+              <w:pBdr>
+                <w:bottom w:val="dotted" w:color="AFBAC0" w:sz="6" w:space="2"/>
+              </w:pBdr>
+              <w:spacing w:after="0" w:before="200"/>
+              <w:ind w:left="340"/>
+            </w:pPr>
+            <w:r>
+              <w:rPr>
+                <w:sz w:val="20"/>
+                <w:szCs w:val="20"/>
+              </w:rPr>
+              <w:t xml:space="preserve"/>
+            </w:r>
+          </w:p>
+          <w:p>
+            <w:pPr>
+              <w:spacing w:after="20" w:before="60"/>
+            </w:pPr>
+            <w:r>
+              <w:rPr>
+                <w:rFonts w:ascii="Calibri" w:cs="Calibri" w:eastAsia="Calibri" w:hAnsi="Calibri"/>
+                <w:b/>
+                <w:bCs/>
+                <w:color w:val="16212A"/>
+                <w:sz w:val="19"/>
+                <w:szCs w:val="19"/>
+              </w:rPr>
+              <w:t xml:space="preserve">3. </w:t>
+            </w:r>
+            <w:r>
+              <w:rPr>
+                <w:rFonts w:ascii="Calibri" w:cs="Calibri" w:eastAsia="Calibri" w:hAnsi="Calibri"/>
+                <w:color w:val="16212A"/>
+                <w:sz w:val="19"/>
+                <w:szCs w:val="19"/>
+              </w:rPr>
+              <w:t xml:space="preserve">No hino 335, nas retomadas depois da respiração, o som volta forte ou fraco?</w:t>
+            </w:r>
+          </w:p>
+          <w:p>
+            <w:pPr>
+              <w:pBdr>
+                <w:bottom w:val="dotted" w:color="AFBAC0" w:sz="6" w:space="2"/>
+              </w:pBdr>
+              <w:spacing w:after="0" w:before="200"/>
+              <w:ind w:left="340"/>
+            </w:pPr>
+            <w:r>
+              <w:rPr>
+                <w:sz w:val="20"/>
+                <w:szCs w:val="20"/>
+              </w:rPr>
+              <w:t xml:space="preserve"/>
+            </w:r>
+          </w:p>
+          <w:p>
+            <w:pPr>
+              <w:spacing w:after="20" w:before="60"/>
+            </w:pPr>
+            <w:r>
+              <w:rPr>
+                <w:rFonts w:ascii="Calibri" w:cs="Calibri" w:eastAsia="Calibri" w:hAnsi="Calibri"/>
+                <w:b/>
+                <w:bCs/>
+                <w:color w:val="16212A"/>
+                <w:sz w:val="19"/>
+                <w:szCs w:val="19"/>
+              </w:rPr>
+              <w:t xml:space="preserve">4. </w:t>
+            </w:r>
+            <w:r>
+              <w:rPr>
+                <w:rFonts w:ascii="Calibri" w:cs="Calibri" w:eastAsia="Calibri" w:hAnsi="Calibri"/>
+                <w:color w:val="16212A"/>
+                <w:sz w:val="19"/>
+                <w:szCs w:val="19"/>
+              </w:rPr>
+              <w:t xml:space="preserve">O hino 335 tem barras de repetição (ritornelo)?</w:t>
+            </w:r>
+          </w:p>
+          <w:p>
+            <w:pPr>
+              <w:pBdr>
+                <w:bottom w:val="dotted" w:color="AFBAC0" w:sz="6" w:space="2"/>
+              </w:pBdr>
+              <w:spacing w:after="0" w:before="200"/>
+              <w:ind w:left="340"/>
+            </w:pPr>
+            <w:r>
+              <w:rPr>
+                <w:sz w:val="20"/>
+                <w:szCs w:val="20"/>
+              </w:rPr>
+              <w:t xml:space="preserve"/>
+            </w:r>
+          </w:p>
+          <w:p>
+            <w:pPr>
+              <w:spacing w:after="20" w:before="60"/>
+            </w:pPr>
+            <w:r>
+              <w:rPr>
+                <w:rFonts w:ascii="Calibri" w:cs="Calibri" w:eastAsia="Calibri" w:hAnsi="Calibri"/>
+                <w:b/>
+                <w:bCs/>
+                <w:color w:val="16212A"/>
+                <w:sz w:val="19"/>
+                <w:szCs w:val="19"/>
+              </w:rPr>
+              <w:t xml:space="preserve">5. </w:t>
+            </w:r>
+            <w:r>
+              <w:rPr>
+                <w:rFonts w:ascii="Calibri" w:cs="Calibri" w:eastAsia="Calibri" w:hAnsi="Calibri"/>
+                <w:color w:val="16212A"/>
+                <w:sz w:val="19"/>
+                <w:szCs w:val="19"/>
+              </w:rPr>
+              <w:t xml:space="preserve">Qual é a relativa menor da tonalidade do hino 335?</w:t>
+            </w:r>
+          </w:p>
+          <w:p>
+            <w:pPr>
+              <w:pBdr>
+                <w:bottom w:val="dotted" w:color="AFBAC0" w:sz="6" w:space="2"/>
+              </w:pBdr>
+              <w:spacing w:after="0" w:before="200"/>
+              <w:ind w:left="340"/>
+            </w:pPr>
+            <w:r>
+              <w:rPr>
+                <w:sz w:val="20"/>
+                <w:szCs w:val="20"/>
+              </w:rPr>
+              <w:t xml:space="preserve"/>
+            </w:r>
+          </w:p>
+          <w:p>
+            <w:pPr>
+              <w:spacing w:after="20" w:before="60"/>
+            </w:pPr>
+            <w:r>
+              <w:rPr>
+                <w:rFonts w:ascii="Calibri" w:cs="Calibri" w:eastAsia="Calibri" w:hAnsi="Calibri"/>
+                <w:b/>
+                <w:bCs/>
+                <w:color w:val="16212A"/>
+                <w:sz w:val="19"/>
+                <w:szCs w:val="19"/>
+              </w:rPr>
+              <w:t xml:space="preserve">6. </w:t>
+            </w:r>
+            <w:r>
+              <w:rPr>
+                <w:rFonts w:ascii="Calibri" w:cs="Calibri" w:eastAsia="Calibri" w:hAnsi="Calibri"/>
+                <w:color w:val="16212A"/>
+                <w:sz w:val="19"/>
+                <w:szCs w:val="19"/>
+              </w:rPr>
+              <w:t xml:space="preserve">Quais são os acidentes fixos (a armadura) do hino 335, em ordem?</w:t>
+            </w:r>
+          </w:p>
+          <w:p>
+            <w:pPr>
+              <w:pBdr>
+                <w:bottom w:val="dotted" w:color="AFBAC0" w:sz="6" w:space="2"/>
+              </w:pBdr>
+              <w:spacing w:after="0" w:before="200"/>
+              <w:ind w:left="340"/>
+            </w:pPr>
+            <w:r>
+              <w:rPr>
+                <w:sz w:val="20"/>
+                <w:szCs w:val="20"/>
+              </w:rPr>
+              <w:t xml:space="preserve"/>
+            </w:r>
+          </w:p>
+          <w:p>
+            <w:pPr>
+              <w:spacing w:after="20" w:before="60"/>
+            </w:pPr>
+            <w:r>
+              <w:rPr>
+                <w:rFonts w:ascii="Calibri" w:cs="Calibri" w:eastAsia="Calibri" w:hAnsi="Calibri"/>
+                <w:b/>
+                <w:bCs/>
+                <w:color w:val="16212A"/>
+                <w:sz w:val="19"/>
+                <w:szCs w:val="19"/>
+              </w:rPr>
+              <w:t xml:space="preserve">7. </w:t>
+            </w:r>
+            <w:r>
+              <w:rPr>
+                <w:rFonts w:ascii="Calibri" w:cs="Calibri" w:eastAsia="Calibri" w:hAnsi="Calibri"/>
+                <w:color w:val="16212A"/>
+                <w:sz w:val="19"/>
+                <w:szCs w:val="19"/>
+              </w:rPr>
+              <w:t xml:space="preserve">Qual é o efeito do bemol que aparece no começo das pautas do hino 335?</w:t>
+            </w:r>
+          </w:p>
+          <w:p>
+            <w:pPr>
+              <w:pBdr>
+                <w:bottom w:val="dotted" w:color="AFBAC0" w:sz="6" w:space="2"/>
+              </w:pBdr>
+              <w:spacing w:after="0" w:before="200"/>
+              <w:ind w:left="340"/>
+            </w:pPr>
+            <w:r>
+              <w:rPr>
+                <w:sz w:val="20"/>
+                <w:szCs w:val="20"/>
+              </w:rPr>
+              <w:t xml:space="preserve"/>
+            </w:r>
+          </w:p>
+        </w:tc>
+      </w:tr>
+    </w:tbl>
+    <w:p>
+      <w:pPr>
+        <w:spacing w:after="160"/>
+      </w:pPr>
+    </w:p>
+    <w:tbl>
+      <w:tblPr>
+        <w:tblW w:type="dxa" w:w="9350"/>
+        <w:tblBorders>
+          <w:top w:val="single" w:color="D6DCDA" w:sz="2"/>
+          <w:left w:val="single" w:color="4A6B3F" w:sz="18"/>
+          <w:bottom w:val="single" w:color="D6DCDA" w:sz="2"/>
+          <w:right w:val="single" w:color="D6DCDA" w:sz="2"/>
+          <w:insideH w:val="none" w:color="FFFFFF" w:sz="0"/>
+          <w:insideV w:val="none" w:color="FFFFFF" w:sz="0"/>
+        </w:tblBorders>
+      </w:tblPr>
+      <w:tblGrid>
+        <w:gridCol w:w="9350"/>
+      </w:tblGrid>
+      <w:tr>
+        <w:tc>
+          <w:tcPr>
+            <w:tcW w:type="dxa" w:w="9350"/>
+            <w:shd w:fill="F4F7F2" w:val="clear"/>
+            <w:tcMar>
+              <w:top w:type="dxa" w:w="140"/>
+              <w:left w:type="dxa" w:w="200"/>
+              <w:bottom w:type="dxa" w:w="140"/>
+              <w:right w:type="dxa" w:w="200"/>
+            </w:tcMar>
+          </w:tcPr>
+          <w:p>
+            <w:pPr>
+              <w:spacing w:after="80"/>
+            </w:pPr>
+            <w:r>
+              <w:rPr>
+                <w:rFonts w:ascii="Cambria" w:cs="Cambria" w:eastAsia="Cambria" w:hAnsi="Cambria"/>
+                <w:b/>
+                <w:bCs/>
+                <w:color w:val="16212A"/>
+                <w:sz w:val="23"/>
+                <w:szCs w:val="23"/>
+              </w:rPr>
+              <w:t xml:space="preserve">Hino 274  </w:t>
+            </w:r>
+            <w:r>
+              <w:rPr>
+                <w:rFonts w:ascii="Cambria" w:cs="Cambria" w:eastAsia="Cambria" w:hAnsi="Cambria"/>
+                <w:i/>
+                <w:iCs/>
+                <w:color w:val="5C6B75"/>
+                <w:sz w:val="18"/>
+                <w:szCs w:val="18"/>
+              </w:rPr>
+              <w:t xml:space="preserve">Mi♭ maior · 3/4</w:t>
+            </w:r>
+          </w:p>
+          <w:p>
+            <w:pPr>
+              <w:spacing w:after="20" w:before="60"/>
+            </w:pPr>
+            <w:r>
+              <w:rPr>
+                <w:rFonts w:ascii="Calibri" w:cs="Calibri" w:eastAsia="Calibri" w:hAnsi="Calibri"/>
+                <w:b/>
+                <w:bCs/>
+                <w:color w:val="16212A"/>
+                <w:sz w:val="19"/>
+                <w:szCs w:val="19"/>
+              </w:rPr>
+              <w:t xml:space="preserve">1. </w:t>
+            </w:r>
+            <w:r>
+              <w:rPr>
+                <w:rFonts w:ascii="Calibri" w:cs="Calibri" w:eastAsia="Calibri" w:hAnsi="Calibri"/>
+                <w:b/>
+                <w:bCs/>
+                <w:color w:val="4A6B3F"/>
+                <w:sz w:val="14"/>
+                <w:szCs w:val="14"/>
+              </w:rPr>
+              <w:t xml:space="preserve">NOVO  </w:t>
+            </w:r>
+            <w:r>
+              <w:rPr>
+                <w:rFonts w:ascii="Calibri" w:cs="Calibri" w:eastAsia="Calibri" w:hAnsi="Calibri"/>
+                <w:color w:val="16212A"/>
+                <w:sz w:val="19"/>
+                <w:szCs w:val="19"/>
+              </w:rPr>
+              <w:t xml:space="preserve">Localize um contratempo no hino 274.</w:t>
+            </w:r>
+          </w:p>
+          <w:p>
+            <w:pPr>
+              <w:pBdr>
+                <w:bottom w:val="dotted" w:color="AFBAC0" w:sz="6" w:space="2"/>
+              </w:pBdr>
+              <w:spacing w:after="0" w:before="200"/>
+              <w:ind w:left="340"/>
+            </w:pPr>
+            <w:r>
+              <w:rPr>
+                <w:sz w:val="20"/>
+                <w:szCs w:val="20"/>
+              </w:rPr>
+              <w:t xml:space="preserve"/>
+            </w:r>
+          </w:p>
+          <w:p>
+            <w:pPr>
+              <w:spacing w:after="20" w:before="60"/>
+            </w:pPr>
+            <w:r>
+              <w:rPr>
+                <w:rFonts w:ascii="Calibri" w:cs="Calibri" w:eastAsia="Calibri" w:hAnsi="Calibri"/>
+                <w:b/>
+                <w:bCs/>
+                <w:color w:val="16212A"/>
+                <w:sz w:val="19"/>
+                <w:szCs w:val="19"/>
+              </w:rPr>
+              <w:t xml:space="preserve">2. </w:t>
+            </w:r>
+            <w:r>
+              <w:rPr>
+                <w:rFonts w:ascii="Calibri" w:cs="Calibri" w:eastAsia="Calibri" w:hAnsi="Calibri"/>
+                <w:color w:val="16212A"/>
+                <w:sz w:val="19"/>
+                <w:szCs w:val="19"/>
+              </w:rPr>
+              <w:t xml:space="preserve">Qual é a acentuação métrica do compasso do hino 274?</w:t>
+            </w:r>
+          </w:p>
+          <w:p>
+            <w:pPr>
+              <w:pBdr>
+                <w:bottom w:val="dotted" w:color="AFBAC0" w:sz="6" w:space="2"/>
+              </w:pBdr>
+              <w:spacing w:after="0" w:before="200"/>
+              <w:ind w:left="340"/>
+            </w:pPr>
+            <w:r>
+              <w:rPr>
+                <w:sz w:val="20"/>
+                <w:szCs w:val="20"/>
+              </w:rPr>
+              <w:t xml:space="preserve"/>
+            </w:r>
+          </w:p>
+          <w:p>
+            <w:pPr>
+              <w:spacing w:after="20" w:before="60"/>
+            </w:pPr>
+            <w:r>
+              <w:rPr>
+                <w:rFonts w:ascii="Calibri" w:cs="Calibri" w:eastAsia="Calibri" w:hAnsi="Calibri"/>
+                <w:b/>
+                <w:bCs/>
+                <w:color w:val="16212A"/>
+                <w:sz w:val="19"/>
+                <w:szCs w:val="19"/>
+              </w:rPr>
+              <w:t xml:space="preserve">3. </w:t>
+            </w:r>
+            <w:r>
+              <w:rPr>
+                <w:rFonts w:ascii="Calibri" w:cs="Calibri" w:eastAsia="Calibri" w:hAnsi="Calibri"/>
+                <w:color w:val="16212A"/>
+                <w:sz w:val="19"/>
+                <w:szCs w:val="19"/>
+              </w:rPr>
+              <w:t xml:space="preserve">No hino 274, nas retomadas depois da respiração, o som volta forte ou fraco?</w:t>
+            </w:r>
+          </w:p>
+          <w:p>
+            <w:pPr>
+              <w:pBdr>
+                <w:bottom w:val="dotted" w:color="AFBAC0" w:sz="6" w:space="2"/>
+              </w:pBdr>
+              <w:spacing w:after="0" w:before="200"/>
+              <w:ind w:left="340"/>
+            </w:pPr>
+            <w:r>
+              <w:rPr>
+                <w:sz w:val="20"/>
+                <w:szCs w:val="20"/>
+              </w:rPr>
+              <w:t xml:space="preserve"/>
+            </w:r>
+          </w:p>
+          <w:p>
+            <w:pPr>
+              <w:spacing w:after="20" w:before="60"/>
+            </w:pPr>
+            <w:r>
+              <w:rPr>
+                <w:rFonts w:ascii="Calibri" w:cs="Calibri" w:eastAsia="Calibri" w:hAnsi="Calibri"/>
+                <w:b/>
+                <w:bCs/>
+                <w:color w:val="16212A"/>
+                <w:sz w:val="19"/>
+                <w:szCs w:val="19"/>
+              </w:rPr>
+              <w:t xml:space="preserve">4. </w:t>
+            </w:r>
+            <w:r>
+              <w:rPr>
+                <w:rFonts w:ascii="Calibri" w:cs="Calibri" w:eastAsia="Calibri" w:hAnsi="Calibri"/>
+                <w:color w:val="16212A"/>
+                <w:sz w:val="19"/>
+                <w:szCs w:val="19"/>
+              </w:rPr>
+              <w:t xml:space="preserve">O hino 274 tem barras de repetição (ritornelo)?</w:t>
+            </w:r>
+          </w:p>
+          <w:p>
+            <w:pPr>
+              <w:pBdr>
+                <w:bottom w:val="dotted" w:color="AFBAC0" w:sz="6" w:space="2"/>
+              </w:pBdr>
+              <w:spacing w:after="0" w:before="200"/>
+              <w:ind w:left="340"/>
+            </w:pPr>
+            <w:r>
+              <w:rPr>
+                <w:sz w:val="20"/>
+                <w:szCs w:val="20"/>
+              </w:rPr>
+              <w:t xml:space="preserve"/>
+            </w:r>
+          </w:p>
+          <w:p>
+            <w:pPr>
+              <w:spacing w:after="20" w:before="60"/>
+            </w:pPr>
+            <w:r>
+              <w:rPr>
+                <w:rFonts w:ascii="Calibri" w:cs="Calibri" w:eastAsia="Calibri" w:hAnsi="Calibri"/>
+                <w:b/>
+                <w:bCs/>
+                <w:color w:val="16212A"/>
+                <w:sz w:val="19"/>
+                <w:szCs w:val="19"/>
+              </w:rPr>
+              <w:t xml:space="preserve">5. </w:t>
+            </w:r>
+            <w:r>
+              <w:rPr>
+                <w:rFonts w:ascii="Calibri" w:cs="Calibri" w:eastAsia="Calibri" w:hAnsi="Calibri"/>
+                <w:color w:val="16212A"/>
+                <w:sz w:val="19"/>
+                <w:szCs w:val="19"/>
+              </w:rPr>
+              <w:t xml:space="preserve">Qual é a tonalidade do hino 274? Escrita e de execução, no seu instrumento.</w:t>
+            </w:r>
+          </w:p>
+          <w:p>
+            <w:pPr>
+              <w:pBdr>
+                <w:bottom w:val="dotted" w:color="AFBAC0" w:sz="6" w:space="2"/>
+              </w:pBdr>
+              <w:spacing w:after="0" w:before="200"/>
+              <w:ind w:left="340"/>
+            </w:pPr>
+            <w:r>
+              <w:rPr>
+                <w:sz w:val="20"/>
+                <w:szCs w:val="20"/>
+              </w:rPr>
+              <w:t xml:space="preserve"/>
+            </w:r>
+          </w:p>
+          <w:p>
+            <w:pPr>
+              <w:spacing w:after="20" w:before="60"/>
+            </w:pPr>
+            <w:r>
+              <w:rPr>
+                <w:rFonts w:ascii="Calibri" w:cs="Calibri" w:eastAsia="Calibri" w:hAnsi="Calibri"/>
+                <w:b/>
+                <w:bCs/>
+                <w:color w:val="16212A"/>
+                <w:sz w:val="19"/>
+                <w:szCs w:val="19"/>
+              </w:rPr>
+              <w:t xml:space="preserve">6. </w:t>
+            </w:r>
+            <w:r>
+              <w:rPr>
+                <w:rFonts w:ascii="Calibri" w:cs="Calibri" w:eastAsia="Calibri" w:hAnsi="Calibri"/>
+                <w:color w:val="16212A"/>
+                <w:sz w:val="19"/>
+                <w:szCs w:val="19"/>
+              </w:rPr>
+              <w:t xml:space="preserve">Quais são os acidentes fixos (a armadura) do hino 274, em ordem?</w:t>
+            </w:r>
+          </w:p>
+          <w:p>
+            <w:pPr>
+              <w:pBdr>
+                <w:bottom w:val="dotted" w:color="AFBAC0" w:sz="6" w:space="2"/>
+              </w:pBdr>
+              <w:spacing w:after="0" w:before="200"/>
+              <w:ind w:left="340"/>
+            </w:pPr>
+            <w:r>
+              <w:rPr>
+                <w:sz w:val="20"/>
+                <w:szCs w:val="20"/>
+              </w:rPr>
+              <w:t xml:space="preserve"/>
+            </w:r>
+          </w:p>
+          <w:p>
+            <w:pPr>
+              <w:spacing w:after="20" w:before="60"/>
+            </w:pPr>
+            <w:r>
+              <w:rPr>
+                <w:rFonts w:ascii="Calibri" w:cs="Calibri" w:eastAsia="Calibri" w:hAnsi="Calibri"/>
+                <w:b/>
+                <w:bCs/>
+                <w:color w:val="16212A"/>
+                <w:sz w:val="19"/>
+                <w:szCs w:val="19"/>
+              </w:rPr>
+              <w:t xml:space="preserve">7. </w:t>
+            </w:r>
+            <w:r>
+              <w:rPr>
+                <w:rFonts w:ascii="Calibri" w:cs="Calibri" w:eastAsia="Calibri" w:hAnsi="Calibri"/>
+                <w:color w:val="16212A"/>
+                <w:sz w:val="19"/>
+                <w:szCs w:val="19"/>
+              </w:rPr>
+              <w:t xml:space="preserve">Toque a escala maior na tonalidade do hino 274.</w:t>
+            </w:r>
+          </w:p>
+          <w:p>
+            <w:pPr>
+              <w:pBdr>
+                <w:bottom w:val="dotted" w:color="AFBAC0" w:sz="6" w:space="2"/>
+              </w:pBdr>
+              <w:spacing w:after="0" w:before="200"/>
+              <w:ind w:left="340"/>
+            </w:pPr>
+            <w:r>
+              <w:rPr>
+                <w:sz w:val="20"/>
+                <w:szCs w:val="20"/>
+              </w:rPr>
+              <w:t xml:space="preserve"/>
+            </w:r>
+          </w:p>
+        </w:tc>
+      </w:tr>
+    </w:tbl>
+    <w:p>
+      <w:pPr>
+        <w:spacing w:after="160"/>
+      </w:pPr>
+    </w:p>
+    <w:tbl>
+      <w:tblPr>
+        <w:tblW w:type="dxa" w:w="9350"/>
+        <w:tblBorders>
+          <w:top w:val="single" w:color="D6DCDA" w:sz="2"/>
+          <w:left w:val="single" w:color="4A6B3F" w:sz="18"/>
+          <w:bottom w:val="single" w:color="D6DCDA" w:sz="2"/>
+          <w:right w:val="single" w:color="D6DCDA" w:sz="2"/>
+          <w:insideH w:val="none" w:color="FFFFFF" w:sz="0"/>
+          <w:insideV w:val="none" w:color="FFFFFF" w:sz="0"/>
+        </w:tblBorders>
+      </w:tblPr>
+      <w:tblGrid>
+        <w:gridCol w:w="9350"/>
+      </w:tblGrid>
+      <w:tr>
+        <w:tc>
+          <w:tcPr>
+            <w:tcW w:type="dxa" w:w="9350"/>
+            <w:shd w:fill="F4F7F2" w:val="clear"/>
+            <w:tcMar>
+              <w:top w:type="dxa" w:w="140"/>
+              <w:left w:type="dxa" w:w="200"/>
+              <w:bottom w:type="dxa" w:w="140"/>
+              <w:right w:type="dxa" w:w="200"/>
+            </w:tcMar>
+          </w:tcPr>
+          <w:p>
+            <w:pPr>
+              <w:spacing w:after="80"/>
+            </w:pPr>
+            <w:r>
+              <w:rPr>
+                <w:rFonts w:ascii="Cambria" w:cs="Cambria" w:eastAsia="Cambria" w:hAnsi="Cambria"/>
+                <w:b/>
+                <w:bCs/>
+                <w:color w:val="16212A"/>
+                <w:sz w:val="23"/>
+                <w:szCs w:val="23"/>
+              </w:rPr>
+              <w:t xml:space="preserve">Hino 410  </w:t>
+            </w:r>
+            <w:r>
+              <w:rPr>
+                <w:rFonts w:ascii="Cambria" w:cs="Cambria" w:eastAsia="Cambria" w:hAnsi="Cambria"/>
+                <w:i/>
+                <w:iCs/>
+                <w:color w:val="5C6B75"/>
+                <w:sz w:val="18"/>
+                <w:szCs w:val="18"/>
+              </w:rPr>
+              <w:t xml:space="preserve">Sol maior · 2/2</w:t>
+            </w:r>
+          </w:p>
+          <w:p>
+            <w:pPr>
+              <w:spacing w:after="20" w:before="60"/>
+            </w:pPr>
+            <w:r>
+              <w:rPr>
+                <w:rFonts w:ascii="Calibri" w:cs="Calibri" w:eastAsia="Calibri" w:hAnsi="Calibri"/>
+                <w:b/>
+                <w:bCs/>
+                <w:color w:val="16212A"/>
+                <w:sz w:val="19"/>
+                <w:szCs w:val="19"/>
+              </w:rPr>
+              <w:t xml:space="preserve">1. </w:t>
+            </w:r>
+            <w:r>
+              <w:rPr>
+                <w:rFonts w:ascii="Calibri" w:cs="Calibri" w:eastAsia="Calibri" w:hAnsi="Calibri"/>
+                <w:b/>
+                <w:bCs/>
+                <w:color w:val="4A6B3F"/>
+                <w:sz w:val="14"/>
+                <w:szCs w:val="14"/>
+              </w:rPr>
+              <w:t xml:space="preserve">NOVO  </w:t>
+            </w:r>
+            <w:r>
+              <w:rPr>
+                <w:rFonts w:ascii="Calibri" w:cs="Calibri" w:eastAsia="Calibri" w:hAnsi="Calibri"/>
+                <w:color w:val="16212A"/>
+                <w:sz w:val="19"/>
+                <w:szCs w:val="19"/>
+              </w:rPr>
+              <w:t xml:space="preserve">Localize uma síncopa e um contratempo no hino 410.</w:t>
+            </w:r>
+          </w:p>
+          <w:p>
+            <w:pPr>
+              <w:pBdr>
+                <w:bottom w:val="dotted" w:color="AFBAC0" w:sz="6" w:space="2"/>
+              </w:pBdr>
+              <w:spacing w:after="0" w:before="200"/>
+              <w:ind w:left="340"/>
+            </w:pPr>
+            <w:r>
+              <w:rPr>
+                <w:sz w:val="20"/>
+                <w:szCs w:val="20"/>
+              </w:rPr>
+              <w:t xml:space="preserve"/>
+            </w:r>
+          </w:p>
+          <w:p>
+            <w:pPr>
+              <w:spacing w:after="20" w:before="60"/>
+            </w:pPr>
+            <w:r>
+              <w:rPr>
+                <w:rFonts w:ascii="Calibri" w:cs="Calibri" w:eastAsia="Calibri" w:hAnsi="Calibri"/>
+                <w:b/>
+                <w:bCs/>
+                <w:color w:val="16212A"/>
+                <w:sz w:val="19"/>
+                <w:szCs w:val="19"/>
+              </w:rPr>
+              <w:t xml:space="preserve">2. </w:t>
+            </w:r>
+            <w:r>
+              <w:rPr>
+                <w:rFonts w:ascii="Calibri" w:cs="Calibri" w:eastAsia="Calibri" w:hAnsi="Calibri"/>
+                <w:color w:val="16212A"/>
+                <w:sz w:val="19"/>
+                <w:szCs w:val="19"/>
+              </w:rPr>
+              <w:t xml:space="preserve">Qual é a acentuação métrica do compasso do hino 410?</w:t>
+            </w:r>
+          </w:p>
+          <w:p>
+            <w:pPr>
+              <w:pBdr>
+                <w:bottom w:val="dotted" w:color="AFBAC0" w:sz="6" w:space="2"/>
+              </w:pBdr>
+              <w:spacing w:after="0" w:before="200"/>
+              <w:ind w:left="340"/>
+            </w:pPr>
+            <w:r>
+              <w:rPr>
+                <w:sz w:val="20"/>
+                <w:szCs w:val="20"/>
+              </w:rPr>
+              <w:t xml:space="preserve"/>
+            </w:r>
+          </w:p>
+          <w:p>
+            <w:pPr>
+              <w:spacing w:after="20" w:before="60"/>
+            </w:pPr>
+            <w:r>
+              <w:rPr>
+                <w:rFonts w:ascii="Calibri" w:cs="Calibri" w:eastAsia="Calibri" w:hAnsi="Calibri"/>
+                <w:b/>
+                <w:bCs/>
+                <w:color w:val="16212A"/>
+                <w:sz w:val="19"/>
+                <w:szCs w:val="19"/>
+              </w:rPr>
+              <w:t xml:space="preserve">3. </w:t>
+            </w:r>
+            <w:r>
+              <w:rPr>
+                <w:rFonts w:ascii="Calibri" w:cs="Calibri" w:eastAsia="Calibri" w:hAnsi="Calibri"/>
+                <w:color w:val="16212A"/>
+                <w:sz w:val="19"/>
+                <w:szCs w:val="19"/>
+              </w:rPr>
+              <w:t xml:space="preserve">No hino 410, nas retomadas depois da respiração, o som volta forte ou fraco?</w:t>
+            </w:r>
+          </w:p>
+          <w:p>
+            <w:pPr>
+              <w:pBdr>
+                <w:bottom w:val="dotted" w:color="AFBAC0" w:sz="6" w:space="2"/>
+              </w:pBdr>
+              <w:spacing w:after="0" w:before="200"/>
+              <w:ind w:left="340"/>
+            </w:pPr>
+            <w:r>
+              <w:rPr>
+                <w:sz w:val="20"/>
+                <w:szCs w:val="20"/>
+              </w:rPr>
+              <w:t xml:space="preserve"/>
+            </w:r>
+          </w:p>
+          <w:p>
+            <w:pPr>
+              <w:spacing w:after="20" w:before="60"/>
+            </w:pPr>
+            <w:r>
+              <w:rPr>
+                <w:rFonts w:ascii="Calibri" w:cs="Calibri" w:eastAsia="Calibri" w:hAnsi="Calibri"/>
+                <w:b/>
+                <w:bCs/>
+                <w:color w:val="16212A"/>
+                <w:sz w:val="19"/>
+                <w:szCs w:val="19"/>
+              </w:rPr>
+              <w:t xml:space="preserve">4. </w:t>
+            </w:r>
+            <w:r>
+              <w:rPr>
+                <w:rFonts w:ascii="Calibri" w:cs="Calibri" w:eastAsia="Calibri" w:hAnsi="Calibri"/>
+                <w:color w:val="16212A"/>
+                <w:sz w:val="19"/>
+                <w:szCs w:val="19"/>
+              </w:rPr>
+              <w:t xml:space="preserve">O hino 410 tem barras de repetição (ritornelo)?</w:t>
+            </w:r>
+          </w:p>
+          <w:p>
+            <w:pPr>
+              <w:pBdr>
+                <w:bottom w:val="dotted" w:color="AFBAC0" w:sz="6" w:space="2"/>
+              </w:pBdr>
+              <w:spacing w:after="0" w:before="200"/>
+              <w:ind w:left="340"/>
+            </w:pPr>
+            <w:r>
+              <w:rPr>
+                <w:sz w:val="20"/>
+                <w:szCs w:val="20"/>
+              </w:rPr>
+              <w:t xml:space="preserve"/>
+            </w:r>
+          </w:p>
+          <w:p>
+            <w:pPr>
+              <w:spacing w:after="20" w:before="60"/>
+            </w:pPr>
+            <w:r>
+              <w:rPr>
+                <w:rFonts w:ascii="Calibri" w:cs="Calibri" w:eastAsia="Calibri" w:hAnsi="Calibri"/>
+                <w:b/>
+                <w:bCs/>
+                <w:color w:val="16212A"/>
+                <w:sz w:val="19"/>
+                <w:szCs w:val="19"/>
+              </w:rPr>
+              <w:t xml:space="preserve">5. </w:t>
+            </w:r>
+            <w:r>
+              <w:rPr>
+                <w:rFonts w:ascii="Calibri" w:cs="Calibri" w:eastAsia="Calibri" w:hAnsi="Calibri"/>
+                <w:color w:val="16212A"/>
+                <w:sz w:val="19"/>
+                <w:szCs w:val="19"/>
+              </w:rPr>
+              <w:t xml:space="preserve">Qual é a tonalidade do hino 410? Escrita e de execução, no seu instrumento.</w:t>
+            </w:r>
+          </w:p>
+          <w:p>
+            <w:pPr>
+              <w:pBdr>
+                <w:bottom w:val="dotted" w:color="AFBAC0" w:sz="6" w:space="2"/>
+              </w:pBdr>
+              <w:spacing w:after="0" w:before="200"/>
+              <w:ind w:left="340"/>
+            </w:pPr>
+            <w:r>
+              <w:rPr>
+                <w:sz w:val="20"/>
+                <w:szCs w:val="20"/>
+              </w:rPr>
+              <w:t xml:space="preserve"/>
+            </w:r>
+          </w:p>
+          <w:p>
+            <w:pPr>
+              <w:spacing w:after="20" w:before="60"/>
+            </w:pPr>
+            <w:r>
+              <w:rPr>
+                <w:rFonts w:ascii="Calibri" w:cs="Calibri" w:eastAsia="Calibri" w:hAnsi="Calibri"/>
+                <w:b/>
+                <w:bCs/>
+                <w:color w:val="16212A"/>
+                <w:sz w:val="19"/>
+                <w:szCs w:val="19"/>
+              </w:rPr>
+              <w:t xml:space="preserve">6. </w:t>
+            </w:r>
+            <w:r>
+              <w:rPr>
+                <w:rFonts w:ascii="Calibri" w:cs="Calibri" w:eastAsia="Calibri" w:hAnsi="Calibri"/>
+                <w:color w:val="16212A"/>
+                <w:sz w:val="19"/>
+                <w:szCs w:val="19"/>
+              </w:rPr>
+              <w:t xml:space="preserve">Quais são os acidentes fixos (a armadura) do hino 410, em ordem?</w:t>
+            </w:r>
+          </w:p>
+          <w:p>
+            <w:pPr>
+              <w:pBdr>
+                <w:bottom w:val="dotted" w:color="AFBAC0" w:sz="6" w:space="2"/>
+              </w:pBdr>
+              <w:spacing w:after="0" w:before="200"/>
+              <w:ind w:left="340"/>
+            </w:pPr>
+            <w:r>
+              <w:rPr>
+                <w:sz w:val="20"/>
+                <w:szCs w:val="20"/>
+              </w:rPr>
+              <w:t xml:space="preserve"/>
+            </w:r>
+          </w:p>
+          <w:p>
+            <w:pPr>
+              <w:spacing w:after="20" w:before="60"/>
+            </w:pPr>
+            <w:r>
+              <w:rPr>
+                <w:rFonts w:ascii="Calibri" w:cs="Calibri" w:eastAsia="Calibri" w:hAnsi="Calibri"/>
+                <w:b/>
+                <w:bCs/>
+                <w:color w:val="16212A"/>
+                <w:sz w:val="19"/>
+                <w:szCs w:val="19"/>
+              </w:rPr>
+              <w:t xml:space="preserve">7. </w:t>
+            </w:r>
+            <w:r>
+              <w:rPr>
+                <w:rFonts w:ascii="Calibri" w:cs="Calibri" w:eastAsia="Calibri" w:hAnsi="Calibri"/>
+                <w:color w:val="16212A"/>
+                <w:sz w:val="19"/>
+                <w:szCs w:val="19"/>
+              </w:rPr>
+              <w:t xml:space="preserve">Toque a escala maior na tonalidade do hino 410.</w:t>
+            </w:r>
+          </w:p>
+          <w:p>
+            <w:pPr>
+              <w:pBdr>
+                <w:bottom w:val="dotted" w:color="AFBAC0" w:sz="6" w:space="2"/>
+              </w:pBdr>
+              <w:spacing w:after="0" w:before="200"/>
+              <w:ind w:left="340"/>
+            </w:pPr>
+            <w:r>
+              <w:rPr>
+                <w:sz w:val="20"/>
+                <w:szCs w:val="20"/>
+              </w:rPr>
+              <w:t xml:space="preserve"/>
+            </w:r>
+          </w:p>
+        </w:tc>
+      </w:tr>
+    </w:tbl>
+    <w:p>
+      <w:pPr>
+        <w:spacing w:after="160"/>
+      </w:pPr>
+    </w:p>
+    <w:p>
       <w:pPr>
         <w:pStyle w:val="Heading1"/>
         <w:spacing w:after="50"/>
@@ -6179,7 +9256,7 @@
                 <w:sz w:val="19"/>
                 <w:szCs w:val="19"/>
               </w:rPr>
-              <w:t xml:space="preserve">· Violino: com que arco começa o hino 2, segundo a arcada impressa? Por que esse arco?</w:t>
+              <w:t xml:space="preserve">· Violino: no hinário de cordas (capa marrom), com que arco começa o hino 2? Por que esse arco?</w:t>
             </w:r>
           </w:p>
           <w:p>
@@ -6288,7 +9365,7 @@
                 <w:sz w:val="19"/>
                 <w:szCs w:val="19"/>
               </w:rPr>
-              <w:t xml:space="preserve">· Violino: com que arco começa o hino 1, segundo a arcada impressa? Por que esse arco?</w:t>
+              <w:t xml:space="preserve">· Violino: no hinário de cordas (capa marrom), com que arco começa o hino 1? Por que esse arco?</w:t>
             </w:r>
           </w:p>
           <w:p>
@@ -6397,7 +9474,7 @@
                 <w:sz w:val="19"/>
                 <w:szCs w:val="19"/>
               </w:rPr>
-              <w:t xml:space="preserve">· Violino: com que arco começa o hino 262, segundo a arcada impressa? Por que esse arco?</w:t>
+              <w:t xml:space="preserve">· Violino: no hinário de cordas (capa marrom), com que arco começa o hino 262? Por que esse arco?</w:t>
             </w:r>
           </w:p>
           <w:p>
@@ -7230,7 +10307,7 @@
                 <w:sz w:val="19"/>
                 <w:szCs w:val="19"/>
               </w:rPr>
-              <w:t xml:space="preserve">· Violino: com que arco começa o hino 227, segundo a arcada impressa? Por que esse arco?</w:t>
+              <w:t xml:space="preserve">· Violino: no hinário de cordas (capa marrom), com que arco começa o hino 227? Por que esse arco?</w:t>
             </w:r>
           </w:p>
           <w:p>
@@ -7339,7 +10416,7 @@
                 <w:sz w:val="19"/>
                 <w:szCs w:val="19"/>
               </w:rPr>
-              <w:t xml:space="preserve">· Violino: com que arco começa o hino 377, segundo a arcada impressa? Por que esse arco?</w:t>
+              <w:t xml:space="preserve">· Violino: no hinário de cordas (capa marrom), com que arco começa o hino 377? Por que esse arco?</w:t>
             </w:r>
           </w:p>
           <w:p>
@@ -7448,7 +10525,7 @@
                 <w:sz w:val="19"/>
                 <w:szCs w:val="19"/>
               </w:rPr>
-              <w:t xml:space="preserve">· Violino: com que arco começa o hino 9, segundo a arcada impressa? Por que esse arco?</w:t>
+              <w:t xml:space="preserve">· Violino: no hinário de cordas (capa marrom), com que arco começa o hino 9? Por que esse arco?</w:t>
             </w:r>
           </w:p>
           <w:p>
@@ -7538,6 +10615,1159 @@
       </w:r>
     </w:p>
     <w:p>
+      <w:r>
+        <w:br w:type="page"/>
+      </w:r>
+    </w:p>
+    <w:p>
+      <w:pPr>
+        <w:spacing w:after="60" w:line="300"/>
+      </w:pPr>
+      <w:r>
+        <w:rPr>
+          <w:rFonts w:ascii="Calibri" w:cs="Calibri" w:eastAsia="Calibri" w:hAnsi="Calibri"/>
+          <w:caps/>
+          <w:color w:val="5C6B75"/>
+          <w:spacing w:val="16"/>
+          <w:sz w:val="16"/>
+          <w:szCs w:val="16"/>
+        </w:rPr>
+        <w:t xml:space="preserve">Fim da fase 13 · análise de hinos</w:t>
+      </w:r>
+    </w:p>
+    <w:p>
+      <w:pPr>
+        <w:spacing w:after="100"/>
+      </w:pPr>
+      <w:r>
+        <w:rPr>
+          <w:rFonts w:ascii="Cambria" w:cs="Cambria" w:eastAsia="Cambria" w:hAnsi="Cambria"/>
+          <w:b/>
+          <w:bCs/>
+          <w:color w:val="4A6B3F"/>
+          <w:sz w:val="32"/>
+          <w:szCs w:val="32"/>
+        </w:rPr>
+        <w:t xml:space="preserve">Com o hinário em mãos</w:t>
+      </w:r>
+    </w:p>
+    <w:p>
+      <w:pPr>
+        <w:spacing w:after="160" w:line="300"/>
+      </w:pPr>
+      <w:r>
+        <w:rPr>
+          <w:rFonts w:ascii="Calibri" w:cs="Calibri" w:eastAsia="Calibri" w:hAnsi="Calibri"/>
+          <w:color w:val="3F4C55"/>
+          <w:sz w:val="19"/>
+          <w:szCs w:val="19"/>
+        </w:rPr>
+        <w:t xml:space="preserve">Fase 13 — ritmos iniciais. As perguntas cobrem só o que foi estudado até aqui: as marcadas “novo” são desta fase; as outras revisam as anteriores.</w:t>
+      </w:r>
+    </w:p>
+    <w:tbl>
+      <w:tblPr>
+        <w:tblW w:type="dxa" w:w="9350"/>
+        <w:tblBorders>
+          <w:top w:val="single" w:color="D6DCDA" w:sz="2"/>
+          <w:left w:val="single" w:color="4A6B3F" w:sz="18"/>
+          <w:bottom w:val="single" w:color="D6DCDA" w:sz="2"/>
+          <w:right w:val="single" w:color="D6DCDA" w:sz="2"/>
+          <w:insideH w:val="none" w:color="FFFFFF" w:sz="0"/>
+          <w:insideV w:val="none" w:color="FFFFFF" w:sz="0"/>
+        </w:tblBorders>
+      </w:tblPr>
+      <w:tblGrid>
+        <w:gridCol w:w="9350"/>
+      </w:tblGrid>
+      <w:tr>
+        <w:tc>
+          <w:tcPr>
+            <w:tcW w:type="dxa" w:w="9350"/>
+            <w:shd w:fill="F4F7F2" w:val="clear"/>
+            <w:tcMar>
+              <w:top w:type="dxa" w:w="140"/>
+              <w:left w:type="dxa" w:w="200"/>
+              <w:bottom w:type="dxa" w:w="140"/>
+              <w:right w:type="dxa" w:w="200"/>
+            </w:tcMar>
+          </w:tcPr>
+          <w:p>
+            <w:pPr>
+              <w:spacing w:after="80"/>
+            </w:pPr>
+            <w:r>
+              <w:rPr>
+                <w:rFonts w:ascii="Cambria" w:cs="Cambria" w:eastAsia="Cambria" w:hAnsi="Cambria"/>
+                <w:b/>
+                <w:bCs/>
+                <w:color w:val="16212A"/>
+                <w:sz w:val="23"/>
+                <w:szCs w:val="23"/>
+              </w:rPr>
+              <w:t xml:space="preserve">Hino 377  </w:t>
+            </w:r>
+            <w:r>
+              <w:rPr>
+                <w:rFonts w:ascii="Cambria" w:cs="Cambria" w:eastAsia="Cambria" w:hAnsi="Cambria"/>
+                <w:i/>
+                <w:iCs/>
+                <w:color w:val="5C6B75"/>
+                <w:sz w:val="18"/>
+                <w:szCs w:val="18"/>
+              </w:rPr>
+              <w:t xml:space="preserve">Lá♭ maior · 2/4 · ♩ = 54-72</w:t>
+            </w:r>
+          </w:p>
+          <w:p>
+            <w:pPr>
+              <w:spacing w:after="20" w:before="60"/>
+            </w:pPr>
+            <w:r>
+              <w:rPr>
+                <w:rFonts w:ascii="Calibri" w:cs="Calibri" w:eastAsia="Calibri" w:hAnsi="Calibri"/>
+                <w:b/>
+                <w:bCs/>
+                <w:color w:val="16212A"/>
+                <w:sz w:val="19"/>
+                <w:szCs w:val="19"/>
+              </w:rPr>
+              <w:t xml:space="preserve">1. </w:t>
+            </w:r>
+            <w:r>
+              <w:rPr>
+                <w:rFonts w:ascii="Calibri" w:cs="Calibri" w:eastAsia="Calibri" w:hAnsi="Calibri"/>
+                <w:b/>
+                <w:bCs/>
+                <w:color w:val="4A6B3F"/>
+                <w:sz w:val="14"/>
+                <w:szCs w:val="14"/>
+              </w:rPr>
+              <w:t xml:space="preserve">NOVO  </w:t>
+            </w:r>
+            <w:r>
+              <w:rPr>
+                <w:rFonts w:ascii="Calibri" w:cs="Calibri" w:eastAsia="Calibri" w:hAnsi="Calibri"/>
+                <w:color w:val="16212A"/>
+                <w:sz w:val="19"/>
+                <w:szCs w:val="19"/>
+              </w:rPr>
+              <w:t xml:space="preserve">O hino 377 começa em tempo forte ou fraco? Qual é o ritmo inicial? O primeiro compasso está completo?</w:t>
+            </w:r>
+          </w:p>
+          <w:p>
+            <w:pPr>
+              <w:pBdr>
+                <w:bottom w:val="dotted" w:color="AFBAC0" w:sz="6" w:space="2"/>
+              </w:pBdr>
+              <w:spacing w:after="0" w:before="200"/>
+              <w:ind w:left="340"/>
+            </w:pPr>
+            <w:r>
+              <w:rPr>
+                <w:sz w:val="20"/>
+                <w:szCs w:val="20"/>
+              </w:rPr>
+              <w:t xml:space="preserve"/>
+            </w:r>
+          </w:p>
+          <w:p>
+            <w:pPr>
+              <w:spacing w:after="20" w:before="60"/>
+            </w:pPr>
+            <w:r>
+              <w:rPr>
+                <w:rFonts w:ascii="Calibri" w:cs="Calibri" w:eastAsia="Calibri" w:hAnsi="Calibri"/>
+                <w:b/>
+                <w:bCs/>
+                <w:color w:val="16212A"/>
+                <w:sz w:val="19"/>
+                <w:szCs w:val="19"/>
+              </w:rPr>
+              <w:t xml:space="preserve">2. </w:t>
+            </w:r>
+            <w:r>
+              <w:rPr>
+                <w:rFonts w:ascii="Calibri" w:cs="Calibri" w:eastAsia="Calibri" w:hAnsi="Calibri"/>
+                <w:b/>
+                <w:bCs/>
+                <w:color w:val="4A6B3F"/>
+                <w:sz w:val="14"/>
+                <w:szCs w:val="14"/>
+              </w:rPr>
+              <w:t xml:space="preserve">NOVO  </w:t>
+            </w:r>
+            <w:r>
+              <w:rPr>
+                <w:rFonts w:ascii="Calibri" w:cs="Calibri" w:eastAsia="Calibri" w:hAnsi="Calibri"/>
+                <w:color w:val="16212A"/>
+                <w:sz w:val="19"/>
+                <w:szCs w:val="19"/>
+              </w:rPr>
+              <w:t xml:space="preserve">Violino: no hinário de cordas (capa marrom), com que arco começa o hino 377? Por que esse arco?</w:t>
+            </w:r>
+          </w:p>
+          <w:p>
+            <w:pPr>
+              <w:pBdr>
+                <w:bottom w:val="dotted" w:color="AFBAC0" w:sz="6" w:space="2"/>
+              </w:pBdr>
+              <w:spacing w:after="0" w:before="200"/>
+              <w:ind w:left="340"/>
+            </w:pPr>
+            <w:r>
+              <w:rPr>
+                <w:sz w:val="20"/>
+                <w:szCs w:val="20"/>
+              </w:rPr>
+              <w:t xml:space="preserve"/>
+            </w:r>
+          </w:p>
+          <w:p>
+            <w:pPr>
+              <w:spacing w:after="20" w:before="60"/>
+            </w:pPr>
+            <w:r>
+              <w:rPr>
+                <w:rFonts w:ascii="Calibri" w:cs="Calibri" w:eastAsia="Calibri" w:hAnsi="Calibri"/>
+                <w:b/>
+                <w:bCs/>
+                <w:color w:val="16212A"/>
+                <w:sz w:val="19"/>
+                <w:szCs w:val="19"/>
+              </w:rPr>
+              <w:t xml:space="preserve">3. </w:t>
+            </w:r>
+            <w:r>
+              <w:rPr>
+                <w:rFonts w:ascii="Calibri" w:cs="Calibri" w:eastAsia="Calibri" w:hAnsi="Calibri"/>
+                <w:color w:val="16212A"/>
+                <w:sz w:val="19"/>
+                <w:szCs w:val="19"/>
+              </w:rPr>
+              <w:t xml:space="preserve">Localize um contratempo no hino 377.</w:t>
+            </w:r>
+          </w:p>
+          <w:p>
+            <w:pPr>
+              <w:pBdr>
+                <w:bottom w:val="dotted" w:color="AFBAC0" w:sz="6" w:space="2"/>
+              </w:pBdr>
+              <w:spacing w:after="0" w:before="200"/>
+              <w:ind w:left="340"/>
+            </w:pPr>
+            <w:r>
+              <w:rPr>
+                <w:sz w:val="20"/>
+                <w:szCs w:val="20"/>
+              </w:rPr>
+              <w:t xml:space="preserve"/>
+            </w:r>
+          </w:p>
+          <w:p>
+            <w:pPr>
+              <w:spacing w:after="20" w:before="60"/>
+            </w:pPr>
+            <w:r>
+              <w:rPr>
+                <w:rFonts w:ascii="Calibri" w:cs="Calibri" w:eastAsia="Calibri" w:hAnsi="Calibri"/>
+                <w:b/>
+                <w:bCs/>
+                <w:color w:val="16212A"/>
+                <w:sz w:val="19"/>
+                <w:szCs w:val="19"/>
+              </w:rPr>
+              <w:t xml:space="preserve">4. </w:t>
+            </w:r>
+            <w:r>
+              <w:rPr>
+                <w:rFonts w:ascii="Calibri" w:cs="Calibri" w:eastAsia="Calibri" w:hAnsi="Calibri"/>
+                <w:color w:val="16212A"/>
+                <w:sz w:val="19"/>
+                <w:szCs w:val="19"/>
+              </w:rPr>
+              <w:t xml:space="preserve">O compasso do hino 377 é simples ou composto?</w:t>
+            </w:r>
+          </w:p>
+          <w:p>
+            <w:pPr>
+              <w:pBdr>
+                <w:bottom w:val="dotted" w:color="AFBAC0" w:sz="6" w:space="2"/>
+              </w:pBdr>
+              <w:spacing w:after="0" w:before="200"/>
+              <w:ind w:left="340"/>
+            </w:pPr>
+            <w:r>
+              <w:rPr>
+                <w:sz w:val="20"/>
+                <w:szCs w:val="20"/>
+              </w:rPr>
+              <w:t xml:space="preserve"/>
+            </w:r>
+          </w:p>
+          <w:p>
+            <w:pPr>
+              <w:spacing w:after="20" w:before="60"/>
+            </w:pPr>
+            <w:r>
+              <w:rPr>
+                <w:rFonts w:ascii="Calibri" w:cs="Calibri" w:eastAsia="Calibri" w:hAnsi="Calibri"/>
+                <w:b/>
+                <w:bCs/>
+                <w:color w:val="16212A"/>
+                <w:sz w:val="19"/>
+                <w:szCs w:val="19"/>
+              </w:rPr>
+              <w:t xml:space="preserve">5. </w:t>
+            </w:r>
+            <w:r>
+              <w:rPr>
+                <w:rFonts w:ascii="Calibri" w:cs="Calibri" w:eastAsia="Calibri" w:hAnsi="Calibri"/>
+                <w:color w:val="16212A"/>
+                <w:sz w:val="19"/>
+                <w:szCs w:val="19"/>
+              </w:rPr>
+              <w:t xml:space="preserve">No hino 377, nas retomadas depois da respiração, o som volta forte ou fraco?</w:t>
+            </w:r>
+          </w:p>
+          <w:p>
+            <w:pPr>
+              <w:pBdr>
+                <w:bottom w:val="dotted" w:color="AFBAC0" w:sz="6" w:space="2"/>
+              </w:pBdr>
+              <w:spacing w:after="0" w:before="200"/>
+              <w:ind w:left="340"/>
+            </w:pPr>
+            <w:r>
+              <w:rPr>
+                <w:sz w:val="20"/>
+                <w:szCs w:val="20"/>
+              </w:rPr>
+              <w:t xml:space="preserve"/>
+            </w:r>
+          </w:p>
+          <w:p>
+            <w:pPr>
+              <w:spacing w:after="20" w:before="60"/>
+            </w:pPr>
+            <w:r>
+              <w:rPr>
+                <w:rFonts w:ascii="Calibri" w:cs="Calibri" w:eastAsia="Calibri" w:hAnsi="Calibri"/>
+                <w:b/>
+                <w:bCs/>
+                <w:color w:val="16212A"/>
+                <w:sz w:val="19"/>
+                <w:szCs w:val="19"/>
+              </w:rPr>
+              <w:t xml:space="preserve">6. </w:t>
+            </w:r>
+            <w:r>
+              <w:rPr>
+                <w:rFonts w:ascii="Calibri" w:cs="Calibri" w:eastAsia="Calibri" w:hAnsi="Calibri"/>
+                <w:color w:val="16212A"/>
+                <w:sz w:val="19"/>
+                <w:szCs w:val="19"/>
+              </w:rPr>
+              <w:t xml:space="preserve">O hino 377 tem barras de repetição (ritornelo)?</w:t>
+            </w:r>
+          </w:p>
+          <w:p>
+            <w:pPr>
+              <w:pBdr>
+                <w:bottom w:val="dotted" w:color="AFBAC0" w:sz="6" w:space="2"/>
+              </w:pBdr>
+              <w:spacing w:after="0" w:before="200"/>
+              <w:ind w:left="340"/>
+            </w:pPr>
+            <w:r>
+              <w:rPr>
+                <w:sz w:val="20"/>
+                <w:szCs w:val="20"/>
+              </w:rPr>
+              <w:t xml:space="preserve"/>
+            </w:r>
+          </w:p>
+          <w:p>
+            <w:pPr>
+              <w:spacing w:after="20" w:before="60"/>
+            </w:pPr>
+            <w:r>
+              <w:rPr>
+                <w:rFonts w:ascii="Calibri" w:cs="Calibri" w:eastAsia="Calibri" w:hAnsi="Calibri"/>
+                <w:b/>
+                <w:bCs/>
+                <w:color w:val="16212A"/>
+                <w:sz w:val="19"/>
+                <w:szCs w:val="19"/>
+              </w:rPr>
+              <w:t xml:space="preserve">7. </w:t>
+            </w:r>
+            <w:r>
+              <w:rPr>
+                <w:rFonts w:ascii="Calibri" w:cs="Calibri" w:eastAsia="Calibri" w:hAnsi="Calibri"/>
+                <w:color w:val="16212A"/>
+                <w:sz w:val="19"/>
+                <w:szCs w:val="19"/>
+              </w:rPr>
+              <w:t xml:space="preserve">Qual é a relativa menor da tonalidade do hino 377?</w:t>
+            </w:r>
+          </w:p>
+          <w:p>
+            <w:pPr>
+              <w:pBdr>
+                <w:bottom w:val="dotted" w:color="AFBAC0" w:sz="6" w:space="2"/>
+              </w:pBdr>
+              <w:spacing w:after="0" w:before="200"/>
+              <w:ind w:left="340"/>
+            </w:pPr>
+            <w:r>
+              <w:rPr>
+                <w:sz w:val="20"/>
+                <w:szCs w:val="20"/>
+              </w:rPr>
+              <w:t xml:space="preserve"/>
+            </w:r>
+          </w:p>
+        </w:tc>
+      </w:tr>
+    </w:tbl>
+    <w:p>
+      <w:pPr>
+        <w:spacing w:after="160"/>
+      </w:pPr>
+    </w:p>
+    <w:tbl>
+      <w:tblPr>
+        <w:tblW w:type="dxa" w:w="9350"/>
+        <w:tblBorders>
+          <w:top w:val="single" w:color="D6DCDA" w:sz="2"/>
+          <w:left w:val="single" w:color="4A6B3F" w:sz="18"/>
+          <w:bottom w:val="single" w:color="D6DCDA" w:sz="2"/>
+          <w:right w:val="single" w:color="D6DCDA" w:sz="2"/>
+          <w:insideH w:val="none" w:color="FFFFFF" w:sz="0"/>
+          <w:insideV w:val="none" w:color="FFFFFF" w:sz="0"/>
+        </w:tblBorders>
+      </w:tblPr>
+      <w:tblGrid>
+        <w:gridCol w:w="9350"/>
+      </w:tblGrid>
+      <w:tr>
+        <w:tc>
+          <w:tcPr>
+            <w:tcW w:type="dxa" w:w="9350"/>
+            <w:shd w:fill="F4F7F2" w:val="clear"/>
+            <w:tcMar>
+              <w:top w:type="dxa" w:w="140"/>
+              <w:left w:type="dxa" w:w="200"/>
+              <w:bottom w:type="dxa" w:w="140"/>
+              <w:right w:type="dxa" w:w="200"/>
+            </w:tcMar>
+          </w:tcPr>
+          <w:p>
+            <w:pPr>
+              <w:spacing w:after="80"/>
+            </w:pPr>
+            <w:r>
+              <w:rPr>
+                <w:rFonts w:ascii="Cambria" w:cs="Cambria" w:eastAsia="Cambria" w:hAnsi="Cambria"/>
+                <w:b/>
+                <w:bCs/>
+                <w:color w:val="16212A"/>
+                <w:sz w:val="23"/>
+                <w:szCs w:val="23"/>
+              </w:rPr>
+              <w:t xml:space="preserve">Hino 396  </w:t>
+            </w:r>
+            <w:r>
+              <w:rPr>
+                <w:rFonts w:ascii="Cambria" w:cs="Cambria" w:eastAsia="Cambria" w:hAnsi="Cambria"/>
+                <w:i/>
+                <w:iCs/>
+                <w:color w:val="5C6B75"/>
+                <w:sz w:val="18"/>
+                <w:szCs w:val="18"/>
+              </w:rPr>
+              <w:t xml:space="preserve">Si♭ maior · 4/4</w:t>
+            </w:r>
+          </w:p>
+          <w:p>
+            <w:pPr>
+              <w:spacing w:after="20" w:before="60"/>
+            </w:pPr>
+            <w:r>
+              <w:rPr>
+                <w:rFonts w:ascii="Calibri" w:cs="Calibri" w:eastAsia="Calibri" w:hAnsi="Calibri"/>
+                <w:b/>
+                <w:bCs/>
+                <w:color w:val="16212A"/>
+                <w:sz w:val="19"/>
+                <w:szCs w:val="19"/>
+              </w:rPr>
+              <w:t xml:space="preserve">1. </w:t>
+            </w:r>
+            <w:r>
+              <w:rPr>
+                <w:rFonts w:ascii="Calibri" w:cs="Calibri" w:eastAsia="Calibri" w:hAnsi="Calibri"/>
+                <w:b/>
+                <w:bCs/>
+                <w:color w:val="4A6B3F"/>
+                <w:sz w:val="14"/>
+                <w:szCs w:val="14"/>
+              </w:rPr>
+              <w:t xml:space="preserve">NOVO  </w:t>
+            </w:r>
+            <w:r>
+              <w:rPr>
+                <w:rFonts w:ascii="Calibri" w:cs="Calibri" w:eastAsia="Calibri" w:hAnsi="Calibri"/>
+                <w:color w:val="16212A"/>
+                <w:sz w:val="19"/>
+                <w:szCs w:val="19"/>
+              </w:rPr>
+              <w:t xml:space="preserve">O hino 396 começa em tempo forte ou fraco? Qual é o ritmo inicial? O primeiro compasso está completo?</w:t>
+            </w:r>
+          </w:p>
+          <w:p>
+            <w:pPr>
+              <w:pBdr>
+                <w:bottom w:val="dotted" w:color="AFBAC0" w:sz="6" w:space="2"/>
+              </w:pBdr>
+              <w:spacing w:after="0" w:before="200"/>
+              <w:ind w:left="340"/>
+            </w:pPr>
+            <w:r>
+              <w:rPr>
+                <w:sz w:val="20"/>
+                <w:szCs w:val="20"/>
+              </w:rPr>
+              <w:t xml:space="preserve"/>
+            </w:r>
+          </w:p>
+          <w:p>
+            <w:pPr>
+              <w:spacing w:after="20" w:before="60"/>
+            </w:pPr>
+            <w:r>
+              <w:rPr>
+                <w:rFonts w:ascii="Calibri" w:cs="Calibri" w:eastAsia="Calibri" w:hAnsi="Calibri"/>
+                <w:b/>
+                <w:bCs/>
+                <w:color w:val="16212A"/>
+                <w:sz w:val="19"/>
+                <w:szCs w:val="19"/>
+              </w:rPr>
+              <w:t xml:space="preserve">2. </w:t>
+            </w:r>
+            <w:r>
+              <w:rPr>
+                <w:rFonts w:ascii="Calibri" w:cs="Calibri" w:eastAsia="Calibri" w:hAnsi="Calibri"/>
+                <w:b/>
+                <w:bCs/>
+                <w:color w:val="4A6B3F"/>
+                <w:sz w:val="14"/>
+                <w:szCs w:val="14"/>
+              </w:rPr>
+              <w:t xml:space="preserve">NOVO  </w:t>
+            </w:r>
+            <w:r>
+              <w:rPr>
+                <w:rFonts w:ascii="Calibri" w:cs="Calibri" w:eastAsia="Calibri" w:hAnsi="Calibri"/>
+                <w:color w:val="16212A"/>
+                <w:sz w:val="19"/>
+                <w:szCs w:val="19"/>
+              </w:rPr>
+              <w:t xml:space="preserve">Violino: no hinário de cordas (capa marrom), com que arco começa o hino 396? Por que esse arco?</w:t>
+            </w:r>
+          </w:p>
+          <w:p>
+            <w:pPr>
+              <w:pBdr>
+                <w:bottom w:val="dotted" w:color="AFBAC0" w:sz="6" w:space="2"/>
+              </w:pBdr>
+              <w:spacing w:after="0" w:before="200"/>
+              <w:ind w:left="340"/>
+            </w:pPr>
+            <w:r>
+              <w:rPr>
+                <w:sz w:val="20"/>
+                <w:szCs w:val="20"/>
+              </w:rPr>
+              <w:t xml:space="preserve"/>
+            </w:r>
+          </w:p>
+          <w:p>
+            <w:pPr>
+              <w:spacing w:after="20" w:before="60"/>
+            </w:pPr>
+            <w:r>
+              <w:rPr>
+                <w:rFonts w:ascii="Calibri" w:cs="Calibri" w:eastAsia="Calibri" w:hAnsi="Calibri"/>
+                <w:b/>
+                <w:bCs/>
+                <w:color w:val="16212A"/>
+                <w:sz w:val="19"/>
+                <w:szCs w:val="19"/>
+              </w:rPr>
+              <w:t xml:space="preserve">3. </w:t>
+            </w:r>
+            <w:r>
+              <w:rPr>
+                <w:rFonts w:ascii="Calibri" w:cs="Calibri" w:eastAsia="Calibri" w:hAnsi="Calibri"/>
+                <w:color w:val="16212A"/>
+                <w:sz w:val="19"/>
+                <w:szCs w:val="19"/>
+              </w:rPr>
+              <w:t xml:space="preserve">Qual é a acentuação métrica do compasso do hino 396?</w:t>
+            </w:r>
+          </w:p>
+          <w:p>
+            <w:pPr>
+              <w:pBdr>
+                <w:bottom w:val="dotted" w:color="AFBAC0" w:sz="6" w:space="2"/>
+              </w:pBdr>
+              <w:spacing w:after="0" w:before="200"/>
+              <w:ind w:left="340"/>
+            </w:pPr>
+            <w:r>
+              <w:rPr>
+                <w:sz w:val="20"/>
+                <w:szCs w:val="20"/>
+              </w:rPr>
+              <w:t xml:space="preserve"/>
+            </w:r>
+          </w:p>
+          <w:p>
+            <w:pPr>
+              <w:spacing w:after="20" w:before="60"/>
+            </w:pPr>
+            <w:r>
+              <w:rPr>
+                <w:rFonts w:ascii="Calibri" w:cs="Calibri" w:eastAsia="Calibri" w:hAnsi="Calibri"/>
+                <w:b/>
+                <w:bCs/>
+                <w:color w:val="16212A"/>
+                <w:sz w:val="19"/>
+                <w:szCs w:val="19"/>
+              </w:rPr>
+              <w:t xml:space="preserve">4. </w:t>
+            </w:r>
+            <w:r>
+              <w:rPr>
+                <w:rFonts w:ascii="Calibri" w:cs="Calibri" w:eastAsia="Calibri" w:hAnsi="Calibri"/>
+                <w:color w:val="16212A"/>
+                <w:sz w:val="19"/>
+                <w:szCs w:val="19"/>
+              </w:rPr>
+              <w:t xml:space="preserve">No hino 396, nas retomadas depois da respiração, o som volta forte ou fraco?</w:t>
+            </w:r>
+          </w:p>
+          <w:p>
+            <w:pPr>
+              <w:pBdr>
+                <w:bottom w:val="dotted" w:color="AFBAC0" w:sz="6" w:space="2"/>
+              </w:pBdr>
+              <w:spacing w:after="0" w:before="200"/>
+              <w:ind w:left="340"/>
+            </w:pPr>
+            <w:r>
+              <w:rPr>
+                <w:sz w:val="20"/>
+                <w:szCs w:val="20"/>
+              </w:rPr>
+              <w:t xml:space="preserve"/>
+            </w:r>
+          </w:p>
+          <w:p>
+            <w:pPr>
+              <w:spacing w:after="20" w:before="60"/>
+            </w:pPr>
+            <w:r>
+              <w:rPr>
+                <w:rFonts w:ascii="Calibri" w:cs="Calibri" w:eastAsia="Calibri" w:hAnsi="Calibri"/>
+                <w:b/>
+                <w:bCs/>
+                <w:color w:val="16212A"/>
+                <w:sz w:val="19"/>
+                <w:szCs w:val="19"/>
+              </w:rPr>
+              <w:t xml:space="preserve">5. </w:t>
+            </w:r>
+            <w:r>
+              <w:rPr>
+                <w:rFonts w:ascii="Calibri" w:cs="Calibri" w:eastAsia="Calibri" w:hAnsi="Calibri"/>
+                <w:color w:val="16212A"/>
+                <w:sz w:val="19"/>
+                <w:szCs w:val="19"/>
+              </w:rPr>
+              <w:t xml:space="preserve">O hino 396 tem barras de repetição (ritornelo)?</w:t>
+            </w:r>
+          </w:p>
+          <w:p>
+            <w:pPr>
+              <w:pBdr>
+                <w:bottom w:val="dotted" w:color="AFBAC0" w:sz="6" w:space="2"/>
+              </w:pBdr>
+              <w:spacing w:after="0" w:before="200"/>
+              <w:ind w:left="340"/>
+            </w:pPr>
+            <w:r>
+              <w:rPr>
+                <w:sz w:val="20"/>
+                <w:szCs w:val="20"/>
+              </w:rPr>
+              <w:t xml:space="preserve"/>
+            </w:r>
+          </w:p>
+          <w:p>
+            <w:pPr>
+              <w:spacing w:after="20" w:before="60"/>
+            </w:pPr>
+            <w:r>
+              <w:rPr>
+                <w:rFonts w:ascii="Calibri" w:cs="Calibri" w:eastAsia="Calibri" w:hAnsi="Calibri"/>
+                <w:b/>
+                <w:bCs/>
+                <w:color w:val="16212A"/>
+                <w:sz w:val="19"/>
+                <w:szCs w:val="19"/>
+              </w:rPr>
+              <w:t xml:space="preserve">6. </w:t>
+            </w:r>
+            <w:r>
+              <w:rPr>
+                <w:rFonts w:ascii="Calibri" w:cs="Calibri" w:eastAsia="Calibri" w:hAnsi="Calibri"/>
+                <w:color w:val="16212A"/>
+                <w:sz w:val="19"/>
+                <w:szCs w:val="19"/>
+              </w:rPr>
+              <w:t xml:space="preserve">Qual é a tonalidade do hino 396? Escrita e de execução, no seu instrumento.</w:t>
+            </w:r>
+          </w:p>
+          <w:p>
+            <w:pPr>
+              <w:pBdr>
+                <w:bottom w:val="dotted" w:color="AFBAC0" w:sz="6" w:space="2"/>
+              </w:pBdr>
+              <w:spacing w:after="0" w:before="200"/>
+              <w:ind w:left="340"/>
+            </w:pPr>
+            <w:r>
+              <w:rPr>
+                <w:sz w:val="20"/>
+                <w:szCs w:val="20"/>
+              </w:rPr>
+              <w:t xml:space="preserve"/>
+            </w:r>
+          </w:p>
+          <w:p>
+            <w:pPr>
+              <w:spacing w:after="20" w:before="60"/>
+            </w:pPr>
+            <w:r>
+              <w:rPr>
+                <w:rFonts w:ascii="Calibri" w:cs="Calibri" w:eastAsia="Calibri" w:hAnsi="Calibri"/>
+                <w:b/>
+                <w:bCs/>
+                <w:color w:val="16212A"/>
+                <w:sz w:val="19"/>
+                <w:szCs w:val="19"/>
+              </w:rPr>
+              <w:t xml:space="preserve">7. </w:t>
+            </w:r>
+            <w:r>
+              <w:rPr>
+                <w:rFonts w:ascii="Calibri" w:cs="Calibri" w:eastAsia="Calibri" w:hAnsi="Calibri"/>
+                <w:color w:val="16212A"/>
+                <w:sz w:val="19"/>
+                <w:szCs w:val="19"/>
+              </w:rPr>
+              <w:t xml:space="preserve">Quais são os acidentes fixos (a armadura) do hino 396, em ordem?</w:t>
+            </w:r>
+          </w:p>
+          <w:p>
+            <w:pPr>
+              <w:pBdr>
+                <w:bottom w:val="dotted" w:color="AFBAC0" w:sz="6" w:space="2"/>
+              </w:pBdr>
+              <w:spacing w:after="0" w:before="200"/>
+              <w:ind w:left="340"/>
+            </w:pPr>
+            <w:r>
+              <w:rPr>
+                <w:sz w:val="20"/>
+                <w:szCs w:val="20"/>
+              </w:rPr>
+              <w:t xml:space="preserve"/>
+            </w:r>
+          </w:p>
+        </w:tc>
+      </w:tr>
+    </w:tbl>
+    <w:p>
+      <w:pPr>
+        <w:spacing w:after="160"/>
+      </w:pPr>
+    </w:p>
+    <w:tbl>
+      <w:tblPr>
+        <w:tblW w:type="dxa" w:w="9350"/>
+        <w:tblBorders>
+          <w:top w:val="single" w:color="D6DCDA" w:sz="2"/>
+          <w:left w:val="single" w:color="4A6B3F" w:sz="18"/>
+          <w:bottom w:val="single" w:color="D6DCDA" w:sz="2"/>
+          <w:right w:val="single" w:color="D6DCDA" w:sz="2"/>
+          <w:insideH w:val="none" w:color="FFFFFF" w:sz="0"/>
+          <w:insideV w:val="none" w:color="FFFFFF" w:sz="0"/>
+        </w:tblBorders>
+      </w:tblPr>
+      <w:tblGrid>
+        <w:gridCol w:w="9350"/>
+      </w:tblGrid>
+      <w:tr>
+        <w:tc>
+          <w:tcPr>
+            <w:tcW w:type="dxa" w:w="9350"/>
+            <w:shd w:fill="F4F7F2" w:val="clear"/>
+            <w:tcMar>
+              <w:top w:type="dxa" w:w="140"/>
+              <w:left w:type="dxa" w:w="200"/>
+              <w:bottom w:type="dxa" w:w="140"/>
+              <w:right w:type="dxa" w:w="200"/>
+            </w:tcMar>
+          </w:tcPr>
+          <w:p>
+            <w:pPr>
+              <w:spacing w:after="80"/>
+            </w:pPr>
+            <w:r>
+              <w:rPr>
+                <w:rFonts w:ascii="Cambria" w:cs="Cambria" w:eastAsia="Cambria" w:hAnsi="Cambria"/>
+                <w:b/>
+                <w:bCs/>
+                <w:color w:val="16212A"/>
+                <w:sz w:val="23"/>
+                <w:szCs w:val="23"/>
+              </w:rPr>
+              <w:t xml:space="preserve">Hino 480  </w:t>
+            </w:r>
+            <w:r>
+              <w:rPr>
+                <w:rFonts w:ascii="Cambria" w:cs="Cambria" w:eastAsia="Cambria" w:hAnsi="Cambria"/>
+                <w:i/>
+                <w:iCs/>
+                <w:color w:val="5C6B75"/>
+                <w:sz w:val="18"/>
+                <w:szCs w:val="18"/>
+              </w:rPr>
+              <w:t xml:space="preserve">Si♭ maior · 6/8 · em 2</w:t>
+            </w:r>
+          </w:p>
+          <w:p>
+            <w:pPr>
+              <w:spacing w:after="20" w:before="60"/>
+            </w:pPr>
+            <w:r>
+              <w:rPr>
+                <w:rFonts w:ascii="Calibri" w:cs="Calibri" w:eastAsia="Calibri" w:hAnsi="Calibri"/>
+                <w:b/>
+                <w:bCs/>
+                <w:color w:val="16212A"/>
+                <w:sz w:val="19"/>
+                <w:szCs w:val="19"/>
+              </w:rPr>
+              <w:t xml:space="preserve">1. </w:t>
+            </w:r>
+            <w:r>
+              <w:rPr>
+                <w:rFonts w:ascii="Calibri" w:cs="Calibri" w:eastAsia="Calibri" w:hAnsi="Calibri"/>
+                <w:b/>
+                <w:bCs/>
+                <w:color w:val="4A6B3F"/>
+                <w:sz w:val="14"/>
+                <w:szCs w:val="14"/>
+              </w:rPr>
+              <w:t xml:space="preserve">NOVO  </w:t>
+            </w:r>
+            <w:r>
+              <w:rPr>
+                <w:rFonts w:ascii="Calibri" w:cs="Calibri" w:eastAsia="Calibri" w:hAnsi="Calibri"/>
+                <w:color w:val="16212A"/>
+                <w:sz w:val="19"/>
+                <w:szCs w:val="19"/>
+              </w:rPr>
+              <w:t xml:space="preserve">O hino 480 começa em tempo forte ou fraco? Qual é o ritmo inicial? O primeiro compasso está completo?</w:t>
+            </w:r>
+          </w:p>
+          <w:p>
+            <w:pPr>
+              <w:pBdr>
+                <w:bottom w:val="dotted" w:color="AFBAC0" w:sz="6" w:space="2"/>
+              </w:pBdr>
+              <w:spacing w:after="0" w:before="200"/>
+              <w:ind w:left="340"/>
+            </w:pPr>
+            <w:r>
+              <w:rPr>
+                <w:sz w:val="20"/>
+                <w:szCs w:val="20"/>
+              </w:rPr>
+              <w:t xml:space="preserve"/>
+            </w:r>
+          </w:p>
+          <w:p>
+            <w:pPr>
+              <w:spacing w:after="20" w:before="60"/>
+            </w:pPr>
+            <w:r>
+              <w:rPr>
+                <w:rFonts w:ascii="Calibri" w:cs="Calibri" w:eastAsia="Calibri" w:hAnsi="Calibri"/>
+                <w:b/>
+                <w:bCs/>
+                <w:color w:val="16212A"/>
+                <w:sz w:val="19"/>
+                <w:szCs w:val="19"/>
+              </w:rPr>
+              <w:t xml:space="preserve">2. </w:t>
+            </w:r>
+            <w:r>
+              <w:rPr>
+                <w:rFonts w:ascii="Calibri" w:cs="Calibri" w:eastAsia="Calibri" w:hAnsi="Calibri"/>
+                <w:color w:val="16212A"/>
+                <w:sz w:val="19"/>
+                <w:szCs w:val="19"/>
+              </w:rPr>
+              <w:t xml:space="preserve">Qual é a acentuação métrica do compasso do hino 480?</w:t>
+            </w:r>
+          </w:p>
+          <w:p>
+            <w:pPr>
+              <w:pBdr>
+                <w:bottom w:val="dotted" w:color="AFBAC0" w:sz="6" w:space="2"/>
+              </w:pBdr>
+              <w:spacing w:after="0" w:before="200"/>
+              <w:ind w:left="340"/>
+            </w:pPr>
+            <w:r>
+              <w:rPr>
+                <w:sz w:val="20"/>
+                <w:szCs w:val="20"/>
+              </w:rPr>
+              <w:t xml:space="preserve"/>
+            </w:r>
+          </w:p>
+          <w:p>
+            <w:pPr>
+              <w:spacing w:after="20" w:before="60"/>
+            </w:pPr>
+            <w:r>
+              <w:rPr>
+                <w:rFonts w:ascii="Calibri" w:cs="Calibri" w:eastAsia="Calibri" w:hAnsi="Calibri"/>
+                <w:b/>
+                <w:bCs/>
+                <w:color w:val="16212A"/>
+                <w:sz w:val="19"/>
+                <w:szCs w:val="19"/>
+              </w:rPr>
+              <w:t xml:space="preserve">3. </w:t>
+            </w:r>
+            <w:r>
+              <w:rPr>
+                <w:rFonts w:ascii="Calibri" w:cs="Calibri" w:eastAsia="Calibri" w:hAnsi="Calibri"/>
+                <w:color w:val="16212A"/>
+                <w:sz w:val="19"/>
+                <w:szCs w:val="19"/>
+              </w:rPr>
+              <w:t xml:space="preserve">No hino 480, nas retomadas depois da respiração, o som volta forte ou fraco?</w:t>
+            </w:r>
+          </w:p>
+          <w:p>
+            <w:pPr>
+              <w:pBdr>
+                <w:bottom w:val="dotted" w:color="AFBAC0" w:sz="6" w:space="2"/>
+              </w:pBdr>
+              <w:spacing w:after="0" w:before="200"/>
+              <w:ind w:left="340"/>
+            </w:pPr>
+            <w:r>
+              <w:rPr>
+                <w:sz w:val="20"/>
+                <w:szCs w:val="20"/>
+              </w:rPr>
+              <w:t xml:space="preserve"/>
+            </w:r>
+          </w:p>
+          <w:p>
+            <w:pPr>
+              <w:spacing w:after="20" w:before="60"/>
+            </w:pPr>
+            <w:r>
+              <w:rPr>
+                <w:rFonts w:ascii="Calibri" w:cs="Calibri" w:eastAsia="Calibri" w:hAnsi="Calibri"/>
+                <w:b/>
+                <w:bCs/>
+                <w:color w:val="16212A"/>
+                <w:sz w:val="19"/>
+                <w:szCs w:val="19"/>
+              </w:rPr>
+              <w:t xml:space="preserve">4. </w:t>
+            </w:r>
+            <w:r>
+              <w:rPr>
+                <w:rFonts w:ascii="Calibri" w:cs="Calibri" w:eastAsia="Calibri" w:hAnsi="Calibri"/>
+                <w:color w:val="16212A"/>
+                <w:sz w:val="19"/>
+                <w:szCs w:val="19"/>
+              </w:rPr>
+              <w:t xml:space="preserve">O hino 480 tem barras de repetição (ritornelo)?</w:t>
+            </w:r>
+          </w:p>
+          <w:p>
+            <w:pPr>
+              <w:pBdr>
+                <w:bottom w:val="dotted" w:color="AFBAC0" w:sz="6" w:space="2"/>
+              </w:pBdr>
+              <w:spacing w:after="0" w:before="200"/>
+              <w:ind w:left="340"/>
+            </w:pPr>
+            <w:r>
+              <w:rPr>
+                <w:sz w:val="20"/>
+                <w:szCs w:val="20"/>
+              </w:rPr>
+              <w:t xml:space="preserve"/>
+            </w:r>
+          </w:p>
+          <w:p>
+            <w:pPr>
+              <w:spacing w:after="20" w:before="60"/>
+            </w:pPr>
+            <w:r>
+              <w:rPr>
+                <w:rFonts w:ascii="Calibri" w:cs="Calibri" w:eastAsia="Calibri" w:hAnsi="Calibri"/>
+                <w:b/>
+                <w:bCs/>
+                <w:color w:val="16212A"/>
+                <w:sz w:val="19"/>
+                <w:szCs w:val="19"/>
+              </w:rPr>
+              <w:t xml:space="preserve">5. </w:t>
+            </w:r>
+            <w:r>
+              <w:rPr>
+                <w:rFonts w:ascii="Calibri" w:cs="Calibri" w:eastAsia="Calibri" w:hAnsi="Calibri"/>
+                <w:color w:val="16212A"/>
+                <w:sz w:val="19"/>
+                <w:szCs w:val="19"/>
+              </w:rPr>
+              <w:t xml:space="preserve">Qual é a tonalidade do hino 480? Escrita e de execução, no seu instrumento.</w:t>
+            </w:r>
+          </w:p>
+          <w:p>
+            <w:pPr>
+              <w:pBdr>
+                <w:bottom w:val="dotted" w:color="AFBAC0" w:sz="6" w:space="2"/>
+              </w:pBdr>
+              <w:spacing w:after="0" w:before="200"/>
+              <w:ind w:left="340"/>
+            </w:pPr>
+            <w:r>
+              <w:rPr>
+                <w:sz w:val="20"/>
+                <w:szCs w:val="20"/>
+              </w:rPr>
+              <w:t xml:space="preserve"/>
+            </w:r>
+          </w:p>
+          <w:p>
+            <w:pPr>
+              <w:spacing w:after="20" w:before="60"/>
+            </w:pPr>
+            <w:r>
+              <w:rPr>
+                <w:rFonts w:ascii="Calibri" w:cs="Calibri" w:eastAsia="Calibri" w:hAnsi="Calibri"/>
+                <w:b/>
+                <w:bCs/>
+                <w:color w:val="16212A"/>
+                <w:sz w:val="19"/>
+                <w:szCs w:val="19"/>
+              </w:rPr>
+              <w:t xml:space="preserve">6. </w:t>
+            </w:r>
+            <w:r>
+              <w:rPr>
+                <w:rFonts w:ascii="Calibri" w:cs="Calibri" w:eastAsia="Calibri" w:hAnsi="Calibri"/>
+                <w:color w:val="16212A"/>
+                <w:sz w:val="19"/>
+                <w:szCs w:val="19"/>
+              </w:rPr>
+              <w:t xml:space="preserve">Quais são os acidentes fixos (a armadura) do hino 480, em ordem?</w:t>
+            </w:r>
+          </w:p>
+          <w:p>
+            <w:pPr>
+              <w:pBdr>
+                <w:bottom w:val="dotted" w:color="AFBAC0" w:sz="6" w:space="2"/>
+              </w:pBdr>
+              <w:spacing w:after="0" w:before="200"/>
+              <w:ind w:left="340"/>
+            </w:pPr>
+            <w:r>
+              <w:rPr>
+                <w:sz w:val="20"/>
+                <w:szCs w:val="20"/>
+              </w:rPr>
+              <w:t xml:space="preserve"/>
+            </w:r>
+          </w:p>
+          <w:p>
+            <w:pPr>
+              <w:spacing w:after="20" w:before="60"/>
+            </w:pPr>
+            <w:r>
+              <w:rPr>
+                <w:rFonts w:ascii="Calibri" w:cs="Calibri" w:eastAsia="Calibri" w:hAnsi="Calibri"/>
+                <w:b/>
+                <w:bCs/>
+                <w:color w:val="16212A"/>
+                <w:sz w:val="19"/>
+                <w:szCs w:val="19"/>
+              </w:rPr>
+              <w:t xml:space="preserve">7. </w:t>
+            </w:r>
+            <w:r>
+              <w:rPr>
+                <w:rFonts w:ascii="Calibri" w:cs="Calibri" w:eastAsia="Calibri" w:hAnsi="Calibri"/>
+                <w:color w:val="16212A"/>
+                <w:sz w:val="19"/>
+                <w:szCs w:val="19"/>
+              </w:rPr>
+              <w:t xml:space="preserve">Toque a escala maior na tonalidade do hino 480.</w:t>
+            </w:r>
+          </w:p>
+          <w:p>
+            <w:pPr>
+              <w:pBdr>
+                <w:bottom w:val="dotted" w:color="AFBAC0" w:sz="6" w:space="2"/>
+              </w:pBdr>
+              <w:spacing w:after="0" w:before="200"/>
+              <w:ind w:left="340"/>
+            </w:pPr>
+            <w:r>
+              <w:rPr>
+                <w:sz w:val="20"/>
+                <w:szCs w:val="20"/>
+              </w:rPr>
+              <w:t xml:space="preserve"/>
+            </w:r>
+          </w:p>
+        </w:tc>
+      </w:tr>
+    </w:tbl>
+    <w:p>
+      <w:pPr>
+        <w:spacing w:after="160"/>
+      </w:pPr>
+    </w:p>
+    <w:p>
       <w:pPr>
         <w:pStyle w:val="Heading1"/>
         <w:spacing w:after="50"/>
@@ -9910,6 +14140,777 @@
       </w:r>
     </w:p>
     <w:p>
+      <w:r>
+        <w:br w:type="page"/>
+      </w:r>
+    </w:p>
+    <w:p>
+      <w:pPr>
+        <w:spacing w:after="60" w:line="300"/>
+      </w:pPr>
+      <w:r>
+        <w:rPr>
+          <w:rFonts w:ascii="Calibri" w:cs="Calibri" w:eastAsia="Calibri" w:hAnsi="Calibri"/>
+          <w:caps/>
+          <w:color w:val="5C6B75"/>
+          <w:spacing w:val="16"/>
+          <w:sz w:val="16"/>
+          <w:szCs w:val="16"/>
+        </w:rPr>
+        <w:t xml:space="preserve">Fim da fase 14 · análise de hinos</w:t>
+      </w:r>
+    </w:p>
+    <w:p>
+      <w:pPr>
+        <w:spacing w:after="100"/>
+      </w:pPr>
+      <w:r>
+        <w:rPr>
+          <w:rFonts w:ascii="Cambria" w:cs="Cambria" w:eastAsia="Cambria" w:hAnsi="Cambria"/>
+          <w:b/>
+          <w:bCs/>
+          <w:color w:val="4A6B3F"/>
+          <w:sz w:val="32"/>
+          <w:szCs w:val="32"/>
+        </w:rPr>
+        <w:t xml:space="preserve">Com o hinário em mãos</w:t>
+      </w:r>
+    </w:p>
+    <w:p>
+      <w:pPr>
+        <w:spacing w:after="160" w:line="300"/>
+      </w:pPr>
+      <w:r>
+        <w:rPr>
+          <w:rFonts w:ascii="Calibri" w:cs="Calibri" w:eastAsia="Calibri" w:hAnsi="Calibri"/>
+          <w:color w:val="3F4C55"/>
+          <w:sz w:val="19"/>
+          <w:szCs w:val="19"/>
+        </w:rPr>
+        <w:t xml:space="preserve">Fase 14 — notas pontuadas. As perguntas cobrem só o que foi estudado até aqui: as marcadas “novo” são desta fase; as outras revisam as anteriores.</w:t>
+      </w:r>
+    </w:p>
+    <w:tbl>
+      <w:tblPr>
+        <w:tblW w:type="dxa" w:w="9350"/>
+        <w:tblBorders>
+          <w:top w:val="single" w:color="D6DCDA" w:sz="2"/>
+          <w:left w:val="single" w:color="4A6B3F" w:sz="18"/>
+          <w:bottom w:val="single" w:color="D6DCDA" w:sz="2"/>
+          <w:right w:val="single" w:color="D6DCDA" w:sz="2"/>
+          <w:insideH w:val="none" w:color="FFFFFF" w:sz="0"/>
+          <w:insideV w:val="none" w:color="FFFFFF" w:sz="0"/>
+        </w:tblBorders>
+      </w:tblPr>
+      <w:tblGrid>
+        <w:gridCol w:w="9350"/>
+      </w:tblGrid>
+      <w:tr>
+        <w:tc>
+          <w:tcPr>
+            <w:tcW w:type="dxa" w:w="9350"/>
+            <w:shd w:fill="F4F7F2" w:val="clear"/>
+            <w:tcMar>
+              <w:top w:type="dxa" w:w="140"/>
+              <w:left w:type="dxa" w:w="200"/>
+              <w:bottom w:type="dxa" w:w="140"/>
+              <w:right w:type="dxa" w:w="200"/>
+            </w:tcMar>
+          </w:tcPr>
+          <w:p>
+            <w:pPr>
+              <w:spacing w:after="80"/>
+            </w:pPr>
+            <w:r>
+              <w:rPr>
+                <w:rFonts w:ascii="Cambria" w:cs="Cambria" w:eastAsia="Cambria" w:hAnsi="Cambria"/>
+                <w:b/>
+                <w:bCs/>
+                <w:color w:val="16212A"/>
+                <w:sz w:val="23"/>
+                <w:szCs w:val="23"/>
+              </w:rPr>
+              <w:t xml:space="preserve">Hino 366  </w:t>
+            </w:r>
+            <w:r>
+              <w:rPr>
+                <w:rFonts w:ascii="Cambria" w:cs="Cambria" w:eastAsia="Cambria" w:hAnsi="Cambria"/>
+                <w:i/>
+                <w:iCs/>
+                <w:color w:val="5C6B75"/>
+                <w:sz w:val="18"/>
+                <w:szCs w:val="18"/>
+              </w:rPr>
+              <w:t xml:space="preserve">Fá maior · 4/4 · ♩ = 69-88</w:t>
+            </w:r>
+          </w:p>
+          <w:p>
+            <w:pPr>
+              <w:spacing w:after="20" w:before="60"/>
+            </w:pPr>
+            <w:r>
+              <w:rPr>
+                <w:rFonts w:ascii="Calibri" w:cs="Calibri" w:eastAsia="Calibri" w:hAnsi="Calibri"/>
+                <w:b/>
+                <w:bCs/>
+                <w:color w:val="16212A"/>
+                <w:sz w:val="19"/>
+                <w:szCs w:val="19"/>
+              </w:rPr>
+              <w:t xml:space="preserve">1. </w:t>
+            </w:r>
+            <w:r>
+              <w:rPr>
+                <w:rFonts w:ascii="Calibri" w:cs="Calibri" w:eastAsia="Calibri" w:hAnsi="Calibri"/>
+                <w:b/>
+                <w:bCs/>
+                <w:color w:val="4A6B3F"/>
+                <w:sz w:val="14"/>
+                <w:szCs w:val="14"/>
+              </w:rPr>
+              <w:t xml:space="preserve">NOVO  </w:t>
+            </w:r>
+            <w:r>
+              <w:rPr>
+                <w:rFonts w:ascii="Calibri" w:cs="Calibri" w:eastAsia="Calibri" w:hAnsi="Calibri"/>
+                <w:color w:val="16212A"/>
+                <w:sz w:val="19"/>
+                <w:szCs w:val="19"/>
+              </w:rPr>
+              <w:t xml:space="preserve">No hino 366 (4/4), quanto vale cada figura pontuada que aparece?</w:t>
+            </w:r>
+          </w:p>
+          <w:p>
+            <w:pPr>
+              <w:pBdr>
+                <w:bottom w:val="dotted" w:color="AFBAC0" w:sz="6" w:space="2"/>
+              </w:pBdr>
+              <w:spacing w:after="0" w:before="200"/>
+              <w:ind w:left="340"/>
+            </w:pPr>
+            <w:r>
+              <w:rPr>
+                <w:sz w:val="20"/>
+                <w:szCs w:val="20"/>
+              </w:rPr>
+              <w:t xml:space="preserve"/>
+            </w:r>
+          </w:p>
+          <w:p>
+            <w:pPr>
+              <w:spacing w:after="20" w:before="60"/>
+            </w:pPr>
+            <w:r>
+              <w:rPr>
+                <w:rFonts w:ascii="Calibri" w:cs="Calibri" w:eastAsia="Calibri" w:hAnsi="Calibri"/>
+                <w:b/>
+                <w:bCs/>
+                <w:color w:val="16212A"/>
+                <w:sz w:val="19"/>
+                <w:szCs w:val="19"/>
+              </w:rPr>
+              <w:t xml:space="preserve">2. </w:t>
+            </w:r>
+            <w:r>
+              <w:rPr>
+                <w:rFonts w:ascii="Calibri" w:cs="Calibri" w:eastAsia="Calibri" w:hAnsi="Calibri"/>
+                <w:color w:val="16212A"/>
+                <w:sz w:val="19"/>
+                <w:szCs w:val="19"/>
+              </w:rPr>
+              <w:t xml:space="preserve">O hino 366 começa em tempo forte ou fraco? Qual é o ritmo inicial? O primeiro compasso está completo?</w:t>
+            </w:r>
+          </w:p>
+          <w:p>
+            <w:pPr>
+              <w:pBdr>
+                <w:bottom w:val="dotted" w:color="AFBAC0" w:sz="6" w:space="2"/>
+              </w:pBdr>
+              <w:spacing w:after="0" w:before="200"/>
+              <w:ind w:left="340"/>
+            </w:pPr>
+            <w:r>
+              <w:rPr>
+                <w:sz w:val="20"/>
+                <w:szCs w:val="20"/>
+              </w:rPr>
+              <w:t xml:space="preserve"/>
+            </w:r>
+          </w:p>
+          <w:p>
+            <w:pPr>
+              <w:spacing w:after="20" w:before="60"/>
+            </w:pPr>
+            <w:r>
+              <w:rPr>
+                <w:rFonts w:ascii="Calibri" w:cs="Calibri" w:eastAsia="Calibri" w:hAnsi="Calibri"/>
+                <w:b/>
+                <w:bCs/>
+                <w:color w:val="16212A"/>
+                <w:sz w:val="19"/>
+                <w:szCs w:val="19"/>
+              </w:rPr>
+              <w:t xml:space="preserve">3. </w:t>
+            </w:r>
+            <w:r>
+              <w:rPr>
+                <w:rFonts w:ascii="Calibri" w:cs="Calibri" w:eastAsia="Calibri" w:hAnsi="Calibri"/>
+                <w:color w:val="16212A"/>
+                <w:sz w:val="19"/>
+                <w:szCs w:val="19"/>
+              </w:rPr>
+              <w:t xml:space="preserve">Qual é a acentuação métrica do compasso do hino 366?</w:t>
+            </w:r>
+          </w:p>
+          <w:p>
+            <w:pPr>
+              <w:pBdr>
+                <w:bottom w:val="dotted" w:color="AFBAC0" w:sz="6" w:space="2"/>
+              </w:pBdr>
+              <w:spacing w:after="0" w:before="200"/>
+              <w:ind w:left="340"/>
+            </w:pPr>
+            <w:r>
+              <w:rPr>
+                <w:sz w:val="20"/>
+                <w:szCs w:val="20"/>
+              </w:rPr>
+              <w:t xml:space="preserve"/>
+            </w:r>
+          </w:p>
+          <w:p>
+            <w:pPr>
+              <w:spacing w:after="20" w:before="60"/>
+            </w:pPr>
+            <w:r>
+              <w:rPr>
+                <w:rFonts w:ascii="Calibri" w:cs="Calibri" w:eastAsia="Calibri" w:hAnsi="Calibri"/>
+                <w:b/>
+                <w:bCs/>
+                <w:color w:val="16212A"/>
+                <w:sz w:val="19"/>
+                <w:szCs w:val="19"/>
+              </w:rPr>
+              <w:t xml:space="preserve">4. </w:t>
+            </w:r>
+            <w:r>
+              <w:rPr>
+                <w:rFonts w:ascii="Calibri" w:cs="Calibri" w:eastAsia="Calibri" w:hAnsi="Calibri"/>
+                <w:color w:val="16212A"/>
+                <w:sz w:val="19"/>
+                <w:szCs w:val="19"/>
+              </w:rPr>
+              <w:t xml:space="preserve">No hino 366, nas retomadas depois da respiração, o som volta forte ou fraco?</w:t>
+            </w:r>
+          </w:p>
+          <w:p>
+            <w:pPr>
+              <w:pBdr>
+                <w:bottom w:val="dotted" w:color="AFBAC0" w:sz="6" w:space="2"/>
+              </w:pBdr>
+              <w:spacing w:after="0" w:before="200"/>
+              <w:ind w:left="340"/>
+            </w:pPr>
+            <w:r>
+              <w:rPr>
+                <w:sz w:val="20"/>
+                <w:szCs w:val="20"/>
+              </w:rPr>
+              <w:t xml:space="preserve"/>
+            </w:r>
+          </w:p>
+          <w:p>
+            <w:pPr>
+              <w:spacing w:after="20" w:before="60"/>
+            </w:pPr>
+            <w:r>
+              <w:rPr>
+                <w:rFonts w:ascii="Calibri" w:cs="Calibri" w:eastAsia="Calibri" w:hAnsi="Calibri"/>
+                <w:b/>
+                <w:bCs/>
+                <w:color w:val="16212A"/>
+                <w:sz w:val="19"/>
+                <w:szCs w:val="19"/>
+              </w:rPr>
+              <w:t xml:space="preserve">5. </w:t>
+            </w:r>
+            <w:r>
+              <w:rPr>
+                <w:rFonts w:ascii="Calibri" w:cs="Calibri" w:eastAsia="Calibri" w:hAnsi="Calibri"/>
+                <w:color w:val="16212A"/>
+                <w:sz w:val="19"/>
+                <w:szCs w:val="19"/>
+              </w:rPr>
+              <w:t xml:space="preserve">O hino 366 tem barras de repetição (ritornelo)?</w:t>
+            </w:r>
+          </w:p>
+          <w:p>
+            <w:pPr>
+              <w:pBdr>
+                <w:bottom w:val="dotted" w:color="AFBAC0" w:sz="6" w:space="2"/>
+              </w:pBdr>
+              <w:spacing w:after="0" w:before="200"/>
+              <w:ind w:left="340"/>
+            </w:pPr>
+            <w:r>
+              <w:rPr>
+                <w:sz w:val="20"/>
+                <w:szCs w:val="20"/>
+              </w:rPr>
+              <w:t xml:space="preserve"/>
+            </w:r>
+          </w:p>
+          <w:p>
+            <w:pPr>
+              <w:spacing w:after="20" w:before="60"/>
+            </w:pPr>
+            <w:r>
+              <w:rPr>
+                <w:rFonts w:ascii="Calibri" w:cs="Calibri" w:eastAsia="Calibri" w:hAnsi="Calibri"/>
+                <w:b/>
+                <w:bCs/>
+                <w:color w:val="16212A"/>
+                <w:sz w:val="19"/>
+                <w:szCs w:val="19"/>
+              </w:rPr>
+              <w:t xml:space="preserve">6. </w:t>
+            </w:r>
+            <w:r>
+              <w:rPr>
+                <w:rFonts w:ascii="Calibri" w:cs="Calibri" w:eastAsia="Calibri" w:hAnsi="Calibri"/>
+                <w:color w:val="16212A"/>
+                <w:sz w:val="19"/>
+                <w:szCs w:val="19"/>
+              </w:rPr>
+              <w:t xml:space="preserve">Qual é a tonalidade do hino 366? Escrita e de execução, no seu instrumento.</w:t>
+            </w:r>
+          </w:p>
+          <w:p>
+            <w:pPr>
+              <w:pBdr>
+                <w:bottom w:val="dotted" w:color="AFBAC0" w:sz="6" w:space="2"/>
+              </w:pBdr>
+              <w:spacing w:after="0" w:before="200"/>
+              <w:ind w:left="340"/>
+            </w:pPr>
+            <w:r>
+              <w:rPr>
+                <w:sz w:val="20"/>
+                <w:szCs w:val="20"/>
+              </w:rPr>
+              <w:t xml:space="preserve"/>
+            </w:r>
+          </w:p>
+          <w:p>
+            <w:pPr>
+              <w:spacing w:after="20" w:before="60"/>
+            </w:pPr>
+            <w:r>
+              <w:rPr>
+                <w:rFonts w:ascii="Calibri" w:cs="Calibri" w:eastAsia="Calibri" w:hAnsi="Calibri"/>
+                <w:b/>
+                <w:bCs/>
+                <w:color w:val="16212A"/>
+                <w:sz w:val="19"/>
+                <w:szCs w:val="19"/>
+              </w:rPr>
+              <w:t xml:space="preserve">7. </w:t>
+            </w:r>
+            <w:r>
+              <w:rPr>
+                <w:rFonts w:ascii="Calibri" w:cs="Calibri" w:eastAsia="Calibri" w:hAnsi="Calibri"/>
+                <w:color w:val="16212A"/>
+                <w:sz w:val="19"/>
+                <w:szCs w:val="19"/>
+              </w:rPr>
+              <w:t xml:space="preserve">Quais são os acidentes fixos (a armadura) do hino 366, em ordem?</w:t>
+            </w:r>
+          </w:p>
+          <w:p>
+            <w:pPr>
+              <w:pBdr>
+                <w:bottom w:val="dotted" w:color="AFBAC0" w:sz="6" w:space="2"/>
+              </w:pBdr>
+              <w:spacing w:after="0" w:before="200"/>
+              <w:ind w:left="340"/>
+            </w:pPr>
+            <w:r>
+              <w:rPr>
+                <w:sz w:val="20"/>
+                <w:szCs w:val="20"/>
+              </w:rPr>
+              <w:t xml:space="preserve"/>
+            </w:r>
+          </w:p>
+        </w:tc>
+      </w:tr>
+    </w:tbl>
+    <w:p>
+      <w:pPr>
+        <w:spacing w:after="160"/>
+      </w:pPr>
+    </w:p>
+    <w:tbl>
+      <w:tblPr>
+        <w:tblW w:type="dxa" w:w="9350"/>
+        <w:tblBorders>
+          <w:top w:val="single" w:color="D6DCDA" w:sz="2"/>
+          <w:left w:val="single" w:color="4A6B3F" w:sz="18"/>
+          <w:bottom w:val="single" w:color="D6DCDA" w:sz="2"/>
+          <w:right w:val="single" w:color="D6DCDA" w:sz="2"/>
+          <w:insideH w:val="none" w:color="FFFFFF" w:sz="0"/>
+          <w:insideV w:val="none" w:color="FFFFFF" w:sz="0"/>
+        </w:tblBorders>
+      </w:tblPr>
+      <w:tblGrid>
+        <w:gridCol w:w="9350"/>
+      </w:tblGrid>
+      <w:tr>
+        <w:tc>
+          <w:tcPr>
+            <w:tcW w:type="dxa" w:w="9350"/>
+            <w:shd w:fill="F4F7F2" w:val="clear"/>
+            <w:tcMar>
+              <w:top w:type="dxa" w:w="140"/>
+              <w:left w:type="dxa" w:w="200"/>
+              <w:bottom w:type="dxa" w:w="140"/>
+              <w:right w:type="dxa" w:w="200"/>
+            </w:tcMar>
+          </w:tcPr>
+          <w:p>
+            <w:pPr>
+              <w:spacing w:after="80"/>
+            </w:pPr>
+            <w:r>
+              <w:rPr>
+                <w:rFonts w:ascii="Cambria" w:cs="Cambria" w:eastAsia="Cambria" w:hAnsi="Cambria"/>
+                <w:b/>
+                <w:bCs/>
+                <w:color w:val="16212A"/>
+                <w:sz w:val="23"/>
+                <w:szCs w:val="23"/>
+              </w:rPr>
+              <w:t xml:space="preserve">Hino 192  </w:t>
+            </w:r>
+            <w:r>
+              <w:rPr>
+                <w:rFonts w:ascii="Cambria" w:cs="Cambria" w:eastAsia="Cambria" w:hAnsi="Cambria"/>
+                <w:i/>
+                <w:iCs/>
+                <w:color w:val="5C6B75"/>
+                <w:sz w:val="18"/>
+                <w:szCs w:val="18"/>
+              </w:rPr>
+              <w:t xml:space="preserve">Lá♭ maior · 6/8 · ♩ = 108-126</w:t>
+            </w:r>
+          </w:p>
+          <w:p>
+            <w:pPr>
+              <w:spacing w:after="20" w:before="60"/>
+            </w:pPr>
+            <w:r>
+              <w:rPr>
+                <w:rFonts w:ascii="Calibri" w:cs="Calibri" w:eastAsia="Calibri" w:hAnsi="Calibri"/>
+                <w:b/>
+                <w:bCs/>
+                <w:color w:val="16212A"/>
+                <w:sz w:val="19"/>
+                <w:szCs w:val="19"/>
+              </w:rPr>
+              <w:t xml:space="preserve">1. </w:t>
+            </w:r>
+            <w:r>
+              <w:rPr>
+                <w:rFonts w:ascii="Calibri" w:cs="Calibri" w:eastAsia="Calibri" w:hAnsi="Calibri"/>
+                <w:b/>
+                <w:bCs/>
+                <w:color w:val="4A6B3F"/>
+                <w:sz w:val="14"/>
+                <w:szCs w:val="14"/>
+              </w:rPr>
+              <w:t xml:space="preserve">NOVO  </w:t>
+            </w:r>
+            <w:r>
+              <w:rPr>
+                <w:rFonts w:ascii="Calibri" w:cs="Calibri" w:eastAsia="Calibri" w:hAnsi="Calibri"/>
+                <w:color w:val="16212A"/>
+                <w:sz w:val="19"/>
+                <w:szCs w:val="19"/>
+              </w:rPr>
+              <w:t xml:space="preserve">No hino 192 (6/8), quanto vale cada figura pontuada que aparece?</w:t>
+            </w:r>
+          </w:p>
+          <w:p>
+            <w:pPr>
+              <w:pBdr>
+                <w:bottom w:val="dotted" w:color="AFBAC0" w:sz="6" w:space="2"/>
+              </w:pBdr>
+              <w:spacing w:after="0" w:before="200"/>
+              <w:ind w:left="340"/>
+            </w:pPr>
+            <w:r>
+              <w:rPr>
+                <w:sz w:val="20"/>
+                <w:szCs w:val="20"/>
+              </w:rPr>
+              <w:t xml:space="preserve"/>
+            </w:r>
+          </w:p>
+          <w:p>
+            <w:pPr>
+              <w:spacing w:after="20" w:before="60"/>
+            </w:pPr>
+            <w:r>
+              <w:rPr>
+                <w:rFonts w:ascii="Calibri" w:cs="Calibri" w:eastAsia="Calibri" w:hAnsi="Calibri"/>
+                <w:b/>
+                <w:bCs/>
+                <w:color w:val="16212A"/>
+                <w:sz w:val="19"/>
+                <w:szCs w:val="19"/>
+              </w:rPr>
+              <w:t xml:space="preserve">2. </w:t>
+            </w:r>
+            <w:r>
+              <w:rPr>
+                <w:rFonts w:ascii="Calibri" w:cs="Calibri" w:eastAsia="Calibri" w:hAnsi="Calibri"/>
+                <w:color w:val="16212A"/>
+                <w:sz w:val="19"/>
+                <w:szCs w:val="19"/>
+              </w:rPr>
+              <w:t xml:space="preserve">O hino 192 começa em tempo forte ou fraco? Qual é o ritmo inicial? O primeiro compasso está completo?</w:t>
+            </w:r>
+          </w:p>
+          <w:p>
+            <w:pPr>
+              <w:pBdr>
+                <w:bottom w:val="dotted" w:color="AFBAC0" w:sz="6" w:space="2"/>
+              </w:pBdr>
+              <w:spacing w:after="0" w:before="200"/>
+              <w:ind w:left="340"/>
+            </w:pPr>
+            <w:r>
+              <w:rPr>
+                <w:sz w:val="20"/>
+                <w:szCs w:val="20"/>
+              </w:rPr>
+              <w:t xml:space="preserve"/>
+            </w:r>
+          </w:p>
+          <w:p>
+            <w:pPr>
+              <w:spacing w:after="20" w:before="60"/>
+            </w:pPr>
+            <w:r>
+              <w:rPr>
+                <w:rFonts w:ascii="Calibri" w:cs="Calibri" w:eastAsia="Calibri" w:hAnsi="Calibri"/>
+                <w:b/>
+                <w:bCs/>
+                <w:color w:val="16212A"/>
+                <w:sz w:val="19"/>
+                <w:szCs w:val="19"/>
+              </w:rPr>
+              <w:t xml:space="preserve">3. </w:t>
+            </w:r>
+            <w:r>
+              <w:rPr>
+                <w:rFonts w:ascii="Calibri" w:cs="Calibri" w:eastAsia="Calibri" w:hAnsi="Calibri"/>
+                <w:color w:val="16212A"/>
+                <w:sz w:val="19"/>
+                <w:szCs w:val="19"/>
+              </w:rPr>
+              <w:t xml:space="preserve">Qual é a acentuação métrica do compasso do hino 192?</w:t>
+            </w:r>
+          </w:p>
+          <w:p>
+            <w:pPr>
+              <w:pBdr>
+                <w:bottom w:val="dotted" w:color="AFBAC0" w:sz="6" w:space="2"/>
+              </w:pBdr>
+              <w:spacing w:after="0" w:before="200"/>
+              <w:ind w:left="340"/>
+            </w:pPr>
+            <w:r>
+              <w:rPr>
+                <w:sz w:val="20"/>
+                <w:szCs w:val="20"/>
+              </w:rPr>
+              <w:t xml:space="preserve"/>
+            </w:r>
+          </w:p>
+          <w:p>
+            <w:pPr>
+              <w:spacing w:after="20" w:before="60"/>
+            </w:pPr>
+            <w:r>
+              <w:rPr>
+                <w:rFonts w:ascii="Calibri" w:cs="Calibri" w:eastAsia="Calibri" w:hAnsi="Calibri"/>
+                <w:b/>
+                <w:bCs/>
+                <w:color w:val="16212A"/>
+                <w:sz w:val="19"/>
+                <w:szCs w:val="19"/>
+              </w:rPr>
+              <w:t xml:space="preserve">4. </w:t>
+            </w:r>
+            <w:r>
+              <w:rPr>
+                <w:rFonts w:ascii="Calibri" w:cs="Calibri" w:eastAsia="Calibri" w:hAnsi="Calibri"/>
+                <w:color w:val="16212A"/>
+                <w:sz w:val="19"/>
+                <w:szCs w:val="19"/>
+              </w:rPr>
+              <w:t xml:space="preserve">No hino 192, nas retomadas depois da respiração, o som volta forte ou fraco?</w:t>
+            </w:r>
+          </w:p>
+          <w:p>
+            <w:pPr>
+              <w:pBdr>
+                <w:bottom w:val="dotted" w:color="AFBAC0" w:sz="6" w:space="2"/>
+              </w:pBdr>
+              <w:spacing w:after="0" w:before="200"/>
+              <w:ind w:left="340"/>
+            </w:pPr>
+            <w:r>
+              <w:rPr>
+                <w:sz w:val="20"/>
+                <w:szCs w:val="20"/>
+              </w:rPr>
+              <w:t xml:space="preserve"/>
+            </w:r>
+          </w:p>
+          <w:p>
+            <w:pPr>
+              <w:spacing w:after="20" w:before="60"/>
+            </w:pPr>
+            <w:r>
+              <w:rPr>
+                <w:rFonts w:ascii="Calibri" w:cs="Calibri" w:eastAsia="Calibri" w:hAnsi="Calibri"/>
+                <w:b/>
+                <w:bCs/>
+                <w:color w:val="16212A"/>
+                <w:sz w:val="19"/>
+                <w:szCs w:val="19"/>
+              </w:rPr>
+              <w:t xml:space="preserve">5. </w:t>
+            </w:r>
+            <w:r>
+              <w:rPr>
+                <w:rFonts w:ascii="Calibri" w:cs="Calibri" w:eastAsia="Calibri" w:hAnsi="Calibri"/>
+                <w:color w:val="16212A"/>
+                <w:sz w:val="19"/>
+                <w:szCs w:val="19"/>
+              </w:rPr>
+              <w:t xml:space="preserve">O hino 192 tem barras de repetição (ritornelo)?</w:t>
+            </w:r>
+          </w:p>
+          <w:p>
+            <w:pPr>
+              <w:pBdr>
+                <w:bottom w:val="dotted" w:color="AFBAC0" w:sz="6" w:space="2"/>
+              </w:pBdr>
+              <w:spacing w:after="0" w:before="200"/>
+              <w:ind w:left="340"/>
+            </w:pPr>
+            <w:r>
+              <w:rPr>
+                <w:sz w:val="20"/>
+                <w:szCs w:val="20"/>
+              </w:rPr>
+              <w:t xml:space="preserve"/>
+            </w:r>
+          </w:p>
+          <w:p>
+            <w:pPr>
+              <w:spacing w:after="20" w:before="60"/>
+            </w:pPr>
+            <w:r>
+              <w:rPr>
+                <w:rFonts w:ascii="Calibri" w:cs="Calibri" w:eastAsia="Calibri" w:hAnsi="Calibri"/>
+                <w:b/>
+                <w:bCs/>
+                <w:color w:val="16212A"/>
+                <w:sz w:val="19"/>
+                <w:szCs w:val="19"/>
+              </w:rPr>
+              <w:t xml:space="preserve">6. </w:t>
+            </w:r>
+            <w:r>
+              <w:rPr>
+                <w:rFonts w:ascii="Calibri" w:cs="Calibri" w:eastAsia="Calibri" w:hAnsi="Calibri"/>
+                <w:color w:val="16212A"/>
+                <w:sz w:val="19"/>
+                <w:szCs w:val="19"/>
+              </w:rPr>
+              <w:t xml:space="preserve">Qual é a tonalidade do hino 192? Escrita e de execução, no seu instrumento.</w:t>
+            </w:r>
+          </w:p>
+          <w:p>
+            <w:pPr>
+              <w:pBdr>
+                <w:bottom w:val="dotted" w:color="AFBAC0" w:sz="6" w:space="2"/>
+              </w:pBdr>
+              <w:spacing w:after="0" w:before="200"/>
+              <w:ind w:left="340"/>
+            </w:pPr>
+            <w:r>
+              <w:rPr>
+                <w:sz w:val="20"/>
+                <w:szCs w:val="20"/>
+              </w:rPr>
+              <w:t xml:space="preserve"/>
+            </w:r>
+          </w:p>
+          <w:p>
+            <w:pPr>
+              <w:spacing w:after="20" w:before="60"/>
+            </w:pPr>
+            <w:r>
+              <w:rPr>
+                <w:rFonts w:ascii="Calibri" w:cs="Calibri" w:eastAsia="Calibri" w:hAnsi="Calibri"/>
+                <w:b/>
+                <w:bCs/>
+                <w:color w:val="16212A"/>
+                <w:sz w:val="19"/>
+                <w:szCs w:val="19"/>
+              </w:rPr>
+              <w:t xml:space="preserve">7. </w:t>
+            </w:r>
+            <w:r>
+              <w:rPr>
+                <w:rFonts w:ascii="Calibri" w:cs="Calibri" w:eastAsia="Calibri" w:hAnsi="Calibri"/>
+                <w:color w:val="16212A"/>
+                <w:sz w:val="19"/>
+                <w:szCs w:val="19"/>
+              </w:rPr>
+              <w:t xml:space="preserve">Quais são os acidentes fixos (a armadura) do hino 192, em ordem?</w:t>
+            </w:r>
+          </w:p>
+          <w:p>
+            <w:pPr>
+              <w:pBdr>
+                <w:bottom w:val="dotted" w:color="AFBAC0" w:sz="6" w:space="2"/>
+              </w:pBdr>
+              <w:spacing w:after="0" w:before="200"/>
+              <w:ind w:left="340"/>
+            </w:pPr>
+            <w:r>
+              <w:rPr>
+                <w:sz w:val="20"/>
+                <w:szCs w:val="20"/>
+              </w:rPr>
+              <w:t xml:space="preserve"/>
+            </w:r>
+          </w:p>
+        </w:tc>
+      </w:tr>
+    </w:tbl>
+    <w:p>
+      <w:pPr>
+        <w:spacing w:after="160"/>
+      </w:pPr>
+    </w:p>
+    <w:p>
       <w:pPr>
         <w:pStyle w:val="Heading1"/>
         <w:spacing w:after="50"/>
@@ -11590,6 +16591,777 @@
       </w:r>
     </w:p>
     <w:p>
+      <w:r>
+        <w:br w:type="page"/>
+      </w:r>
+    </w:p>
+    <w:p>
+      <w:pPr>
+        <w:spacing w:after="60" w:line="300"/>
+      </w:pPr>
+      <w:r>
+        <w:rPr>
+          <w:rFonts w:ascii="Calibri" w:cs="Calibri" w:eastAsia="Calibri" w:hAnsi="Calibri"/>
+          <w:caps/>
+          <w:color w:val="5C6B75"/>
+          <w:spacing w:val="16"/>
+          <w:sz w:val="16"/>
+          <w:szCs w:val="16"/>
+        </w:rPr>
+        <w:t xml:space="preserve">Fim da fase 15 · análise de hinos</w:t>
+      </w:r>
+    </w:p>
+    <w:p>
+      <w:pPr>
+        <w:spacing w:after="100"/>
+      </w:pPr>
+      <w:r>
+        <w:rPr>
+          <w:rFonts w:ascii="Cambria" w:cs="Cambria" w:eastAsia="Cambria" w:hAnsi="Cambria"/>
+          <w:b/>
+          <w:bCs/>
+          <w:color w:val="4A6B3F"/>
+          <w:sz w:val="32"/>
+          <w:szCs w:val="32"/>
+        </w:rPr>
+        <w:t xml:space="preserve">Com o hinário em mãos</w:t>
+      </w:r>
+    </w:p>
+    <w:p>
+      <w:pPr>
+        <w:spacing w:after="160" w:line="300"/>
+      </w:pPr>
+      <w:r>
+        <w:rPr>
+          <w:rFonts w:ascii="Calibri" w:cs="Calibri" w:eastAsia="Calibri" w:hAnsi="Calibri"/>
+          <w:color w:val="3F4C55"/>
+          <w:sz w:val="19"/>
+          <w:szCs w:val="19"/>
+        </w:rPr>
+        <w:t xml:space="preserve">Fase 15 — andamento. As perguntas cobrem só o que foi estudado até aqui: as marcadas “novo” são desta fase; as outras revisam as anteriores.</w:t>
+      </w:r>
+    </w:p>
+    <w:tbl>
+      <w:tblPr>
+        <w:tblW w:type="dxa" w:w="9350"/>
+        <w:tblBorders>
+          <w:top w:val="single" w:color="D6DCDA" w:sz="2"/>
+          <w:left w:val="single" w:color="4A6B3F" w:sz="18"/>
+          <w:bottom w:val="single" w:color="D6DCDA" w:sz="2"/>
+          <w:right w:val="single" w:color="D6DCDA" w:sz="2"/>
+          <w:insideH w:val="none" w:color="FFFFFF" w:sz="0"/>
+          <w:insideV w:val="none" w:color="FFFFFF" w:sz="0"/>
+        </w:tblBorders>
+      </w:tblPr>
+      <w:tblGrid>
+        <w:gridCol w:w="9350"/>
+      </w:tblGrid>
+      <w:tr>
+        <w:tc>
+          <w:tcPr>
+            <w:tcW w:type="dxa" w:w="9350"/>
+            <w:shd w:fill="F4F7F2" w:val="clear"/>
+            <w:tcMar>
+              <w:top w:type="dxa" w:w="140"/>
+              <w:left w:type="dxa" w:w="200"/>
+              <w:bottom w:type="dxa" w:w="140"/>
+              <w:right w:type="dxa" w:w="200"/>
+            </w:tcMar>
+          </w:tcPr>
+          <w:p>
+            <w:pPr>
+              <w:spacing w:after="80"/>
+            </w:pPr>
+            <w:r>
+              <w:rPr>
+                <w:rFonts w:ascii="Cambria" w:cs="Cambria" w:eastAsia="Cambria" w:hAnsi="Cambria"/>
+                <w:b/>
+                <w:bCs/>
+                <w:color w:val="16212A"/>
+                <w:sz w:val="23"/>
+                <w:szCs w:val="23"/>
+              </w:rPr>
+              <w:t xml:space="preserve">Hino 254  </w:t>
+            </w:r>
+            <w:r>
+              <w:rPr>
+                <w:rFonts w:ascii="Cambria" w:cs="Cambria" w:eastAsia="Cambria" w:hAnsi="Cambria"/>
+                <w:i/>
+                <w:iCs/>
+                <w:color w:val="5C6B75"/>
+                <w:sz w:val="18"/>
+                <w:szCs w:val="18"/>
+              </w:rPr>
+              <w:t xml:space="preserve">Fá maior · 4/4 · ♩ = 52-66</w:t>
+            </w:r>
+          </w:p>
+          <w:p>
+            <w:pPr>
+              <w:spacing w:after="20" w:before="60"/>
+            </w:pPr>
+            <w:r>
+              <w:rPr>
+                <w:rFonts w:ascii="Calibri" w:cs="Calibri" w:eastAsia="Calibri" w:hAnsi="Calibri"/>
+                <w:b/>
+                <w:bCs/>
+                <w:color w:val="16212A"/>
+                <w:sz w:val="19"/>
+                <w:szCs w:val="19"/>
+              </w:rPr>
+              <w:t xml:space="preserve">1. </w:t>
+            </w:r>
+            <w:r>
+              <w:rPr>
+                <w:rFonts w:ascii="Calibri" w:cs="Calibri" w:eastAsia="Calibri" w:hAnsi="Calibri"/>
+                <w:b/>
+                <w:bCs/>
+                <w:color w:val="4A6B3F"/>
+                <w:sz w:val="14"/>
+                <w:szCs w:val="14"/>
+              </w:rPr>
+              <w:t xml:space="preserve">NOVO  </w:t>
+            </w:r>
+            <w:r>
+              <w:rPr>
+                <w:rFonts w:ascii="Calibri" w:cs="Calibri" w:eastAsia="Calibri" w:hAnsi="Calibri"/>
+                <w:color w:val="16212A"/>
+                <w:sz w:val="19"/>
+                <w:szCs w:val="19"/>
+              </w:rPr>
+              <w:t xml:space="preserve">Pela marcação de velocidade, o andamento do hino 254 é lento, moderado ou rápido?</w:t>
+            </w:r>
+          </w:p>
+          <w:p>
+            <w:pPr>
+              <w:pBdr>
+                <w:bottom w:val="dotted" w:color="AFBAC0" w:sz="6" w:space="2"/>
+              </w:pBdr>
+              <w:spacing w:after="0" w:before="200"/>
+              <w:ind w:left="340"/>
+            </w:pPr>
+            <w:r>
+              <w:rPr>
+                <w:sz w:val="20"/>
+                <w:szCs w:val="20"/>
+              </w:rPr>
+              <w:t xml:space="preserve"/>
+            </w:r>
+          </w:p>
+          <w:p>
+            <w:pPr>
+              <w:spacing w:after="20" w:before="60"/>
+            </w:pPr>
+            <w:r>
+              <w:rPr>
+                <w:rFonts w:ascii="Calibri" w:cs="Calibri" w:eastAsia="Calibri" w:hAnsi="Calibri"/>
+                <w:b/>
+                <w:bCs/>
+                <w:color w:val="16212A"/>
+                <w:sz w:val="19"/>
+                <w:szCs w:val="19"/>
+              </w:rPr>
+              <w:t xml:space="preserve">2. </w:t>
+            </w:r>
+            <w:r>
+              <w:rPr>
+                <w:rFonts w:ascii="Calibri" w:cs="Calibri" w:eastAsia="Calibri" w:hAnsi="Calibri"/>
+                <w:color w:val="16212A"/>
+                <w:sz w:val="19"/>
+                <w:szCs w:val="19"/>
+              </w:rPr>
+              <w:t xml:space="preserve">No hino 254 (4/4), quanto vale cada figura pontuada que aparece?</w:t>
+            </w:r>
+          </w:p>
+          <w:p>
+            <w:pPr>
+              <w:pBdr>
+                <w:bottom w:val="dotted" w:color="AFBAC0" w:sz="6" w:space="2"/>
+              </w:pBdr>
+              <w:spacing w:after="0" w:before="200"/>
+              <w:ind w:left="340"/>
+            </w:pPr>
+            <w:r>
+              <w:rPr>
+                <w:sz w:val="20"/>
+                <w:szCs w:val="20"/>
+              </w:rPr>
+              <w:t xml:space="preserve"/>
+            </w:r>
+          </w:p>
+          <w:p>
+            <w:pPr>
+              <w:spacing w:after="20" w:before="60"/>
+            </w:pPr>
+            <w:r>
+              <w:rPr>
+                <w:rFonts w:ascii="Calibri" w:cs="Calibri" w:eastAsia="Calibri" w:hAnsi="Calibri"/>
+                <w:b/>
+                <w:bCs/>
+                <w:color w:val="16212A"/>
+                <w:sz w:val="19"/>
+                <w:szCs w:val="19"/>
+              </w:rPr>
+              <w:t xml:space="preserve">3. </w:t>
+            </w:r>
+            <w:r>
+              <w:rPr>
+                <w:rFonts w:ascii="Calibri" w:cs="Calibri" w:eastAsia="Calibri" w:hAnsi="Calibri"/>
+                <w:color w:val="16212A"/>
+                <w:sz w:val="19"/>
+                <w:szCs w:val="19"/>
+              </w:rPr>
+              <w:t xml:space="preserve">O hino 254 começa em tempo forte ou fraco? Qual é o ritmo inicial? O primeiro compasso está completo?</w:t>
+            </w:r>
+          </w:p>
+          <w:p>
+            <w:pPr>
+              <w:pBdr>
+                <w:bottom w:val="dotted" w:color="AFBAC0" w:sz="6" w:space="2"/>
+              </w:pBdr>
+              <w:spacing w:after="0" w:before="200"/>
+              <w:ind w:left="340"/>
+            </w:pPr>
+            <w:r>
+              <w:rPr>
+                <w:sz w:val="20"/>
+                <w:szCs w:val="20"/>
+              </w:rPr>
+              <w:t xml:space="preserve"/>
+            </w:r>
+          </w:p>
+          <w:p>
+            <w:pPr>
+              <w:spacing w:after="20" w:before="60"/>
+            </w:pPr>
+            <w:r>
+              <w:rPr>
+                <w:rFonts w:ascii="Calibri" w:cs="Calibri" w:eastAsia="Calibri" w:hAnsi="Calibri"/>
+                <w:b/>
+                <w:bCs/>
+                <w:color w:val="16212A"/>
+                <w:sz w:val="19"/>
+                <w:szCs w:val="19"/>
+              </w:rPr>
+              <w:t xml:space="preserve">4. </w:t>
+            </w:r>
+            <w:r>
+              <w:rPr>
+                <w:rFonts w:ascii="Calibri" w:cs="Calibri" w:eastAsia="Calibri" w:hAnsi="Calibri"/>
+                <w:color w:val="16212A"/>
+                <w:sz w:val="19"/>
+                <w:szCs w:val="19"/>
+              </w:rPr>
+              <w:t xml:space="preserve">Qual é a acentuação métrica do compasso do hino 254?</w:t>
+            </w:r>
+          </w:p>
+          <w:p>
+            <w:pPr>
+              <w:pBdr>
+                <w:bottom w:val="dotted" w:color="AFBAC0" w:sz="6" w:space="2"/>
+              </w:pBdr>
+              <w:spacing w:after="0" w:before="200"/>
+              <w:ind w:left="340"/>
+            </w:pPr>
+            <w:r>
+              <w:rPr>
+                <w:sz w:val="20"/>
+                <w:szCs w:val="20"/>
+              </w:rPr>
+              <w:t xml:space="preserve"/>
+            </w:r>
+          </w:p>
+          <w:p>
+            <w:pPr>
+              <w:spacing w:after="20" w:before="60"/>
+            </w:pPr>
+            <w:r>
+              <w:rPr>
+                <w:rFonts w:ascii="Calibri" w:cs="Calibri" w:eastAsia="Calibri" w:hAnsi="Calibri"/>
+                <w:b/>
+                <w:bCs/>
+                <w:color w:val="16212A"/>
+                <w:sz w:val="19"/>
+                <w:szCs w:val="19"/>
+              </w:rPr>
+              <w:t xml:space="preserve">5. </w:t>
+            </w:r>
+            <w:r>
+              <w:rPr>
+                <w:rFonts w:ascii="Calibri" w:cs="Calibri" w:eastAsia="Calibri" w:hAnsi="Calibri"/>
+                <w:color w:val="16212A"/>
+                <w:sz w:val="19"/>
+                <w:szCs w:val="19"/>
+              </w:rPr>
+              <w:t xml:space="preserve">No hino 254, nas retomadas depois da respiração, o som volta forte ou fraco?</w:t>
+            </w:r>
+          </w:p>
+          <w:p>
+            <w:pPr>
+              <w:pBdr>
+                <w:bottom w:val="dotted" w:color="AFBAC0" w:sz="6" w:space="2"/>
+              </w:pBdr>
+              <w:spacing w:after="0" w:before="200"/>
+              <w:ind w:left="340"/>
+            </w:pPr>
+            <w:r>
+              <w:rPr>
+                <w:sz w:val="20"/>
+                <w:szCs w:val="20"/>
+              </w:rPr>
+              <w:t xml:space="preserve"/>
+            </w:r>
+          </w:p>
+          <w:p>
+            <w:pPr>
+              <w:spacing w:after="20" w:before="60"/>
+            </w:pPr>
+            <w:r>
+              <w:rPr>
+                <w:rFonts w:ascii="Calibri" w:cs="Calibri" w:eastAsia="Calibri" w:hAnsi="Calibri"/>
+                <w:b/>
+                <w:bCs/>
+                <w:color w:val="16212A"/>
+                <w:sz w:val="19"/>
+                <w:szCs w:val="19"/>
+              </w:rPr>
+              <w:t xml:space="preserve">6. </w:t>
+            </w:r>
+            <w:r>
+              <w:rPr>
+                <w:rFonts w:ascii="Calibri" w:cs="Calibri" w:eastAsia="Calibri" w:hAnsi="Calibri"/>
+                <w:color w:val="16212A"/>
+                <w:sz w:val="19"/>
+                <w:szCs w:val="19"/>
+              </w:rPr>
+              <w:t xml:space="preserve">O hino 254 tem barras de repetição (ritornelo)?</w:t>
+            </w:r>
+          </w:p>
+          <w:p>
+            <w:pPr>
+              <w:pBdr>
+                <w:bottom w:val="dotted" w:color="AFBAC0" w:sz="6" w:space="2"/>
+              </w:pBdr>
+              <w:spacing w:after="0" w:before="200"/>
+              <w:ind w:left="340"/>
+            </w:pPr>
+            <w:r>
+              <w:rPr>
+                <w:sz w:val="20"/>
+                <w:szCs w:val="20"/>
+              </w:rPr>
+              <w:t xml:space="preserve"/>
+            </w:r>
+          </w:p>
+          <w:p>
+            <w:pPr>
+              <w:spacing w:after="20" w:before="60"/>
+            </w:pPr>
+            <w:r>
+              <w:rPr>
+                <w:rFonts w:ascii="Calibri" w:cs="Calibri" w:eastAsia="Calibri" w:hAnsi="Calibri"/>
+                <w:b/>
+                <w:bCs/>
+                <w:color w:val="16212A"/>
+                <w:sz w:val="19"/>
+                <w:szCs w:val="19"/>
+              </w:rPr>
+              <w:t xml:space="preserve">7. </w:t>
+            </w:r>
+            <w:r>
+              <w:rPr>
+                <w:rFonts w:ascii="Calibri" w:cs="Calibri" w:eastAsia="Calibri" w:hAnsi="Calibri"/>
+                <w:color w:val="16212A"/>
+                <w:sz w:val="19"/>
+                <w:szCs w:val="19"/>
+              </w:rPr>
+              <w:t xml:space="preserve">Qual é a tonalidade do hino 254? Escrita e de execução, no seu instrumento.</w:t>
+            </w:r>
+          </w:p>
+          <w:p>
+            <w:pPr>
+              <w:pBdr>
+                <w:bottom w:val="dotted" w:color="AFBAC0" w:sz="6" w:space="2"/>
+              </w:pBdr>
+              <w:spacing w:after="0" w:before="200"/>
+              <w:ind w:left="340"/>
+            </w:pPr>
+            <w:r>
+              <w:rPr>
+                <w:sz w:val="20"/>
+                <w:szCs w:val="20"/>
+              </w:rPr>
+              <w:t xml:space="preserve"/>
+            </w:r>
+          </w:p>
+        </w:tc>
+      </w:tr>
+    </w:tbl>
+    <w:p>
+      <w:pPr>
+        <w:spacing w:after="160"/>
+      </w:pPr>
+    </w:p>
+    <w:tbl>
+      <w:tblPr>
+        <w:tblW w:type="dxa" w:w="9350"/>
+        <w:tblBorders>
+          <w:top w:val="single" w:color="D6DCDA" w:sz="2"/>
+          <w:left w:val="single" w:color="4A6B3F" w:sz="18"/>
+          <w:bottom w:val="single" w:color="D6DCDA" w:sz="2"/>
+          <w:right w:val="single" w:color="D6DCDA" w:sz="2"/>
+          <w:insideH w:val="none" w:color="FFFFFF" w:sz="0"/>
+          <w:insideV w:val="none" w:color="FFFFFF" w:sz="0"/>
+        </w:tblBorders>
+      </w:tblPr>
+      <w:tblGrid>
+        <w:gridCol w:w="9350"/>
+      </w:tblGrid>
+      <w:tr>
+        <w:tc>
+          <w:tcPr>
+            <w:tcW w:type="dxa" w:w="9350"/>
+            <w:shd w:fill="F4F7F2" w:val="clear"/>
+            <w:tcMar>
+              <w:top w:type="dxa" w:w="140"/>
+              <w:left w:type="dxa" w:w="200"/>
+              <w:bottom w:type="dxa" w:w="140"/>
+              <w:right w:type="dxa" w:w="200"/>
+            </w:tcMar>
+          </w:tcPr>
+          <w:p>
+            <w:pPr>
+              <w:spacing w:after="80"/>
+            </w:pPr>
+            <w:r>
+              <w:rPr>
+                <w:rFonts w:ascii="Cambria" w:cs="Cambria" w:eastAsia="Cambria" w:hAnsi="Cambria"/>
+                <w:b/>
+                <w:bCs/>
+                <w:color w:val="16212A"/>
+                <w:sz w:val="23"/>
+                <w:szCs w:val="23"/>
+              </w:rPr>
+              <w:t xml:space="preserve">Hino 305  </w:t>
+            </w:r>
+            <w:r>
+              <w:rPr>
+                <w:rFonts w:ascii="Cambria" w:cs="Cambria" w:eastAsia="Cambria" w:hAnsi="Cambria"/>
+                <w:i/>
+                <w:iCs/>
+                <w:color w:val="5C6B75"/>
+                <w:sz w:val="18"/>
+                <w:szCs w:val="18"/>
+              </w:rPr>
+              <w:t xml:space="preserve">Lá♭ maior · 4/4 · em 4 · ♩ = 88-112</w:t>
+            </w:r>
+          </w:p>
+          <w:p>
+            <w:pPr>
+              <w:spacing w:after="20" w:before="60"/>
+            </w:pPr>
+            <w:r>
+              <w:rPr>
+                <w:rFonts w:ascii="Calibri" w:cs="Calibri" w:eastAsia="Calibri" w:hAnsi="Calibri"/>
+                <w:b/>
+                <w:bCs/>
+                <w:color w:val="16212A"/>
+                <w:sz w:val="19"/>
+                <w:szCs w:val="19"/>
+              </w:rPr>
+              <w:t xml:space="preserve">1. </w:t>
+            </w:r>
+            <w:r>
+              <w:rPr>
+                <w:rFonts w:ascii="Calibri" w:cs="Calibri" w:eastAsia="Calibri" w:hAnsi="Calibri"/>
+                <w:b/>
+                <w:bCs/>
+                <w:color w:val="4A6B3F"/>
+                <w:sz w:val="14"/>
+                <w:szCs w:val="14"/>
+              </w:rPr>
+              <w:t xml:space="preserve">NOVO  </w:t>
+            </w:r>
+            <w:r>
+              <w:rPr>
+                <w:rFonts w:ascii="Calibri" w:cs="Calibri" w:eastAsia="Calibri" w:hAnsi="Calibri"/>
+                <w:color w:val="16212A"/>
+                <w:sz w:val="19"/>
+                <w:szCs w:val="19"/>
+              </w:rPr>
+              <w:t xml:space="preserve">Pela marcação de velocidade, o andamento do hino 305 é lento, moderado ou rápido?</w:t>
+            </w:r>
+          </w:p>
+          <w:p>
+            <w:pPr>
+              <w:pBdr>
+                <w:bottom w:val="dotted" w:color="AFBAC0" w:sz="6" w:space="2"/>
+              </w:pBdr>
+              <w:spacing w:after="0" w:before="200"/>
+              <w:ind w:left="340"/>
+            </w:pPr>
+            <w:r>
+              <w:rPr>
+                <w:sz w:val="20"/>
+                <w:szCs w:val="20"/>
+              </w:rPr>
+              <w:t xml:space="preserve"/>
+            </w:r>
+          </w:p>
+          <w:p>
+            <w:pPr>
+              <w:spacing w:after="20" w:before="60"/>
+            </w:pPr>
+            <w:r>
+              <w:rPr>
+                <w:rFonts w:ascii="Calibri" w:cs="Calibri" w:eastAsia="Calibri" w:hAnsi="Calibri"/>
+                <w:b/>
+                <w:bCs/>
+                <w:color w:val="16212A"/>
+                <w:sz w:val="19"/>
+                <w:szCs w:val="19"/>
+              </w:rPr>
+              <w:t xml:space="preserve">2. </w:t>
+            </w:r>
+            <w:r>
+              <w:rPr>
+                <w:rFonts w:ascii="Calibri" w:cs="Calibri" w:eastAsia="Calibri" w:hAnsi="Calibri"/>
+                <w:color w:val="16212A"/>
+                <w:sz w:val="19"/>
+                <w:szCs w:val="19"/>
+              </w:rPr>
+              <w:t xml:space="preserve">No hino 305 (4/4), quanto vale cada figura pontuada que aparece?</w:t>
+            </w:r>
+          </w:p>
+          <w:p>
+            <w:pPr>
+              <w:pBdr>
+                <w:bottom w:val="dotted" w:color="AFBAC0" w:sz="6" w:space="2"/>
+              </w:pBdr>
+              <w:spacing w:after="0" w:before="200"/>
+              <w:ind w:left="340"/>
+            </w:pPr>
+            <w:r>
+              <w:rPr>
+                <w:sz w:val="20"/>
+                <w:szCs w:val="20"/>
+              </w:rPr>
+              <w:t xml:space="preserve"/>
+            </w:r>
+          </w:p>
+          <w:p>
+            <w:pPr>
+              <w:spacing w:after="20" w:before="60"/>
+            </w:pPr>
+            <w:r>
+              <w:rPr>
+                <w:rFonts w:ascii="Calibri" w:cs="Calibri" w:eastAsia="Calibri" w:hAnsi="Calibri"/>
+                <w:b/>
+                <w:bCs/>
+                <w:color w:val="16212A"/>
+                <w:sz w:val="19"/>
+                <w:szCs w:val="19"/>
+              </w:rPr>
+              <w:t xml:space="preserve">3. </w:t>
+            </w:r>
+            <w:r>
+              <w:rPr>
+                <w:rFonts w:ascii="Calibri" w:cs="Calibri" w:eastAsia="Calibri" w:hAnsi="Calibri"/>
+                <w:color w:val="16212A"/>
+                <w:sz w:val="19"/>
+                <w:szCs w:val="19"/>
+              </w:rPr>
+              <w:t xml:space="preserve">Violino: no hinário de cordas (capa marrom), com que arco começa o hino 305? Por que esse arco?</w:t>
+            </w:r>
+          </w:p>
+          <w:p>
+            <w:pPr>
+              <w:pBdr>
+                <w:bottom w:val="dotted" w:color="AFBAC0" w:sz="6" w:space="2"/>
+              </w:pBdr>
+              <w:spacing w:after="0" w:before="200"/>
+              <w:ind w:left="340"/>
+            </w:pPr>
+            <w:r>
+              <w:rPr>
+                <w:sz w:val="20"/>
+                <w:szCs w:val="20"/>
+              </w:rPr>
+              <w:t xml:space="preserve"/>
+            </w:r>
+          </w:p>
+          <w:p>
+            <w:pPr>
+              <w:spacing w:after="20" w:before="60"/>
+            </w:pPr>
+            <w:r>
+              <w:rPr>
+                <w:rFonts w:ascii="Calibri" w:cs="Calibri" w:eastAsia="Calibri" w:hAnsi="Calibri"/>
+                <w:b/>
+                <w:bCs/>
+                <w:color w:val="16212A"/>
+                <w:sz w:val="19"/>
+                <w:szCs w:val="19"/>
+              </w:rPr>
+              <w:t xml:space="preserve">4. </w:t>
+            </w:r>
+            <w:r>
+              <w:rPr>
+                <w:rFonts w:ascii="Calibri" w:cs="Calibri" w:eastAsia="Calibri" w:hAnsi="Calibri"/>
+                <w:color w:val="16212A"/>
+                <w:sz w:val="19"/>
+                <w:szCs w:val="19"/>
+              </w:rPr>
+              <w:t xml:space="preserve">O compasso do hino 305 é simples ou composto?</w:t>
+            </w:r>
+          </w:p>
+          <w:p>
+            <w:pPr>
+              <w:pBdr>
+                <w:bottom w:val="dotted" w:color="AFBAC0" w:sz="6" w:space="2"/>
+              </w:pBdr>
+              <w:spacing w:after="0" w:before="200"/>
+              <w:ind w:left="340"/>
+            </w:pPr>
+            <w:r>
+              <w:rPr>
+                <w:sz w:val="20"/>
+                <w:szCs w:val="20"/>
+              </w:rPr>
+              <w:t xml:space="preserve"/>
+            </w:r>
+          </w:p>
+          <w:p>
+            <w:pPr>
+              <w:spacing w:after="20" w:before="60"/>
+            </w:pPr>
+            <w:r>
+              <w:rPr>
+                <w:rFonts w:ascii="Calibri" w:cs="Calibri" w:eastAsia="Calibri" w:hAnsi="Calibri"/>
+                <w:b/>
+                <w:bCs/>
+                <w:color w:val="16212A"/>
+                <w:sz w:val="19"/>
+                <w:szCs w:val="19"/>
+              </w:rPr>
+              <w:t xml:space="preserve">5. </w:t>
+            </w:r>
+            <w:r>
+              <w:rPr>
+                <w:rFonts w:ascii="Calibri" w:cs="Calibri" w:eastAsia="Calibri" w:hAnsi="Calibri"/>
+                <w:color w:val="16212A"/>
+                <w:sz w:val="19"/>
+                <w:szCs w:val="19"/>
+              </w:rPr>
+              <w:t xml:space="preserve">No hino 305, nas retomadas depois da respiração, o som volta forte ou fraco?</w:t>
+            </w:r>
+          </w:p>
+          <w:p>
+            <w:pPr>
+              <w:pBdr>
+                <w:bottom w:val="dotted" w:color="AFBAC0" w:sz="6" w:space="2"/>
+              </w:pBdr>
+              <w:spacing w:after="0" w:before="200"/>
+              <w:ind w:left="340"/>
+            </w:pPr>
+            <w:r>
+              <w:rPr>
+                <w:sz w:val="20"/>
+                <w:szCs w:val="20"/>
+              </w:rPr>
+              <w:t xml:space="preserve"/>
+            </w:r>
+          </w:p>
+          <w:p>
+            <w:pPr>
+              <w:spacing w:after="20" w:before="60"/>
+            </w:pPr>
+            <w:r>
+              <w:rPr>
+                <w:rFonts w:ascii="Calibri" w:cs="Calibri" w:eastAsia="Calibri" w:hAnsi="Calibri"/>
+                <w:b/>
+                <w:bCs/>
+                <w:color w:val="16212A"/>
+                <w:sz w:val="19"/>
+                <w:szCs w:val="19"/>
+              </w:rPr>
+              <w:t xml:space="preserve">6. </w:t>
+            </w:r>
+            <w:r>
+              <w:rPr>
+                <w:rFonts w:ascii="Calibri" w:cs="Calibri" w:eastAsia="Calibri" w:hAnsi="Calibri"/>
+                <w:color w:val="16212A"/>
+                <w:sz w:val="19"/>
+                <w:szCs w:val="19"/>
+              </w:rPr>
+              <w:t xml:space="preserve">O hino 305 tem barras de repetição (ritornelo)?</w:t>
+            </w:r>
+          </w:p>
+          <w:p>
+            <w:pPr>
+              <w:pBdr>
+                <w:bottom w:val="dotted" w:color="AFBAC0" w:sz="6" w:space="2"/>
+              </w:pBdr>
+              <w:spacing w:after="0" w:before="200"/>
+              <w:ind w:left="340"/>
+            </w:pPr>
+            <w:r>
+              <w:rPr>
+                <w:sz w:val="20"/>
+                <w:szCs w:val="20"/>
+              </w:rPr>
+              <w:t xml:space="preserve"/>
+            </w:r>
+          </w:p>
+          <w:p>
+            <w:pPr>
+              <w:spacing w:after="20" w:before="60"/>
+            </w:pPr>
+            <w:r>
+              <w:rPr>
+                <w:rFonts w:ascii="Calibri" w:cs="Calibri" w:eastAsia="Calibri" w:hAnsi="Calibri"/>
+                <w:b/>
+                <w:bCs/>
+                <w:color w:val="16212A"/>
+                <w:sz w:val="19"/>
+                <w:szCs w:val="19"/>
+              </w:rPr>
+              <w:t xml:space="preserve">7. </w:t>
+            </w:r>
+            <w:r>
+              <w:rPr>
+                <w:rFonts w:ascii="Calibri" w:cs="Calibri" w:eastAsia="Calibri" w:hAnsi="Calibri"/>
+                <w:color w:val="16212A"/>
+                <w:sz w:val="19"/>
+                <w:szCs w:val="19"/>
+              </w:rPr>
+              <w:t xml:space="preserve">Qual é a relativa menor da tonalidade do hino 305?</w:t>
+            </w:r>
+          </w:p>
+          <w:p>
+            <w:pPr>
+              <w:pBdr>
+                <w:bottom w:val="dotted" w:color="AFBAC0" w:sz="6" w:space="2"/>
+              </w:pBdr>
+              <w:spacing w:after="0" w:before="200"/>
+              <w:ind w:left="340"/>
+            </w:pPr>
+            <w:r>
+              <w:rPr>
+                <w:sz w:val="20"/>
+                <w:szCs w:val="20"/>
+              </w:rPr>
+              <w:t xml:space="preserve"/>
+            </w:r>
+          </w:p>
+        </w:tc>
+      </w:tr>
+    </w:tbl>
+    <w:p>
+      <w:pPr>
+        <w:spacing w:after="160"/>
+      </w:pPr>
+    </w:p>
+    <w:p>
       <w:pPr>
         <w:pStyle w:val="Heading1"/>
         <w:spacing w:after="50"/>
@@ -13436,6 +19208,777 @@
       <w:r>
         <w:br w:type="page"/>
       </w:r>
+    </w:p>
+    <w:p>
+      <w:r>
+        <w:br w:type="page"/>
+      </w:r>
+    </w:p>
+    <w:p>
+      <w:pPr>
+        <w:spacing w:after="60" w:line="300"/>
+      </w:pPr>
+      <w:r>
+        <w:rPr>
+          <w:rFonts w:ascii="Calibri" w:cs="Calibri" w:eastAsia="Calibri" w:hAnsi="Calibri"/>
+          <w:caps/>
+          <w:color w:val="5C6B75"/>
+          <w:spacing w:val="16"/>
+          <w:sz w:val="16"/>
+          <w:szCs w:val="16"/>
+        </w:rPr>
+        <w:t xml:space="preserve">Fim da fase 16 · análise de hinos</w:t>
+      </w:r>
+    </w:p>
+    <w:p>
+      <w:pPr>
+        <w:spacing w:after="100"/>
+      </w:pPr>
+      <w:r>
+        <w:rPr>
+          <w:rFonts w:ascii="Cambria" w:cs="Cambria" w:eastAsia="Cambria" w:hAnsi="Cambria"/>
+          <w:b/>
+          <w:bCs/>
+          <w:color w:val="4A6B3F"/>
+          <w:sz w:val="32"/>
+          <w:szCs w:val="32"/>
+        </w:rPr>
+        <w:t xml:space="preserve">Com o hinário em mãos</w:t>
+      </w:r>
+    </w:p>
+    <w:p>
+      <w:pPr>
+        <w:spacing w:after="160" w:line="300"/>
+      </w:pPr>
+      <w:r>
+        <w:rPr>
+          <w:rFonts w:ascii="Calibri" w:cs="Calibri" w:eastAsia="Calibri" w:hAnsi="Calibri"/>
+          <w:color w:val="3F4C55"/>
+          <w:sz w:val="19"/>
+          <w:szCs w:val="19"/>
+        </w:rPr>
+        <w:t xml:space="preserve">Fase 16 — frases e interpretação. As perguntas cobrem só o que foi estudado até aqui: as marcadas “novo” são desta fase; as outras revisam as anteriores.</w:t>
+      </w:r>
+    </w:p>
+    <w:tbl>
+      <w:tblPr>
+        <w:tblW w:type="dxa" w:w="9350"/>
+        <w:tblBorders>
+          <w:top w:val="single" w:color="D6DCDA" w:sz="2"/>
+          <w:left w:val="single" w:color="4A6B3F" w:sz="18"/>
+          <w:bottom w:val="single" w:color="D6DCDA" w:sz="2"/>
+          <w:right w:val="single" w:color="D6DCDA" w:sz="2"/>
+          <w:insideH w:val="none" w:color="FFFFFF" w:sz="0"/>
+          <w:insideV w:val="none" w:color="FFFFFF" w:sz="0"/>
+        </w:tblBorders>
+      </w:tblPr>
+      <w:tblGrid>
+        <w:gridCol w:w="9350"/>
+      </w:tblGrid>
+      <w:tr>
+        <w:tc>
+          <w:tcPr>
+            <w:tcW w:type="dxa" w:w="9350"/>
+            <w:shd w:fill="F4F7F2" w:val="clear"/>
+            <w:tcMar>
+              <w:top w:type="dxa" w:w="140"/>
+              <w:left w:type="dxa" w:w="200"/>
+              <w:bottom w:type="dxa" w:w="140"/>
+              <w:right w:type="dxa" w:w="200"/>
+            </w:tcMar>
+          </w:tcPr>
+          <w:p>
+            <w:pPr>
+              <w:spacing w:after="80"/>
+            </w:pPr>
+            <w:r>
+              <w:rPr>
+                <w:rFonts w:ascii="Cambria" w:cs="Cambria" w:eastAsia="Cambria" w:hAnsi="Cambria"/>
+                <w:b/>
+                <w:bCs/>
+                <w:color w:val="16212A"/>
+                <w:sz w:val="23"/>
+                <w:szCs w:val="23"/>
+              </w:rPr>
+              <w:t xml:space="preserve">Hino 310  </w:t>
+            </w:r>
+            <w:r>
+              <w:rPr>
+                <w:rFonts w:ascii="Cambria" w:cs="Cambria" w:eastAsia="Cambria" w:hAnsi="Cambria"/>
+                <w:i/>
+                <w:iCs/>
+                <w:color w:val="5C6B75"/>
+                <w:sz w:val="18"/>
+                <w:szCs w:val="18"/>
+              </w:rPr>
+              <w:t xml:space="preserve">Si♭ maior · 2/4 · Solene</w:t>
+            </w:r>
+          </w:p>
+          <w:p>
+            <w:pPr>
+              <w:spacing w:after="20" w:before="60"/>
+            </w:pPr>
+            <w:r>
+              <w:rPr>
+                <w:rFonts w:ascii="Calibri" w:cs="Calibri" w:eastAsia="Calibri" w:hAnsi="Calibri"/>
+                <w:b/>
+                <w:bCs/>
+                <w:color w:val="16212A"/>
+                <w:sz w:val="19"/>
+                <w:szCs w:val="19"/>
+              </w:rPr>
+              <w:t xml:space="preserve">1. </w:t>
+            </w:r>
+            <w:r>
+              <w:rPr>
+                <w:rFonts w:ascii="Calibri" w:cs="Calibri" w:eastAsia="Calibri" w:hAnsi="Calibri"/>
+                <w:b/>
+                <w:bCs/>
+                <w:color w:val="4A6B3F"/>
+                <w:sz w:val="14"/>
+                <w:szCs w:val="14"/>
+              </w:rPr>
+              <w:t xml:space="preserve">NOVO  </w:t>
+            </w:r>
+            <w:r>
+              <w:rPr>
+                <w:rFonts w:ascii="Calibri" w:cs="Calibri" w:eastAsia="Calibri" w:hAnsi="Calibri"/>
+                <w:color w:val="16212A"/>
+                <w:sz w:val="19"/>
+                <w:szCs w:val="19"/>
+              </w:rPr>
+              <w:t xml:space="preserve">Qual é a indicação interpretativa do hino 310, e o que ela pede da execução?</w:t>
+            </w:r>
+          </w:p>
+          <w:p>
+            <w:pPr>
+              <w:pBdr>
+                <w:bottom w:val="dotted" w:color="AFBAC0" w:sz="6" w:space="2"/>
+              </w:pBdr>
+              <w:spacing w:after="0" w:before="200"/>
+              <w:ind w:left="340"/>
+            </w:pPr>
+            <w:r>
+              <w:rPr>
+                <w:sz w:val="20"/>
+                <w:szCs w:val="20"/>
+              </w:rPr>
+              <w:t xml:space="preserve"/>
+            </w:r>
+          </w:p>
+          <w:p>
+            <w:pPr>
+              <w:spacing w:after="20" w:before="60"/>
+            </w:pPr>
+            <w:r>
+              <w:rPr>
+                <w:rFonts w:ascii="Calibri" w:cs="Calibri" w:eastAsia="Calibri" w:hAnsi="Calibri"/>
+                <w:b/>
+                <w:bCs/>
+                <w:color w:val="16212A"/>
+                <w:sz w:val="19"/>
+                <w:szCs w:val="19"/>
+              </w:rPr>
+              <w:t xml:space="preserve">2. </w:t>
+            </w:r>
+            <w:r>
+              <w:rPr>
+                <w:rFonts w:ascii="Calibri" w:cs="Calibri" w:eastAsia="Calibri" w:hAnsi="Calibri"/>
+                <w:color w:val="16212A"/>
+                <w:sz w:val="19"/>
+                <w:szCs w:val="19"/>
+              </w:rPr>
+              <w:t xml:space="preserve">O hino 310 começa em tempo forte ou fraco? Qual é o ritmo inicial? O primeiro compasso está completo?</w:t>
+            </w:r>
+          </w:p>
+          <w:p>
+            <w:pPr>
+              <w:pBdr>
+                <w:bottom w:val="dotted" w:color="AFBAC0" w:sz="6" w:space="2"/>
+              </w:pBdr>
+              <w:spacing w:after="0" w:before="200"/>
+              <w:ind w:left="340"/>
+            </w:pPr>
+            <w:r>
+              <w:rPr>
+                <w:sz w:val="20"/>
+                <w:szCs w:val="20"/>
+              </w:rPr>
+              <w:t xml:space="preserve"/>
+            </w:r>
+          </w:p>
+          <w:p>
+            <w:pPr>
+              <w:spacing w:after="20" w:before="60"/>
+            </w:pPr>
+            <w:r>
+              <w:rPr>
+                <w:rFonts w:ascii="Calibri" w:cs="Calibri" w:eastAsia="Calibri" w:hAnsi="Calibri"/>
+                <w:b/>
+                <w:bCs/>
+                <w:color w:val="16212A"/>
+                <w:sz w:val="19"/>
+                <w:szCs w:val="19"/>
+              </w:rPr>
+              <w:t xml:space="preserve">3. </w:t>
+            </w:r>
+            <w:r>
+              <w:rPr>
+                <w:rFonts w:ascii="Calibri" w:cs="Calibri" w:eastAsia="Calibri" w:hAnsi="Calibri"/>
+                <w:color w:val="16212A"/>
+                <w:sz w:val="19"/>
+                <w:szCs w:val="19"/>
+              </w:rPr>
+              <w:t xml:space="preserve">Qual é a acentuação métrica do compasso do hino 310?</w:t>
+            </w:r>
+          </w:p>
+          <w:p>
+            <w:pPr>
+              <w:pBdr>
+                <w:bottom w:val="dotted" w:color="AFBAC0" w:sz="6" w:space="2"/>
+              </w:pBdr>
+              <w:spacing w:after="0" w:before="200"/>
+              <w:ind w:left="340"/>
+            </w:pPr>
+            <w:r>
+              <w:rPr>
+                <w:sz w:val="20"/>
+                <w:szCs w:val="20"/>
+              </w:rPr>
+              <w:t xml:space="preserve"/>
+            </w:r>
+          </w:p>
+          <w:p>
+            <w:pPr>
+              <w:spacing w:after="20" w:before="60"/>
+            </w:pPr>
+            <w:r>
+              <w:rPr>
+                <w:rFonts w:ascii="Calibri" w:cs="Calibri" w:eastAsia="Calibri" w:hAnsi="Calibri"/>
+                <w:b/>
+                <w:bCs/>
+                <w:color w:val="16212A"/>
+                <w:sz w:val="19"/>
+                <w:szCs w:val="19"/>
+              </w:rPr>
+              <w:t xml:space="preserve">4. </w:t>
+            </w:r>
+            <w:r>
+              <w:rPr>
+                <w:rFonts w:ascii="Calibri" w:cs="Calibri" w:eastAsia="Calibri" w:hAnsi="Calibri"/>
+                <w:color w:val="16212A"/>
+                <w:sz w:val="19"/>
+                <w:szCs w:val="19"/>
+              </w:rPr>
+              <w:t xml:space="preserve">No hino 310, nas retomadas depois da respiração, o som volta forte ou fraco?</w:t>
+            </w:r>
+          </w:p>
+          <w:p>
+            <w:pPr>
+              <w:pBdr>
+                <w:bottom w:val="dotted" w:color="AFBAC0" w:sz="6" w:space="2"/>
+              </w:pBdr>
+              <w:spacing w:after="0" w:before="200"/>
+              <w:ind w:left="340"/>
+            </w:pPr>
+            <w:r>
+              <w:rPr>
+                <w:sz w:val="20"/>
+                <w:szCs w:val="20"/>
+              </w:rPr>
+              <w:t xml:space="preserve"/>
+            </w:r>
+          </w:p>
+          <w:p>
+            <w:pPr>
+              <w:spacing w:after="20" w:before="60"/>
+            </w:pPr>
+            <w:r>
+              <w:rPr>
+                <w:rFonts w:ascii="Calibri" w:cs="Calibri" w:eastAsia="Calibri" w:hAnsi="Calibri"/>
+                <w:b/>
+                <w:bCs/>
+                <w:color w:val="16212A"/>
+                <w:sz w:val="19"/>
+                <w:szCs w:val="19"/>
+              </w:rPr>
+              <w:t xml:space="preserve">5. </w:t>
+            </w:r>
+            <w:r>
+              <w:rPr>
+                <w:rFonts w:ascii="Calibri" w:cs="Calibri" w:eastAsia="Calibri" w:hAnsi="Calibri"/>
+                <w:color w:val="16212A"/>
+                <w:sz w:val="19"/>
+                <w:szCs w:val="19"/>
+              </w:rPr>
+              <w:t xml:space="preserve">O hino 310 tem barras de repetição (ritornelo)?</w:t>
+            </w:r>
+          </w:p>
+          <w:p>
+            <w:pPr>
+              <w:pBdr>
+                <w:bottom w:val="dotted" w:color="AFBAC0" w:sz="6" w:space="2"/>
+              </w:pBdr>
+              <w:spacing w:after="0" w:before="200"/>
+              <w:ind w:left="340"/>
+            </w:pPr>
+            <w:r>
+              <w:rPr>
+                <w:sz w:val="20"/>
+                <w:szCs w:val="20"/>
+              </w:rPr>
+              <w:t xml:space="preserve"/>
+            </w:r>
+          </w:p>
+          <w:p>
+            <w:pPr>
+              <w:spacing w:after="20" w:before="60"/>
+            </w:pPr>
+            <w:r>
+              <w:rPr>
+                <w:rFonts w:ascii="Calibri" w:cs="Calibri" w:eastAsia="Calibri" w:hAnsi="Calibri"/>
+                <w:b/>
+                <w:bCs/>
+                <w:color w:val="16212A"/>
+                <w:sz w:val="19"/>
+                <w:szCs w:val="19"/>
+              </w:rPr>
+              <w:t xml:space="preserve">6. </w:t>
+            </w:r>
+            <w:r>
+              <w:rPr>
+                <w:rFonts w:ascii="Calibri" w:cs="Calibri" w:eastAsia="Calibri" w:hAnsi="Calibri"/>
+                <w:color w:val="16212A"/>
+                <w:sz w:val="19"/>
+                <w:szCs w:val="19"/>
+              </w:rPr>
+              <w:t xml:space="preserve">Qual é a tonalidade do hino 310? Escrita e de execução, no seu instrumento.</w:t>
+            </w:r>
+          </w:p>
+          <w:p>
+            <w:pPr>
+              <w:pBdr>
+                <w:bottom w:val="dotted" w:color="AFBAC0" w:sz="6" w:space="2"/>
+              </w:pBdr>
+              <w:spacing w:after="0" w:before="200"/>
+              <w:ind w:left="340"/>
+            </w:pPr>
+            <w:r>
+              <w:rPr>
+                <w:sz w:val="20"/>
+                <w:szCs w:val="20"/>
+              </w:rPr>
+              <w:t xml:space="preserve"/>
+            </w:r>
+          </w:p>
+          <w:p>
+            <w:pPr>
+              <w:spacing w:after="20" w:before="60"/>
+            </w:pPr>
+            <w:r>
+              <w:rPr>
+                <w:rFonts w:ascii="Calibri" w:cs="Calibri" w:eastAsia="Calibri" w:hAnsi="Calibri"/>
+                <w:b/>
+                <w:bCs/>
+                <w:color w:val="16212A"/>
+                <w:sz w:val="19"/>
+                <w:szCs w:val="19"/>
+              </w:rPr>
+              <w:t xml:space="preserve">7. </w:t>
+            </w:r>
+            <w:r>
+              <w:rPr>
+                <w:rFonts w:ascii="Calibri" w:cs="Calibri" w:eastAsia="Calibri" w:hAnsi="Calibri"/>
+                <w:color w:val="16212A"/>
+                <w:sz w:val="19"/>
+                <w:szCs w:val="19"/>
+              </w:rPr>
+              <w:t xml:space="preserve">Quais são os acidentes fixos (a armadura) do hino 310, em ordem?</w:t>
+            </w:r>
+          </w:p>
+          <w:p>
+            <w:pPr>
+              <w:pBdr>
+                <w:bottom w:val="dotted" w:color="AFBAC0" w:sz="6" w:space="2"/>
+              </w:pBdr>
+              <w:spacing w:after="0" w:before="200"/>
+              <w:ind w:left="340"/>
+            </w:pPr>
+            <w:r>
+              <w:rPr>
+                <w:sz w:val="20"/>
+                <w:szCs w:val="20"/>
+              </w:rPr>
+              <w:t xml:space="preserve"/>
+            </w:r>
+          </w:p>
+        </w:tc>
+      </w:tr>
+    </w:tbl>
+    <w:p>
+      <w:pPr>
+        <w:spacing w:after="160"/>
+      </w:pPr>
+    </w:p>
+    <w:tbl>
+      <w:tblPr>
+        <w:tblW w:type="dxa" w:w="9350"/>
+        <w:tblBorders>
+          <w:top w:val="single" w:color="D6DCDA" w:sz="2"/>
+          <w:left w:val="single" w:color="4A6B3F" w:sz="18"/>
+          <w:bottom w:val="single" w:color="D6DCDA" w:sz="2"/>
+          <w:right w:val="single" w:color="D6DCDA" w:sz="2"/>
+          <w:insideH w:val="none" w:color="FFFFFF" w:sz="0"/>
+          <w:insideV w:val="none" w:color="FFFFFF" w:sz="0"/>
+        </w:tblBorders>
+      </w:tblPr>
+      <w:tblGrid>
+        <w:gridCol w:w="9350"/>
+      </w:tblGrid>
+      <w:tr>
+        <w:tc>
+          <w:tcPr>
+            <w:tcW w:type="dxa" w:w="9350"/>
+            <w:shd w:fill="F4F7F2" w:val="clear"/>
+            <w:tcMar>
+              <w:top w:type="dxa" w:w="140"/>
+              <w:left w:type="dxa" w:w="200"/>
+              <w:bottom w:type="dxa" w:w="140"/>
+              <w:right w:type="dxa" w:w="200"/>
+            </w:tcMar>
+          </w:tcPr>
+          <w:p>
+            <w:pPr>
+              <w:spacing w:after="80"/>
+            </w:pPr>
+            <w:r>
+              <w:rPr>
+                <w:rFonts w:ascii="Cambria" w:cs="Cambria" w:eastAsia="Cambria" w:hAnsi="Cambria"/>
+                <w:b/>
+                <w:bCs/>
+                <w:color w:val="16212A"/>
+                <w:sz w:val="23"/>
+                <w:szCs w:val="23"/>
+              </w:rPr>
+              <w:t xml:space="preserve">Hino 367  </w:t>
+            </w:r>
+            <w:r>
+              <w:rPr>
+                <w:rFonts w:ascii="Cambria" w:cs="Cambria" w:eastAsia="Cambria" w:hAnsi="Cambria"/>
+                <w:i/>
+                <w:iCs/>
+                <w:color w:val="5C6B75"/>
+                <w:sz w:val="18"/>
+                <w:szCs w:val="18"/>
+              </w:rPr>
+              <w:t xml:space="preserve">Ré maior · 3/4 · Majestoso</w:t>
+            </w:r>
+          </w:p>
+          <w:p>
+            <w:pPr>
+              <w:spacing w:after="20" w:before="60"/>
+            </w:pPr>
+            <w:r>
+              <w:rPr>
+                <w:rFonts w:ascii="Calibri" w:cs="Calibri" w:eastAsia="Calibri" w:hAnsi="Calibri"/>
+                <w:b/>
+                <w:bCs/>
+                <w:color w:val="16212A"/>
+                <w:sz w:val="19"/>
+                <w:szCs w:val="19"/>
+              </w:rPr>
+              <w:t xml:space="preserve">1. </w:t>
+            </w:r>
+            <w:r>
+              <w:rPr>
+                <w:rFonts w:ascii="Calibri" w:cs="Calibri" w:eastAsia="Calibri" w:hAnsi="Calibri"/>
+                <w:b/>
+                <w:bCs/>
+                <w:color w:val="4A6B3F"/>
+                <w:sz w:val="14"/>
+                <w:szCs w:val="14"/>
+              </w:rPr>
+              <w:t xml:space="preserve">NOVO  </w:t>
+            </w:r>
+            <w:r>
+              <w:rPr>
+                <w:rFonts w:ascii="Calibri" w:cs="Calibri" w:eastAsia="Calibri" w:hAnsi="Calibri"/>
+                <w:color w:val="16212A"/>
+                <w:sz w:val="19"/>
+                <w:szCs w:val="19"/>
+              </w:rPr>
+              <w:t xml:space="preserve">Qual é a indicação interpretativa do hino 367, e o que ela pede da execução?</w:t>
+            </w:r>
+          </w:p>
+          <w:p>
+            <w:pPr>
+              <w:pBdr>
+                <w:bottom w:val="dotted" w:color="AFBAC0" w:sz="6" w:space="2"/>
+              </w:pBdr>
+              <w:spacing w:after="0" w:before="200"/>
+              <w:ind w:left="340"/>
+            </w:pPr>
+            <w:r>
+              <w:rPr>
+                <w:sz w:val="20"/>
+                <w:szCs w:val="20"/>
+              </w:rPr>
+              <w:t xml:space="preserve"/>
+            </w:r>
+          </w:p>
+          <w:p>
+            <w:pPr>
+              <w:spacing w:after="20" w:before="60"/>
+            </w:pPr>
+            <w:r>
+              <w:rPr>
+                <w:rFonts w:ascii="Calibri" w:cs="Calibri" w:eastAsia="Calibri" w:hAnsi="Calibri"/>
+                <w:b/>
+                <w:bCs/>
+                <w:color w:val="16212A"/>
+                <w:sz w:val="19"/>
+                <w:szCs w:val="19"/>
+              </w:rPr>
+              <w:t xml:space="preserve">2. </w:t>
+            </w:r>
+            <w:r>
+              <w:rPr>
+                <w:rFonts w:ascii="Calibri" w:cs="Calibri" w:eastAsia="Calibri" w:hAnsi="Calibri"/>
+                <w:color w:val="16212A"/>
+                <w:sz w:val="19"/>
+                <w:szCs w:val="19"/>
+              </w:rPr>
+              <w:t xml:space="preserve">No hino 367 (3/4), quanto vale cada figura pontuada que aparece?</w:t>
+            </w:r>
+          </w:p>
+          <w:p>
+            <w:pPr>
+              <w:pBdr>
+                <w:bottom w:val="dotted" w:color="AFBAC0" w:sz="6" w:space="2"/>
+              </w:pBdr>
+              <w:spacing w:after="0" w:before="200"/>
+              <w:ind w:left="340"/>
+            </w:pPr>
+            <w:r>
+              <w:rPr>
+                <w:sz w:val="20"/>
+                <w:szCs w:val="20"/>
+              </w:rPr>
+              <w:t xml:space="preserve"/>
+            </w:r>
+          </w:p>
+          <w:p>
+            <w:pPr>
+              <w:spacing w:after="20" w:before="60"/>
+            </w:pPr>
+            <w:r>
+              <w:rPr>
+                <w:rFonts w:ascii="Calibri" w:cs="Calibri" w:eastAsia="Calibri" w:hAnsi="Calibri"/>
+                <w:b/>
+                <w:bCs/>
+                <w:color w:val="16212A"/>
+                <w:sz w:val="19"/>
+                <w:szCs w:val="19"/>
+              </w:rPr>
+              <w:t xml:space="preserve">3. </w:t>
+            </w:r>
+            <w:r>
+              <w:rPr>
+                <w:rFonts w:ascii="Calibri" w:cs="Calibri" w:eastAsia="Calibri" w:hAnsi="Calibri"/>
+                <w:color w:val="16212A"/>
+                <w:sz w:val="19"/>
+                <w:szCs w:val="19"/>
+              </w:rPr>
+              <w:t xml:space="preserve">Violino: no hinário de cordas (capa marrom), com que arco começa o hino 367? Por que esse arco?</w:t>
+            </w:r>
+          </w:p>
+          <w:p>
+            <w:pPr>
+              <w:pBdr>
+                <w:bottom w:val="dotted" w:color="AFBAC0" w:sz="6" w:space="2"/>
+              </w:pBdr>
+              <w:spacing w:after="0" w:before="200"/>
+              <w:ind w:left="340"/>
+            </w:pPr>
+            <w:r>
+              <w:rPr>
+                <w:sz w:val="20"/>
+                <w:szCs w:val="20"/>
+              </w:rPr>
+              <w:t xml:space="preserve"/>
+            </w:r>
+          </w:p>
+          <w:p>
+            <w:pPr>
+              <w:spacing w:after="20" w:before="60"/>
+            </w:pPr>
+            <w:r>
+              <w:rPr>
+                <w:rFonts w:ascii="Calibri" w:cs="Calibri" w:eastAsia="Calibri" w:hAnsi="Calibri"/>
+                <w:b/>
+                <w:bCs/>
+                <w:color w:val="16212A"/>
+                <w:sz w:val="19"/>
+                <w:szCs w:val="19"/>
+              </w:rPr>
+              <w:t xml:space="preserve">4. </w:t>
+            </w:r>
+            <w:r>
+              <w:rPr>
+                <w:rFonts w:ascii="Calibri" w:cs="Calibri" w:eastAsia="Calibri" w:hAnsi="Calibri"/>
+                <w:color w:val="16212A"/>
+                <w:sz w:val="19"/>
+                <w:szCs w:val="19"/>
+              </w:rPr>
+              <w:t xml:space="preserve">O compasso do hino 367 é simples ou composto?</w:t>
+            </w:r>
+          </w:p>
+          <w:p>
+            <w:pPr>
+              <w:pBdr>
+                <w:bottom w:val="dotted" w:color="AFBAC0" w:sz="6" w:space="2"/>
+              </w:pBdr>
+              <w:spacing w:after="0" w:before="200"/>
+              <w:ind w:left="340"/>
+            </w:pPr>
+            <w:r>
+              <w:rPr>
+                <w:sz w:val="20"/>
+                <w:szCs w:val="20"/>
+              </w:rPr>
+              <w:t xml:space="preserve"/>
+            </w:r>
+          </w:p>
+          <w:p>
+            <w:pPr>
+              <w:spacing w:after="20" w:before="60"/>
+            </w:pPr>
+            <w:r>
+              <w:rPr>
+                <w:rFonts w:ascii="Calibri" w:cs="Calibri" w:eastAsia="Calibri" w:hAnsi="Calibri"/>
+                <w:b/>
+                <w:bCs/>
+                <w:color w:val="16212A"/>
+                <w:sz w:val="19"/>
+                <w:szCs w:val="19"/>
+              </w:rPr>
+              <w:t xml:space="preserve">5. </w:t>
+            </w:r>
+            <w:r>
+              <w:rPr>
+                <w:rFonts w:ascii="Calibri" w:cs="Calibri" w:eastAsia="Calibri" w:hAnsi="Calibri"/>
+                <w:color w:val="16212A"/>
+                <w:sz w:val="19"/>
+                <w:szCs w:val="19"/>
+              </w:rPr>
+              <w:t xml:space="preserve">No hino 367, nas retomadas depois da respiração, o som volta forte ou fraco?</w:t>
+            </w:r>
+          </w:p>
+          <w:p>
+            <w:pPr>
+              <w:pBdr>
+                <w:bottom w:val="dotted" w:color="AFBAC0" w:sz="6" w:space="2"/>
+              </w:pBdr>
+              <w:spacing w:after="0" w:before="200"/>
+              <w:ind w:left="340"/>
+            </w:pPr>
+            <w:r>
+              <w:rPr>
+                <w:sz w:val="20"/>
+                <w:szCs w:val="20"/>
+              </w:rPr>
+              <w:t xml:space="preserve"/>
+            </w:r>
+          </w:p>
+          <w:p>
+            <w:pPr>
+              <w:spacing w:after="20" w:before="60"/>
+            </w:pPr>
+            <w:r>
+              <w:rPr>
+                <w:rFonts w:ascii="Calibri" w:cs="Calibri" w:eastAsia="Calibri" w:hAnsi="Calibri"/>
+                <w:b/>
+                <w:bCs/>
+                <w:color w:val="16212A"/>
+                <w:sz w:val="19"/>
+                <w:szCs w:val="19"/>
+              </w:rPr>
+              <w:t xml:space="preserve">6. </w:t>
+            </w:r>
+            <w:r>
+              <w:rPr>
+                <w:rFonts w:ascii="Calibri" w:cs="Calibri" w:eastAsia="Calibri" w:hAnsi="Calibri"/>
+                <w:color w:val="16212A"/>
+                <w:sz w:val="19"/>
+                <w:szCs w:val="19"/>
+              </w:rPr>
+              <w:t xml:space="preserve">O hino 367 tem barras de repetição (ritornelo)?</w:t>
+            </w:r>
+          </w:p>
+          <w:p>
+            <w:pPr>
+              <w:pBdr>
+                <w:bottom w:val="dotted" w:color="AFBAC0" w:sz="6" w:space="2"/>
+              </w:pBdr>
+              <w:spacing w:after="0" w:before="200"/>
+              <w:ind w:left="340"/>
+            </w:pPr>
+            <w:r>
+              <w:rPr>
+                <w:sz w:val="20"/>
+                <w:szCs w:val="20"/>
+              </w:rPr>
+              <w:t xml:space="preserve"/>
+            </w:r>
+          </w:p>
+          <w:p>
+            <w:pPr>
+              <w:spacing w:after="20" w:before="60"/>
+            </w:pPr>
+            <w:r>
+              <w:rPr>
+                <w:rFonts w:ascii="Calibri" w:cs="Calibri" w:eastAsia="Calibri" w:hAnsi="Calibri"/>
+                <w:b/>
+                <w:bCs/>
+                <w:color w:val="16212A"/>
+                <w:sz w:val="19"/>
+                <w:szCs w:val="19"/>
+              </w:rPr>
+              <w:t xml:space="preserve">7. </w:t>
+            </w:r>
+            <w:r>
+              <w:rPr>
+                <w:rFonts w:ascii="Calibri" w:cs="Calibri" w:eastAsia="Calibri" w:hAnsi="Calibri"/>
+                <w:color w:val="16212A"/>
+                <w:sz w:val="19"/>
+                <w:szCs w:val="19"/>
+              </w:rPr>
+              <w:t xml:space="preserve">Qual é a relativa menor da tonalidade do hino 367?</w:t>
+            </w:r>
+          </w:p>
+          <w:p>
+            <w:pPr>
+              <w:pBdr>
+                <w:bottom w:val="dotted" w:color="AFBAC0" w:sz="6" w:space="2"/>
+              </w:pBdr>
+              <w:spacing w:after="0" w:before="200"/>
+              <w:ind w:left="340"/>
+            </w:pPr>
+            <w:r>
+              <w:rPr>
+                <w:sz w:val="20"/>
+                <w:szCs w:val="20"/>
+              </w:rPr>
+              <w:t xml:space="preserve"/>
+            </w:r>
+          </w:p>
+        </w:tc>
+      </w:tr>
+    </w:tbl>
+    <w:p>
+      <w:pPr>
+        <w:spacing w:after="160"/>
+      </w:pPr>
     </w:p>
     <w:p>
       <w:pPr>
